--- a/paper/claude/manuscript.docx
+++ b/paper/claude/manuscript.docx
@@ -255,7 +255,7 @@
         <w:pStyle w:val="FirstParagraph"/>
       </w:pPr>
       <w:r>
-        <w:t xml:space="preserve">To assess whether the energy landscape captures clinically relevant structure, we tested the association between within-basin standardized energy and all-cause mortality using Cox proportional hazards models (adjusted for age and sex) within each basin separately (Figure 3; Methods). The analysis population was restricted to patients whose insurers provided death flag data (shibou_flg_riyouka = 1; approximately 40–50% of each cohort; see Methods). A disease family was classified as satisfying the per-basin majority criterion if HR &lt; 1 (lower energy associated with higher hazard) held in at least half of its basins — including the case of exactly half. In 40 of 51 disease families, this criterion was satisfied for mortality. An analogous analysis using disease-specific hospitalization (primary diagnosis matching the index disease’s ICD-10 codes; see Methods) as the endpoint yielded a consistent direction in 42 of 51 families (Figure S1).</w:t>
+        <w:t xml:space="preserve">To assess whether the energy landscape captures clinically relevant structure, we tested the association between within-basin standardized energy and all-cause mortality using Cox proportional hazards models (adjusted for age and sex) within each basin separately (Figure 3; Methods). The analysis population was restricted to patients whose insurers provided death flag data (shibou_flg_riyouka = 1; approximately 40–50% of each cohort; see Methods). A disease family was classified as satisfying the per-basin majority criterion if HR &lt; 1 (lower energy associated with higher hazard) held in at least half of its basins — including the case of exactly half. In 40 of 51 disease families, this criterion was satisfied for mortality. An analogous whole-cohort analysis using disease-specific hospitalization (primary diagnosis matching the index disease’s ICD-10 codes; see Methods) as the endpoint yielded a consistent direction in 42 of 51 families in the full population (Figure S1); the hospitalization analysis was not restricted to the shibou_flg_riyouka = 1 subpopulation because hospitalization events do not depend on death flag availability.</w:t>
       </w:r>
     </w:p>
     <w:p>
@@ -339,7 +339,7 @@
         <w:pStyle w:val="BodyText"/>
       </w:pPr>
       <w:r>
-        <w:t xml:space="preserve">To organize the diversity of landscape behaviors across the 51 families, we defined a descriptive classification based on four axes: number of basins, direction of the energy–mortality association (per-basin majority criterion), inter-basin transition rate per step among deceased patients, and transition asymmetry (Table 1; Figure S4). This classification is descriptive rather than algorithmic: it was defined post hoc to summarize observed patterns, not discovered automatically or validated on independent data.</w:t>
+        <w:t xml:space="preserve">To organize the diversity of landscape behaviors across the 51 families, we defined a descriptive classification based on three axes: number of basins, direction of the energy–mortality association (per-basin majority criterion), and transition asymmetry among deceased patients (Table 1; Figure S4). This classification is descriptive rather than algorithmic: it was defined post hoc to summarize observed patterns, not discovered automatically or validated on independent data.</w:t>
       </w:r>
     </w:p>
     <w:p>
@@ -357,7 +357,7 @@
         <w:t xml:space="preserve"> </w:t>
       </w:r>
       <w:r>
-        <w:t xml:space="preserve">(14 families): Single basin, energy associated with mortality in the expected direction. These diseases — including stroke, ischemic heart disease, colorectal cancer, and lung cancer — have a single stable comorbidity configuration with a clear severity gradient within it.</w:t>
+        <w:t xml:space="preserve">(14 families): Single basin, energy associated with mortality in the expected direction. These diseases — including stroke, ischemic heart disease, colorectal cancer, lung cancer, and pancreatic cancer — have a single stable comorbidity configuration with a clear severity gradient within it.</w:t>
       </w:r>
     </w:p>
     <w:p>
@@ -393,7 +393,7 @@
         <w:t xml:space="preserve"> </w:t>
       </w:r>
       <w:r>
-        <w:t xml:space="preserve">(7 families): Multiple basins with expected energy–mortality direction and low transition asymmetry (&lt;0.3). Dementia, CKD, hypertension, depression, and prostate cancer are examples: basins exchange patients at roughly equal rates.</w:t>
+        <w:t xml:space="preserve">(6 families): Multiple basins with expected energy–mortality direction and low transition asymmetry (&lt;0.3). CKD, depression, hypertension, malnutrition, and prostate cancer are examples: basins exchange patients at roughly equal rates.</w:t>
       </w:r>
     </w:p>
     <w:p>
@@ -411,7 +411,7 @@
         <w:t xml:space="preserve"> </w:t>
       </w:r>
       <w:r>
-        <w:t xml:space="preserve">(11 families): Multiple basins with expected energy–mortality direction and moderate transition asymmetry (0.3–0.6). Atrial fibrillation, heart failure, Parkinson disease, and schizophrenia exhibit net directional flow between basins.</w:t>
+        <w:t xml:space="preserve">(10 families): Multiple basins with expected energy–mortality direction and moderate transition asymmetry (0.3–0.6). Dementia, atrial fibrillation, heart failure, Parkinson disease, and schizophrenia exhibit net directional flow between basins. In dementia, for example, the Basin 2→1 transition rate (10.3% per step) exceeds Basin 1→2 (3.9%), indicating net flow toward the higher-mortality basin.</w:t>
       </w:r>
     </w:p>
     <w:p>
@@ -429,7 +429,7 @@
         <w:t xml:space="preserve"> </w:t>
       </w:r>
       <w:r>
-        <w:t xml:space="preserve">(8 families): Multiple basins with expected energy–mortality direction and high asymmetry (&gt;0.6). Anemia, malignancy, diabetes, and hematologic malignancy typify this pattern: inter-basin transitions are strongly directional when they occur.</w:t>
+        <w:t xml:space="preserve">(10 families): Multiple basins with expected energy–mortality direction and high asymmetry (&gt;0.6). Anemia, malignancy, diabetes, asthma, and hematologic malignancy typify this pattern: inter-basin transitions are strongly directional when they occur.</w:t>
       </w:r>
     </w:p>
     <w:p>
@@ -455,7 +455,7 @@
         <w:pStyle w:val="BodyText"/>
       </w:pPr>
       <w:r>
-        <w:t xml:space="preserve">The thresholds for transition asymmetry summarize observed variation in the data and are not derived from optimization criteria. Some diseases fall near the boundaries (e.g., epilepsy has asymmetry 0.25, near the Symmetric/Convergent boundary; inflammatory bowel disease and osteoporosis have asymmetry near 0.6, close to the Convergent/Progressive boundary).</w:t>
+        <w:t xml:space="preserve">The thresholds for transition asymmetry summarize observed variation in the data and are not derived from optimization criteria. Some diseases fall near the boundaries (e.g., epilepsy has asymmetry 0.31, near the Symmetric/Convergent boundary; inflammatory bowel disease and osteoporosis have asymmetry near 0.61, close to the Convergent/Progressive boundary).</w:t>
       </w:r>
     </w:p>
     <w:bookmarkEnd w:id="26"/>
@@ -515,7 +515,7 @@
         <w:pStyle w:val="FirstParagraph"/>
       </w:pPr>
       <w:r>
-        <w:t xml:space="preserve">The dementia cohort (n = 933,285; ICD-10 F00–F03, G30) yielded two basins with a Symmetric transition pattern: Basin 1→2 transitions occurred at 5.6% per step and Basin 2→1 at 7.3% per step among deceased patients (asymmetry = 0.13), indicating near-equal exchange (Figure 7; Figure 8a).</w:t>
+        <w:t xml:space="preserve">The dementia cohort (n = 933,285; ICD-10 F00–F03, G30) yielded two basins with a Convergent transition pattern: Basin 1→2 transitions occurred at 3.9% per step and Basin 2→1 at 10.3% per step among deceased patients (asymmetry = 0.45), indicating net flow from Basin 2 toward the higher-mortality Basin 1 (Figure 7; Figure 8a).</w:t>
       </w:r>
     </w:p>
     <w:p>
@@ -539,7 +539,7 @@
         <w:pStyle w:val="BodyText"/>
       </w:pPr>
       <w:r>
-        <w:t xml:space="preserve">The mortality difference between basins may reflect the different comorbidity profiles: Basin 1’s frailty-associated profile (heart failure, constipation, skin conditions) aligns with higher mortality, while Basin 2’s metabolic profile (hypertension, diabetes, hyperlipidemia) may represent a less acutely life-threatening pattern in the context of dementia. The reversed energy direction in Basin 2 indicates that the energy landscape does not uniformly capture severity across all basins of this disease. Hospitalization patterns also differed between basins (Figure 7a, right panel). Both the mortality and hospitalization panels use the same analysis population (shibou_flg_riyouka = 1; see Methods).</w:t>
+        <w:t xml:space="preserve">The mortality difference between basins (38.7% vs. 13.2%) is substantial and mirrors their comorbidity profiles: Basin 1’s frailty-associated profile (heart failure, constipation, skin conditions) aligns with higher mortality, while Basin 2’s metabolic profile (hypertension, diabetes, hyperlipidemia) may represent a less acutely life-threatening pattern in the context of dementia. The net directional flow from Basin 2 to Basin 1 (10.3% vs. 3.9% per step) suggests that some patients in the metabolic basin accumulate frailty-associated comorbidities over time. The reversed energy direction in Basin 2 (HR = 1.064) indicates that the energy landscape does not uniformly capture severity across all basins of this disease. Hospitalization patterns also differed between basins (Figure 7a, right panel). Both the mortality and hospitalization panels use the same analysis population (shibou_flg_riyouka = 1; see Methods).</w:t>
       </w:r>
     </w:p>
     <w:p>
@@ -581,7 +581,7 @@
         <w:pStyle w:val="BodyText"/>
       </w:pPr>
       <w:r>
-        <w:t xml:space="preserve">To illustrate how transition dynamics vary across ELA behavioral patterns, Figure 8 compares the step-by-step transition matrices of three representative diseases: dementia (Symmetric, Figure 8a), thyroid disorder (Structured reversed, Figure 8b), and anemia (Progressive, Figure 8c). In dementia, the two basins exchange patients at near-equal rates (5.6% vs. 7.3%). In thyroid disorder, moderate asymmetry is apparent across the four basins. In anemia, the conditional probability asymmetry is extreme (~72:1) but the absolute transition counts are comparable.</w:t>
+        <w:t xml:space="preserve">To illustrate how transition dynamics vary across ELA behavioral patterns, Figure 8 compares the step-by-step transition matrices of three representative diseases: dementia (Convergent, Figure 8a), thyroid disorder (Structured reversed, Figure 8b), and anemia (Progressive, Figure 8c). In dementia, net flow from Basin 2 to Basin 1 (10.3% vs. 3.9%) drives moderate asymmetry. In thyroid disorder, moderate asymmetry is apparent across the four basins. In anemia, the conditional probability asymmetry is extreme (~72:1) but the absolute transition counts are comparable.</w:t>
       </w:r>
     </w:p>
     <w:bookmarkEnd w:id="29"/>
@@ -667,7 +667,7 @@
         <w:t xml:space="preserve"> </w:t>
       </w:r>
       <w:r>
-        <w:t xml:space="preserve">Among deceased patients, basin assignments show high first-to-last concordance: a median of 97% in single-basin diseases and 69% in diseases with 3–4 basins (Figure 5b). Non-basin states are transient, with 68–75% of patients starting outside basins ending in one. This temporal persistence supports the physical analogy underlying ELA — that basins represent locally stable states in a comorbidity energy landscape. The degree of inter-basin exchange varies by disease, from the balanced exchange of dementia’s Symmetric pattern (5.6% vs. 7.3% per step) to the highly asymmetric conditional transition probabilities of anemia’s Progressive pattern (~72:1 ratio). These observations are consistent with, but do not prove, specific clinical trajectories: in anemia, for example, the asymmetric transition probabilities are consistent with progressive renal decline driving chronic anemia through erythropoietin deficiency (Babitt and Lin, 2012), but the observational design cannot establish this mechanism.</w:t>
+        <w:t xml:space="preserve">Among deceased patients, basin assignments show high first-to-last concordance: a median of 97% in single-basin diseases and 69% in diseases with 3–4 basins (Figure 5b). Non-basin states are transient, with 68–75% of patients starting outside basins ending in one. This temporal persistence supports the physical analogy underlying ELA — that basins represent locally stable states in a comorbidity energy landscape. The degree of inter-basin exchange varies by disease, from the near-balanced exchange in depression’s Symmetric pattern (asymmetry = 0.03) to the highly asymmetric conditional transition probabilities of anemia’s Progressive pattern (~72:1 ratio). In dementia, which exhibits a Convergent pattern, net flow from Basin 2 to Basin 1 (10.3% vs. 3.9% per step) suggests progressive accumulation of frailty-associated comorbidities. These observations are consistent with, but do not prove, specific clinical trajectories: in anemia, for example, the asymmetric transition probabilities are consistent with progressive renal decline driving chronic anemia through erythropoietin deficiency (Babitt and Lin, 2012), but the observational design cannot establish this mechanism.</w:t>
       </w:r>
     </w:p>
     <w:p>
@@ -721,7 +721,7 @@
         <w:t xml:space="preserve"> </w:t>
       </w:r>
       <w:r>
-        <w:t xml:space="preserve">The dementia case study (Figure 7) illustrates that despite Symmetric inter-basin exchange (5.6% vs. 7.3% per step), the two basins differ sharply in mortality (Basin 1: 38.7% vs. Basin 2: 13.2% among death-flag-available patients). The reversed energy–mortality direction in Basin 2 (HR = 1.064) indicates that the energy landscape does not uniformly capture severity across basins of this disease. Whether the basin differences reflect distinct comorbidity-driven subtypes, differences in care-seeking behavior, or healthcare system factors cannot be determined from claims data alone. A systematic comparison across multi-basin diseases (Figure S5) showed that mortality–hospitalization alignment varies widely.</w:t>
+        <w:t xml:space="preserve">The dementia case study (Figure 7) illustrates that inter-basin exchange is asymmetric (Basin 2→1: 10.3% vs. Basin 1→2: 3.9% per step), with net flow toward Basin 1, which has sharply higher mortality (38.7% vs. 13.2% among death-flag-available patients). The reversed energy–mortality direction in Basin 2 (HR = 1.064) indicates that the energy landscape does not uniformly capture severity across basins of this disease. Whether the basin differences reflect distinct comorbidity-driven subtypes, differences in care-seeking behavior, or healthcare system factors cannot be determined from claims data alone. A systematic comparison across multi-basin diseases (Figure S5) showed that mortality–hospitalization alignment varies widely.</w:t>
       </w:r>
     </w:p>
     <w:p>
@@ -739,7 +739,7 @@
         <w:t xml:space="preserve"> </w:t>
       </w:r>
       <w:r>
-        <w:t xml:space="preserve">The categories provide a descriptive vocabulary for the behavioral diversity of comorbidity landscapes. We emphasize that this classification was defined post hoc and should not be treated as a validated taxonomy. The boundaries between categories (e.g., asymmetry thresholds) were chosen to summarize observed variation, not derived from external criteria. Some diseases fall near category boundaries. Future work could assess whether these categories are robust to different analytical parameters or data sources.</w:t>
+        <w:t xml:space="preserve">The categories provide a descriptive vocabulary for the behavioral diversity of comorbidity landscapes. The Structured reversed category (8 families) includes non-terminal chronic conditions (anxiety, dyslipidemia, benign prostatic hyperplasia, rheumatoid arthritis) where energy may reflect healthcare utilization rather than severity, as well as conditions with acute or mixed presentation (sepsis, liver cancer). We emphasize that this classification was defined post hoc and should not be treated as a validated taxonomy. The boundaries between categories (e.g., asymmetry thresholds) were chosen to summarize observed variation, not derived from external criteria. Some diseases fall near category boundaries. Future work could assess whether these categories are robust to different analytical parameters or data sources.</w:t>
       </w:r>
     </w:p>
     <w:p>
@@ -2155,13 +2155,13 @@
       </w:r>
     </w:p>
     <w:bookmarkEnd w:id="56"/>
-    <w:bookmarkStart w:id="57" w:name="X18f923736976a1f665e46f48f6de23b3e37b34d"/>
+    <w:bookmarkStart w:id="57" w:name="X2f3d33244a5a2d38140021b3215fc4a242014f9"/>
     <w:p>
       <w:pPr>
         <w:pStyle w:val="Heading3"/>
       </w:pPr>
       <w:r>
-        <w:t xml:space="preserve">Figure 7. Dementia — divergent mortality and hospitalization between two basins (Symmetric pattern).</w:t>
+        <w:t xml:space="preserve">Figure 7. Dementia — divergent mortality and hospitalization between two basins (Convergent pattern).</w:t>
       </w:r>
     </w:p>
     <w:p>
@@ -2173,7 +2173,7 @@
         </w:numPr>
       </w:pPr>
       <w:r>
-        <w:t xml:space="preserve">Kaplan–Meier curves for mortality (left) and disease-specific hospitalization (right) in the dementia cohort, restricted to patients with death flag data available (shibou_flg_riyouka = 1; n = 480,102), stratified by basin. Basin 1 (n = 243,941) had a death rate of 38.7%, compared with 13.2% in Basin 2 (n = 233,494). The energy–mortality association held in Basin 1 (HR = 0.780) but was reversed in Basin 2 (HR = 1.064). Basin 1 (mean age 83.0) is associated with constipation, xerosis cutis, dermatitis, and heart failure codes. Basin 2 (mean age 80.8) is associated with hypertension, diabetes, and hyperlipidemia codes. Transition rates between basins among deceased patients are near-symmetric (5.6% vs. 7.3% per step). Both panels use the same analysis population (shibou_flg_riyouka = 1).</w:t>
+        <w:t xml:space="preserve">Kaplan–Meier curves for mortality (left) and disease-specific hospitalization (right) in the dementia cohort, restricted to patients with death flag data available (shibou_flg_riyouka = 1; n = 480,102), stratified by basin. Basin 1 (n = 243,941) had a death rate of 38.7%, compared with 13.2% in Basin 2 (n = 233,494). The energy–mortality association held in Basin 1 (HR = 0.780) but was reversed in Basin 2 (HR = 1.064). Basin 1 (mean age 83.0) is associated with constipation, xerosis cutis, dermatitis, and heart failure codes. Basin 2 (mean age 80.8) is associated with hypertension, diabetes, and hyperlipidemia codes. Among deceased patients, transition rates between basins are asymmetric: Basin 2→1 = 10.3% vs. Basin 1→2 = 3.9% per step (asymmetry = 0.45), indicating net flow toward the higher-mortality basin. Both panels use the same analysis population (shibou_flg_riyouka = 1).</w:t>
       </w:r>
     </w:p>
     <w:bookmarkEnd w:id="57"/>
@@ -2191,7 +2191,7 @@
         <w:pStyle w:val="FirstParagraph"/>
       </w:pPr>
       <w:r>
-        <w:t xml:space="preserve">Step-by-step basin transition matrices among deceased patients for three representative diseases, ordered by increasing asymmetry. (a) Dementia (Symmetric): Basin 1→2 = 5.6%, Basin 2→1 = 7.3%, near-symmetric exchange. (b) Thyroid disorder (Structured reversed): 4×4 matrix with moderate asymmetry across basins. (c) Anemia (Progressive): Basin 3→1 = 21.5% vs. Basin 1→3 = 0.3%, approximately a 72:1 ratio in conditional transition probabilities. The absolute transition counts are comparable (4,885 vs. 5,855) because Basin 1 is much larger than Basin 3.</w:t>
+        <w:t xml:space="preserve">Step-by-step basin transition matrices among deceased patients for three representative diseases, ordered by increasing asymmetry. (a) Dementia (Convergent): Basin 1→2 = 3.9%, Basin 2→1 = 10.3%, showing net flow toward Basin 1 (the higher-mortality basin). (b) Thyroid disorder (Structured reversed): 4×4 matrix with moderate asymmetry across basins. (c) Anemia (Progressive): Basin 3→1 = 21.5% vs. Basin 1→3 = 0.3%, approximately a 72:1 ratio in conditional transition probabilities. The absolute transition counts are comparable (4,885 vs. 5,855) because Basin 1 is much larger than Basin 3.</w:t>
       </w:r>
     </w:p>
     <w:bookmarkEnd w:id="58"/>
@@ -2250,13 +2250,12 @@
         <w:tblLook w:firstRow="1" w:lastRow="0" w:firstColumn="0" w:lastColumn="0" w:noHBand="0" w:noVBand="0" w:val="0020"/>
       </w:tblPr>
       <w:tblGrid>
-        <w:gridCol w:w="1485"/>
+        <w:gridCol w:w="1697"/>
+        <w:gridCol w:w="1508"/>
+        <w:gridCol w:w="942"/>
         <w:gridCol w:w="1320"/>
-        <w:gridCol w:w="825"/>
-        <w:gridCol w:w="990"/>
-        <w:gridCol w:w="1155"/>
-        <w:gridCol w:w="495"/>
-        <w:gridCol w:w="1650"/>
+        <w:gridCol w:w="565"/>
+        <w:gridCol w:w="1885"/>
       </w:tblGrid>
       <w:tr>
         <w:trPr>
@@ -2292,17 +2291,6 @@
             </w:pPr>
             <w:r>
               <w:t xml:space="preserve">Cox</w:t>
-            </w:r>
-          </w:p>
-        </w:tc>
-        <w:tc>
-          <w:tcPr/>
-          <w:p>
-            <w:pPr>
-              <w:pStyle w:val="Compact"/>
-            </w:pPr>
-            <w:r>
-              <w:t xml:space="preserve">Rate</w:t>
             </w:r>
           </w:p>
         </w:tc>
@@ -2392,7 +2380,7 @@
               <w:pStyle w:val="Compact"/>
             </w:pPr>
             <w:r>
-              <w:t xml:space="preserve">—</w:t>
+              <w:t xml:space="preserve">14</w:t>
             </w:r>
           </w:p>
         </w:tc>
@@ -2403,18 +2391,7 @@
               <w:pStyle w:val="Compact"/>
             </w:pPr>
             <w:r>
-              <w:t xml:space="preserve">13</w:t>
-            </w:r>
-          </w:p>
-        </w:tc>
-        <w:tc>
-          <w:tcPr/>
-          <w:p>
-            <w:pPr>
-              <w:pStyle w:val="Compact"/>
-            </w:pPr>
-            <w:r>
-              <w:t xml:space="preserve">Autoimmune conn. tissue, Breast ca., Cirrhosis, Colorectal ca., COPD, Gout, ILD, IHD, Liver disease, Metastatic ca., Obesity, Stomach ca., Stroke</w:t>
+              <w:t xml:space="preserve">Breast ca., Cirrhosis, Colorectal ca., Gout, Hip fracture, ILD, IHD, Liver disease, Lung ca., Metastatic ca., Obesity, Pancreatic ca., Stomach ca., Stroke</w:t>
             </w:r>
           </w:p>
         </w:tc>
@@ -2471,7 +2448,7 @@
               <w:pStyle w:val="Compact"/>
             </w:pPr>
             <w:r>
-              <w:t xml:space="preserve">—</w:t>
+              <w:t xml:space="preserve">3</w:t>
             </w:r>
           </w:p>
         </w:tc>
@@ -2482,7 +2459,20 @@
               <w:pStyle w:val="Compact"/>
             </w:pPr>
             <w:r>
-              <w:t xml:space="preserve">4</w:t>
+              <w:t xml:space="preserve">Autoimmune conn. tissue, COPD, TB</w:t>
+            </w:r>
+          </w:p>
+        </w:tc>
+      </w:tr>
+      <w:tr>
+        <w:tc>
+          <w:tcPr/>
+          <w:p>
+            <w:pPr>
+              <w:pStyle w:val="Compact"/>
+            </w:pPr>
+            <w:r>
+              <w:t xml:space="preserve">Symmetric</w:t>
             </w:r>
           </w:p>
         </w:tc>
@@ -2493,7 +2483,119 @@
               <w:pStyle w:val="Compact"/>
             </w:pPr>
             <w:r>
-              <w:t xml:space="preserve">Hip fracture, Lung ca., Pancreatic ca., TB</w:t>
+              <w:t xml:space="preserve">Multi</w:t>
+            </w:r>
+          </w:p>
+        </w:tc>
+        <w:tc>
+          <w:tcPr/>
+          <w:p>
+            <w:pPr>
+              <w:pStyle w:val="Compact"/>
+            </w:pPr>
+            <w:r>
+              <w:t xml:space="preserve">Exp</w:t>
+            </w:r>
+          </w:p>
+        </w:tc>
+        <w:tc>
+          <w:tcPr/>
+          <w:p>
+            <w:pPr>
+              <w:pStyle w:val="Compact"/>
+            </w:pPr>
+            <w:r>
+              <w:t xml:space="preserve">&lt;0.3</w:t>
+            </w:r>
+          </w:p>
+        </w:tc>
+        <w:tc>
+          <w:tcPr/>
+          <w:p>
+            <w:pPr>
+              <w:pStyle w:val="Compact"/>
+            </w:pPr>
+            <w:r>
+              <w:t xml:space="preserve">6</w:t>
+            </w:r>
+          </w:p>
+        </w:tc>
+        <w:tc>
+          <w:tcPr/>
+          <w:p>
+            <w:pPr>
+              <w:pStyle w:val="Compact"/>
+            </w:pPr>
+            <w:r>
+              <w:t xml:space="preserve">AKI, CKD, Depression, HTN, Malnutrition, Prostate ca.</w:t>
+            </w:r>
+          </w:p>
+        </w:tc>
+      </w:tr>
+      <w:tr>
+        <w:tc>
+          <w:tcPr/>
+          <w:p>
+            <w:pPr>
+              <w:pStyle w:val="Compact"/>
+            </w:pPr>
+            <w:r>
+              <w:t xml:space="preserve">Convergent</w:t>
+            </w:r>
+          </w:p>
+        </w:tc>
+        <w:tc>
+          <w:tcPr/>
+          <w:p>
+            <w:pPr>
+              <w:pStyle w:val="Compact"/>
+            </w:pPr>
+            <w:r>
+              <w:t xml:space="preserve">Multi</w:t>
+            </w:r>
+          </w:p>
+        </w:tc>
+        <w:tc>
+          <w:tcPr/>
+          <w:p>
+            <w:pPr>
+              <w:pStyle w:val="Compact"/>
+            </w:pPr>
+            <w:r>
+              <w:t xml:space="preserve">Exp</w:t>
+            </w:r>
+          </w:p>
+        </w:tc>
+        <w:tc>
+          <w:tcPr/>
+          <w:p>
+            <w:pPr>
+              <w:pStyle w:val="Compact"/>
+            </w:pPr>
+            <w:r>
+              <w:t xml:space="preserve">0.3–0.6</w:t>
+            </w:r>
+          </w:p>
+        </w:tc>
+        <w:tc>
+          <w:tcPr/>
+          <w:p>
+            <w:pPr>
+              <w:pStyle w:val="Compact"/>
+            </w:pPr>
+            <w:r>
+              <w:t xml:space="preserve">10</w:t>
+            </w:r>
+          </w:p>
+        </w:tc>
+        <w:tc>
+          <w:tcPr/>
+          <w:p>
+            <w:pPr>
+              <w:pStyle w:val="Compact"/>
+            </w:pPr>
+            <w:r>
+              <w:t xml:space="preserve">AF, Delirium, Dementia, Epilepsy, Heart failure, Parkinson, Pneumonia, Schizophrenia, Sleep disorders, Viral hepatitis</w:t>
             </w:r>
           </w:p>
         </w:tc>
@@ -2539,17 +2641,6 @@
               <w:pStyle w:val="Compact"/>
             </w:pPr>
             <w:r>
-              <w:t xml:space="preserve">&lt;5%</w:t>
-            </w:r>
-          </w:p>
-        </w:tc>
-        <w:tc>
-          <w:tcPr/>
-          <w:p>
-            <w:pPr>
-              <w:pStyle w:val="Compact"/>
-            </w:pPr>
-            <w:r>
               <w:t xml:space="preserve">&gt;0.6</w:t>
             </w:r>
           </w:p>
@@ -2561,7 +2652,7 @@
               <w:pStyle w:val="Compact"/>
             </w:pPr>
             <w:r>
-              <w:t xml:space="preserve">6</w:t>
+              <w:t xml:space="preserve">10</w:t>
             </w:r>
           </w:p>
         </w:tc>
@@ -2572,165 +2663,7 @@
               <w:pStyle w:val="Compact"/>
             </w:pPr>
             <w:r>
-              <w:t xml:space="preserve">Anemia, Hem. malignancy, IBD, Malignancy, Peptic ulcer, UTI</w:t>
-            </w:r>
-          </w:p>
-        </w:tc>
-      </w:tr>
-      <w:tr>
-        <w:tc>
-          <w:tcPr/>
-          <w:p>
-            <w:pPr>
-              <w:pStyle w:val="Compact"/>
-            </w:pPr>
-            <w:r>
-              <w:t xml:space="preserve">Convergent</w:t>
-            </w:r>
-          </w:p>
-        </w:tc>
-        <w:tc>
-          <w:tcPr/>
-          <w:p>
-            <w:pPr>
-              <w:pStyle w:val="Compact"/>
-            </w:pPr>
-            <w:r>
-              <w:t xml:space="preserve">Multi</w:t>
-            </w:r>
-          </w:p>
-        </w:tc>
-        <w:tc>
-          <w:tcPr/>
-          <w:p>
-            <w:pPr>
-              <w:pStyle w:val="Compact"/>
-            </w:pPr>
-            <w:r>
-              <w:t xml:space="preserve">Exp</w:t>
-            </w:r>
-          </w:p>
-        </w:tc>
-        <w:tc>
-          <w:tcPr/>
-          <w:p>
-            <w:pPr>
-              <w:pStyle w:val="Compact"/>
-            </w:pPr>
-            <w:r>
-              <w:t xml:space="preserve">5–11%</w:t>
-            </w:r>
-          </w:p>
-        </w:tc>
-        <w:tc>
-          <w:tcPr/>
-          <w:p>
-            <w:pPr>
-              <w:pStyle w:val="Compact"/>
-            </w:pPr>
-            <w:r>
-              <w:t xml:space="preserve">0.3–0.6</w:t>
-            </w:r>
-          </w:p>
-        </w:tc>
-        <w:tc>
-          <w:tcPr/>
-          <w:p>
-            <w:pPr>
-              <w:pStyle w:val="Compact"/>
-            </w:pPr>
-            <w:r>
-              <w:t xml:space="preserve">15</w:t>
-            </w:r>
-          </w:p>
-        </w:tc>
-        <w:tc>
-          <w:tcPr/>
-          <w:p>
-            <w:pPr>
-              <w:pStyle w:val="Compact"/>
-            </w:pPr>
-            <w:r>
-              <w:t xml:space="preserve">Asp. pneumonia, BPH, Delirium, Diabetes, Epilepsy, Heart failure, Malnutrition, OA, Osteoporosis, Pneumonia, RA, Schizophrenia, Sleep disorders, Thyroid, Viral hepatitis</w:t>
-            </w:r>
-          </w:p>
-        </w:tc>
-      </w:tr>
-      <w:tr>
-        <w:tc>
-          <w:tcPr/>
-          <w:p>
-            <w:pPr>
-              <w:pStyle w:val="Compact"/>
-            </w:pPr>
-            <w:r>
-              <w:t xml:space="preserve">Symmetric</w:t>
-            </w:r>
-          </w:p>
-        </w:tc>
-        <w:tc>
-          <w:tcPr/>
-          <w:p>
-            <w:pPr>
-              <w:pStyle w:val="Compact"/>
-            </w:pPr>
-            <w:r>
-              <w:t xml:space="preserve">Multi</w:t>
-            </w:r>
-          </w:p>
-        </w:tc>
-        <w:tc>
-          <w:tcPr/>
-          <w:p>
-            <w:pPr>
-              <w:pStyle w:val="Compact"/>
-            </w:pPr>
-            <w:r>
-              <w:t xml:space="preserve">Exp</w:t>
-            </w:r>
-          </w:p>
-        </w:tc>
-        <w:tc>
-          <w:tcPr/>
-          <w:p>
-            <w:pPr>
-              <w:pStyle w:val="Compact"/>
-            </w:pPr>
-            <w:r>
-              <w:t xml:space="preserve">5–10%</w:t>
-            </w:r>
-          </w:p>
-        </w:tc>
-        <w:tc>
-          <w:tcPr/>
-          <w:p>
-            <w:pPr>
-              <w:pStyle w:val="Compact"/>
-            </w:pPr>
-            <w:r>
-              <w:t xml:space="preserve">&lt;0.3</w:t>
-            </w:r>
-          </w:p>
-        </w:tc>
-        <w:tc>
-          <w:tcPr/>
-          <w:p>
-            <w:pPr>
-              <w:pStyle w:val="Compact"/>
-            </w:pPr>
-            <w:r>
-              <w:t xml:space="preserve">11</w:t>
-            </w:r>
-          </w:p>
-        </w:tc>
-        <w:tc>
-          <w:tcPr/>
-          <w:p>
-            <w:pPr>
-              <w:pStyle w:val="Compact"/>
-            </w:pPr>
-            <w:r>
-              <w:t xml:space="preserve">AF, AKI, Anxiety, Asthma, CKD, Dementia, Depression, Dyslipidemia, HTN, Parkinson, Prostate ca.</w:t>
+              <w:t xml:space="preserve">Anemia, Asp. pneumonia, Asthma, Diabetes, Hem. malignancy, IBD, Malignancy, OA, Osteoporosis, Peptic ulcer</w:t>
             </w:r>
           </w:p>
         </w:tc>
@@ -2787,7 +2720,7 @@
               <w:pStyle w:val="Compact"/>
             </w:pPr>
             <w:r>
-              <w:t xml:space="preserve">Any</w:t>
+              <w:t xml:space="preserve">8</w:t>
             </w:r>
           </w:p>
         </w:tc>
@@ -2798,18 +2731,7 @@
               <w:pStyle w:val="Compact"/>
             </w:pPr>
             <w:r>
-              <w:t xml:space="preserve">2</w:t>
-            </w:r>
-          </w:p>
-        </w:tc>
-        <w:tc>
-          <w:tcPr/>
-          <w:p>
-            <w:pPr>
-              <w:pStyle w:val="Compact"/>
-            </w:pPr>
-            <w:r>
-              <w:t xml:space="preserve">Liver ca., Sepsis</w:t>
+              <w:t xml:space="preserve">Anxiety, BPH, Dyslipidemia, Liver ca., RA, Sepsis, Thyroid, UTI</w:t>
             </w:r>
           </w:p>
         </w:tc>
@@ -2820,7 +2742,7 @@
         <w:pStyle w:val="BodyText"/>
       </w:pPr>
       <w:r>
-        <w:t xml:space="preserve">Abbreviations: Exp = Expected direction (HR &lt; 1 in ≥ half of basins; directional consistency, not predictive performance); Rev = Reversed; Rate = inter-basin transition rate per step; Asym. = mean pairwise transition asymmetry; ca. = cancer; conn. = connective; ILD = interstitial lung disease; IHD = ischemic heart disease; Hem. = hematologic; IBD = inflammatory bowel disease; UTI = urinary tract infection; Asp. = aspiration; AF = atrial fibrillation; BPH = benign prostatic hyperplasia; OA = osteoarthritis; RA = rheumatoid arthritis; AKI = acute renal failure; HTN = hypertension; Str. reversed = Structured reversed; TB = tuberculosis. Thresholds summarize observed variation; some diseases fall near the stated boundaries. Single-basin diseases have no transition metrics. This classification is descriptive and was not pre-registered or validated on independent data.</w:t>
+        <w:t xml:space="preserve">Abbreviations: Exp = Expected direction (HR &lt; 1 in ≥ half of basins; directional consistency, not predictive performance); Rev = Reversed; Asym. = mean pairwise transition asymmetry among deceased patients; ca. = cancer; conn. = connective; ILD = interstitial lung disease; IHD = ischemic heart disease; Hem. = hematologic; IBD = inflammatory bowel disease; UTI = urinary tract infection; Asp. = aspiration; AF = atrial fibrillation; BPH = benign prostatic hyperplasia; OA = osteoarthritis; RA = rheumatoid arthritis; AKI = acute renal failure; HTN = hypertension; Str. reversed = Structured reversed; TB = tuberculosis. Asymmetry thresholds summarize observed variation; some diseases fall near the stated boundaries. Single-basin diseases have no transition metrics. This classification is descriptive and was not pre-registered or validated on independent data.</w:t>
       </w:r>
     </w:p>
     <w:p>

--- a/paper/claude/manuscript.docx
+++ b/paper/claude/manuscript.docx
@@ -98,7 +98,7 @@
         <w:pStyle w:val="FirstParagraph"/>
       </w:pPr>
       <w:r>
-        <w:t xml:space="preserve">Comorbidity patterns shape clinical trajectories, yet systematic cross-disease comparisons remain rare. We apply energy landscape analysis — an Ising model framework from statistical physics — to administrative claims from approximately 11 million individuals in the Japanese DeSC database, constructing comorbidity landscapes for 51 disease families. For each family, a binary comorbidity matrix is reduced to seven dimensions by principal component analysis, discretized into 128 states, and analyzed to identify 1–4 stable basins per disease. In 40 of 51 families, lower energy is associated with higher mortality risk in at least half of basins. Among deceased patients in single-basin diseases, first and last basin assignments matched in a median of 97% of cases, indicating that basins function as persistent attractors. Cross-disease comparison of basin comorbidity codes recovers clinically coherent disease clusters without supervision. We classify the 51 families into six behavioral patterns, providing a descriptive atlas of comorbidity organization across diseases.</w:t>
+        <w:t xml:space="preserve">Comorbidity patterns shape clinical trajectories, yet systematic cross-disease comparisons remain rare. We apply energy landscape analysis — an Ising model framework from statistical physics — to administrative claims from approximately 11 million individuals in the Japanese DeSC database, constructing comorbidity landscapes for 51 disease families. For each family, a binary comorbidity matrix is reduced to seven dimensions by principal component analysis, discretized into 128 states, and analyzed to identify 1–4 stable basins per disease. In 40 of 51 families, lower energy is associated with higher mortality risk in at least half of basins. Among deceased patients in single-basin diseases, first and last basin assignments matched in a median of 98% of cases, indicating that basins function as persistent attractors. Cross-disease comparison of basin comorbidity codes recovers clinically coherent disease clusters without supervision. We classify the 51 families into six behavioral patterns, providing a descriptive atlas of comorbidity organization across diseases.</w:t>
       </w:r>
     </w:p>
     <w:p>
@@ -331,7 +331,7 @@
         <w:pStyle w:val="BodyText"/>
       </w:pPr>
       <w:r>
-        <w:t xml:space="preserve">First, basins function as persistent attractors. Among deceased patients whose first observed state fell within a basin, a median of 97% had the same basin assignment at their first and last observation in single-basin diseases (17 families; Figure 5b). This first-to-last match rate permits intermediate departures and returns — it does not require continuous residence in the same basin. In diseases with 3–4 basins, the first-to-last match rate was approximately 69%, with 29–31% moving to a different basin by the final observation. Exit from basins to non-basin states was rare (0.4–3%). Second, non-basin states are transient: among deceased patients starting outside a basin, a median of 68–75% ended in a basin (Figure 5c). Third, the fraction of patients remaining entirely outside basins throughout follow-up (Stable Non-Basin in Figure 5a) was consistently below 2%. These statistics are medians across diseases within each basin-count group, computed from deceased patients only.</w:t>
+        <w:t xml:space="preserve">First, basins function as persistent attractors. Among deceased patients whose first observed state fell within a basin, a median of 98% had the same basin assignment at their first and last observation in single-basin diseases (17 families; Figure 5b). This first-to-last match rate permits intermediate departures and returns — it does not require continuous residence in the same basin. In diseases with 3–4 basins, the first-to-last match rate was approximately 69%, with approximately 30% moving to a different basin by the final observation. Exit from basins to non-basin states was rare (median 0.3–2% across basin-count groups). Second, non-basin states are transient: among deceased patients starting outside a basin, a median of 74–84% ended in a basin (Figure 5c). Third, the fraction of patients remaining entirely outside basins throughout follow-up (Stable Non-Basin in Figure 5a) was generally below 3% (median 0.4%, maximum 4.4% in obesity). These statistics are medians across diseases within each basin-count group, computed from deceased patients only.</w:t>
       </w:r>
     </w:p>
     <w:p>
@@ -501,13 +501,13 @@
       </w:r>
     </w:p>
     <w:bookmarkEnd w:id="27"/>
-    <w:bookmarkStart w:id="28" w:name="X5311224983501ac4856efeaa990945eb2156362"/>
+    <w:bookmarkStart w:id="28" w:name="Xa737101fe631dcbc8dd472ce7011983c5b7aa9c"/>
     <w:p>
       <w:pPr>
         <w:pStyle w:val="Heading3"/>
       </w:pPr>
       <w:r>
-        <w:t xml:space="preserve">2.7 Dementia: Symmetric pattern with divergent mortality between basins</w:t>
+        <w:t xml:space="preserve">2.7 Dementia: Convergent pattern with divergent mortality between basins</w:t>
       </w:r>
     </w:p>
     <w:p>
@@ -573,15 +573,15 @@
         <w:pStyle w:val="BodyText"/>
       </w:pPr>
       <w:r>
-        <w:t xml:space="preserve">Among deceased patients, the conditional probability of transitioning from Basin 3 to Basin 1 at each step was 21.5%, whereas the probability of Basin 1 to Basin 3 was 0.3% — a ratio of approximately 72:1 in conditional transition probabilities. However, because Basin 1 is much larger, the absolute numbers of transitioning patients were comparable: 4,885 (Basin 3→1) versus 5,855 (Basin 1→3) transition events. The asymmetry in conditional probabilities therefore reflects the large difference in basin sizes rather than a net unidirectional flow of patients. The overall transition rate was low (0.5% per step), and the mean transition asymmetry was 0.98 — the highest across all multi-basin diseases.</w:t>
-      </w:r>
-    </w:p>
-    <w:p>
-      <w:pPr>
-        <w:pStyle w:val="BodyText"/>
-      </w:pPr>
-      <w:r>
-        <w:t xml:space="preserve">To illustrate how transition dynamics vary across ELA behavioral patterns, Figure 8 compares the step-by-step transition matrices of three representative diseases: dementia (Convergent, Figure 8a), thyroid disorder (Structured reversed, Figure 8b), and anemia (Progressive, Figure 8c). In dementia, net flow from Basin 2 to Basin 1 (10.3% vs. 3.9%) drives moderate asymmetry. In thyroid disorder, moderate asymmetry is apparent across the four basins. In anemia, the conditional probability asymmetry is extreme (~72:1) but the absolute transition counts are comparable.</w:t>
+        <w:t xml:space="preserve">Among deceased patients, the conditional probability of transitioning from Basin 3 to Basin 1 at each step was 25.6%, whereas the probability of Basin 1 to Basin 3 was 0.2% — a ratio of approximately 132:1 in conditional transition probabilities. However, because Basin 1 is much larger, the absolute numbers of transitioning patients were comparable: 4,647 (Basin 3→1) versus 3,437 (Basin 1→3) transition events. The asymmetry in conditional probabilities therefore reflects the large difference in basin sizes rather than a net unidirectional flow of patients. The overall transition rate was low (0.5% per step), and the mean transition asymmetry was 0.98 — the highest across all multi-basin diseases.</w:t>
+      </w:r>
+    </w:p>
+    <w:p>
+      <w:pPr>
+        <w:pStyle w:val="BodyText"/>
+      </w:pPr>
+      <w:r>
+        <w:t xml:space="preserve">To illustrate how transition dynamics vary across ELA behavioral patterns, Figure 8 compares the step-by-step transition matrices of three representative diseases: dementia (Convergent, Figure 8a), thyroid disorder (Structured reversed, Figure 8b), and anemia (Progressive, Figure 8c). In dementia, net flow from Basin 2 to Basin 1 (10.3% vs. 3.9%) drives moderate asymmetry. In thyroid disorder, moderate asymmetry is apparent across the four basins. In anemia, the conditional probability asymmetry is extreme (~132:1) but the absolute transition counts are comparable.</w:t>
       </w:r>
     </w:p>
     <w:bookmarkEnd w:id="29"/>
@@ -607,7 +607,7 @@
         <w:pStyle w:val="BodyText"/>
       </w:pPr>
       <w:r>
-        <w:t xml:space="preserve">Among deceased TB patients, 82.8% had trajectories classified as stable-in-basin (remaining in Basin 1 across all observed windows), while 3.3% remained outside Basin 1 throughout (trajectory_classification.tsv). The fraction of patients in non-basin states at any given time point is a separate quantity from the fraction who never enter a basin; Figure 9a shows the time-point composition, where the non-basin share visible at each time point should not be read as the percentage who remain in non-basin states permanently.</w:t>
+        <w:t xml:space="preserve">Among deceased TB patients, 82.6% had trajectories classified as stable-in-basin (remaining in Basin 1 across all observed windows), while 1.5% remained outside Basin 1 throughout (trajectory_classification.tsv). The fraction of patients in non-basin states at any given time point is a separate quantity from the fraction who never enter a basin; Figure 9a shows the time-point composition, where the non-basin share visible at each time point should not be read as the percentage who remain in non-basin states permanently.</w:t>
       </w:r>
     </w:p>
     <w:p>
@@ -667,7 +667,7 @@
         <w:t xml:space="preserve"> </w:t>
       </w:r>
       <w:r>
-        <w:t xml:space="preserve">Among deceased patients, basin assignments show high first-to-last concordance: a median of 97% in single-basin diseases and 69% in diseases with 3–4 basins (Figure 5b). Non-basin states are transient, with 68–75% of patients starting outside basins ending in one. This temporal persistence supports the physical analogy underlying ELA — that basins represent locally stable states in a comorbidity energy landscape. The degree of inter-basin exchange varies by disease, from the near-balanced exchange in depression’s Symmetric pattern (asymmetry = 0.03) to the highly asymmetric conditional transition probabilities of anemia’s Progressive pattern (~72:1 ratio). In dementia, which exhibits a Convergent pattern, net flow from Basin 2 to Basin 1 (10.3% vs. 3.9% per step) suggests progressive accumulation of frailty-associated comorbidities. These observations are consistent with, but do not prove, specific clinical trajectories: in anemia, for example, the asymmetric transition probabilities are consistent with progressive renal decline driving chronic anemia through erythropoietin deficiency (Babitt and Lin, 2012), but the observational design cannot establish this mechanism.</w:t>
+        <w:t xml:space="preserve">Among deceased patients, basin assignments show high first-to-last concordance: a median of 98% in single-basin diseases and 69% in diseases with 3–4 basins (Figure 5b). Non-basin states are transient, with 74–84% of patients starting outside basins ending in one. This temporal persistence supports the physical analogy underlying ELA — that basins represent locally stable states in a comorbidity energy landscape. The degree of inter-basin exchange varies by disease, from the near-balanced exchange in depression’s Symmetric pattern (asymmetry = 0.03) to the highly asymmetric conditional transition probabilities of anemia’s Progressive pattern (~132:1 ratio). In dementia, which exhibits a Convergent pattern, net flow from Basin 2 to Basin 1 (10.3% vs. 3.9% per step) suggests progressive accumulation of frailty-associated comorbidities. These observations are consistent with, but do not prove, specific clinical trajectories: in anemia, for example, the asymmetric transition probabilities are consistent with progressive renal decline driving chronic anemia through erythropoietin deficiency (Babitt and Lin, 2012), but the observational design cannot establish this mechanism.</w:t>
       </w:r>
     </w:p>
     <w:p>
@@ -757,7 +757,7 @@
         <w:t xml:space="preserve"> </w:t>
       </w:r>
       <w:r>
-        <w:t xml:space="preserve">Several limitations warrant consideration. First, ICD-10 codes from administrative claims are recorded for billing purposes and may not reflect clinical reality; coding practices vary across institutions and over time (O’Malley et al., 2005). Second, the overlapping observation windows (6-month windows sliding by 1 month) share 5 of 6 months of information, which may inflate apparent temporal stability. Third, the 7-dimensional PCA reduction captures a median of 12.5% of total variance (13.3% by eigenvalue calculation; Figure 2c shows the patient-representative estimate). The 128 discrete states are a coarse approximation of the comorbidity space. Fourth, disease families are defined by overlapping ICD-10 prefixes, so patients can appear in multiple families. Fifth, the patient-level representative record for Cox analyses selects the observation window with the maximum row identifier (max old_row_id), whose correspondence to calendar ordering has not been independently verified. This record may incorporate comorbidity information from the patient’s observation history and should not be interpreted as a baseline measurement. Sixth, we did not perform proportional hazards assumption testing, competing risk analysis, or multiple testing correction across the 51 disease families. We report nominal p-values and focus on effect direction and magnitude rather than statistical significance. Seventh, the longitudinal trajectory and transition analyses are restricted to deceased patients; whether the same patterns hold in the full population is not established. Eighth, the energy landscape is estimated from the static cross-sectional distribution of states and does not directly model temporal dynamics. The connection energies in the disconnectivity graph describe the energy surface, not measured transition rates. Ninth, all mortality analyses were restricted to patients whose insurers provided death flag data (shibou_flg_riyouka = 1), which encompasses National Health Insurance and Late-Stage Elderly enrollees but excludes employer-based insurance (kenpo) enrollees. This restriction retains approximately 40–50% of each cohort. Because insurer type correlates with age, employment status, and healthcare utilization, the mortality results may not generalize to the excluded population. The paired mortality–hospitalization figures (Figure 7) use the same restricted population for both panels to ensure comparability; riyouka = 0 patients showed similar or slightly higher hospitalization rates, suggesting that the restriction may underestimate absolute hospitalization burden but is unlikely to reverse the direction of inter-basin differences. Tenth, the relationship between observable_end_ym and the actual time of death for deceased patients has not been formally documented in the data specification; the code uses the coverage end month as the time endpoint for all patients without computing a separate death date. Empirically, observable_end_ym for deceased patients is distributed across years rather than clustered at the dataset end, suggesting it approximates the month of death, but this assumption has not been independently verified. Eleventh, the observation windows used for state assignment are 6-month claim periods that can extend beyond observable_end_ym for some patients, meaning that the representative state for a deceased patient may incorporate claims filed after death or near the end of life. This mismatch affects state assignment but not Cox survival time, which uses observable_end_ym directly.</w:t>
+        <w:t xml:space="preserve">Several limitations warrant consideration. First, ICD-10 codes from administrative claims are recorded for billing purposes and may not reflect clinical reality; coding practices vary across institutions and over time (O’Malley et al., 2005). Second, the overlapping observation windows (6-month windows sliding by 1 month) share 5 of 6 months of information, which may inflate apparent temporal stability. Third, the 7-dimensional PCA reduction captures a median of 12.5% of total variance (13.3% by eigenvalue calculation; Figure 2c shows the patient-representative estimate). The 128 discrete states are a coarse approximation of the comorbidity space. Fourth, disease families are defined by overlapping ICD-10 prefixes, so patients can appear in multiple families. Fifth, the patient-level representative record for Cox analyses selects the observation window with the maximum row identifier (max old_row_id), whose correspondence to calendar ordering has not been independently verified. This record may incorporate comorbidity information from the patient’s observation history and should not be interpreted as a baseline measurement. Sixth, we did not perform proportional hazards assumption testing, competing risk analysis, or multiple testing correction across the 51 disease families. We report nominal p-values and focus on effect direction and magnitude rather than statistical significance. Seventh, the longitudinal trajectory and transition analyses are restricted to deceased patients; whether the same patterns hold in the full population is not established. Eighth, the energy landscape is estimated from the static cross-sectional distribution of states and does not directly model temporal dynamics. The connection energies in the disconnectivity graph describe the energy surface, not measured transition rates. Ninth, all mortality analyses were restricted to patients whose insurers provided death flag data (shibou_flg_riyouka = 1), which encompasses National Health Insurance and Late-Stage Elderly enrollees but excludes employer-based insurance (kenpo) enrollees. This restriction retains approximately 40–50% of each cohort. Because insurer type correlates with age, employment status, and healthcare utilization, the mortality results may not generalize to the excluded population. The paired mortality–hospitalization figures (Figure 7) use the same restricted population for both panels to ensure comparability; riyouka = 0 patients showed similar or slightly higher hospitalization rates, suggesting that the restriction may underestimate absolute hospitalization burden but is unlikely to reverse the direction of inter-basin differences. Tenth, the relationship between observable_end_ym and the actual time of death for deceased patients has not been formally documented in the data specification; the code uses the coverage end month as the time endpoint for all patients without computing a separate death date. Empirically, observable_end_ym for deceased patients is distributed across years rather than clustered at the dataset end, suggesting it approximates the month of death, but this assumption has not been independently verified. Eleventh, the observation windows used for state assignment are 6-month claim periods that can extend beyond observable_end_ym for some patients. Because claims outside the observable period are excluded from the database by design, these windows may reflect a shorter effective observation period than the nominal 6 months, potentially yielding sparser comorbidity data for the representative state near the end of coverage. This mismatch affects state assignment but not Cox survival time, which uses observable_end_ym directly.</w:t>
       </w:r>
     </w:p>
     <w:p>
@@ -2129,7 +2129,7 @@
         </w:numPr>
       </w:pPr>
       <w:r>
-        <w:t xml:space="preserve">Distribution of deceased patients’ trajectory categories by number of basins. Each bar shows the median across diseases in that group. In 1-basin diseases (17 families), a median of 88% remain in the same basin throughout follow-up; in 2+ basin diseases, roughly half undergo state transitions. Stable Non-Basin accounts for less than 2%. (b) Among deceased patients starting in a basin, a median of 97% had the same basin at first and last observation in 1-basin diseases; this drops to approximately 69% in 3–4 basin diseases, where 29–31% move to a different basin. This is an endpoint comparison that permits intermediate departures and returns. (c) Among deceased patients starting outside a basin, a median of 68–75% ended in a basin. n = 24 for the 2-basin group, as 2 of 26 two-basin families had no non-basin-starting deceased patients.</w:t>
+        <w:t xml:space="preserve">Distribution of deceased patients’ trajectory categories by number of basins. Each bar shows the median across diseases in that group. In 1-basin diseases (17 families), a median of 89% remain in the same basin throughout follow-up; in 2+ basin diseases, roughly half undergo state transitions. Stable Non-Basin is generally below 3% (median 0.4%). (b) Among deceased patients starting in a basin, a median of 98% had the same basin at first and last observation in 1-basin diseases; this drops to approximately 69% in 3–4 basin diseases, where approximately 30% move to a different basin. This is an endpoint comparison that permits intermediate departures and returns. (c) Among deceased patients starting outside a basin, a median of 74–84% ended in a basin. n = 24 for the 2-basin group, as 2 of 26 two-basin families had no non-basin-starting deceased patients.</w:t>
       </w:r>
     </w:p>
     <w:bookmarkEnd w:id="55"/>
@@ -2191,7 +2191,7 @@
         <w:pStyle w:val="FirstParagraph"/>
       </w:pPr>
       <w:r>
-        <w:t xml:space="preserve">Step-by-step basin transition matrices among deceased patients for three representative diseases, ordered by increasing asymmetry. (a) Dementia (Convergent): Basin 1→2 = 3.9%, Basin 2→1 = 10.3%, showing net flow toward Basin 1 (the higher-mortality basin). (b) Thyroid disorder (Structured reversed): 4×4 matrix with moderate asymmetry across basins. (c) Anemia (Progressive): Basin 3→1 = 21.5% vs. Basin 1→3 = 0.3%, approximately a 72:1 ratio in conditional transition probabilities. The absolute transition counts are comparable (4,885 vs. 5,855) because Basin 1 is much larger than Basin 3.</w:t>
+        <w:t xml:space="preserve">Step-by-step basin transition matrices among deceased patients for three representative diseases, ordered by increasing asymmetry. (a) Dementia (Convergent): Basin 1→2 = 3.9%, Basin 2→1 = 10.3%, showing net flow toward Basin 1 (the higher-mortality basin). (b) Thyroid disorder (Structured reversed): 4×4 matrix with moderate asymmetry across basins. (c) Anemia (Progressive): Basin 3→1 = 25.6% vs. Basin 1→3 = 0.2%, approximately a 132:1 ratio in conditional transition probabilities. The absolute transition counts are comparable (4,647 vs. 3,437) because Basin 1 is much larger than Basin 3.</w:t>
       </w:r>
     </w:p>
     <w:bookmarkEnd w:id="58"/>

--- a/paper/claude/manuscript.docx
+++ b/paper/claude/manuscript.docx
@@ -331,7 +331,7 @@
         <w:pStyle w:val="BodyText"/>
       </w:pPr>
       <w:r>
-        <w:t xml:space="preserve">First, basins function as persistent attractors. Among deceased patients whose first observed state fell within a basin, a median of 98% had the same basin assignment at their first and last observation in single-basin diseases (17 families; Figure 5b). This first-to-last match rate permits intermediate departures and returns — it does not require continuous residence in the same basin. In diseases with 3–4 basins, the first-to-last match rate was approximately 69%, with approximately 30% moving to a different basin by the final observation. Exit from basins to non-basin states was rare (median 0.3–2% across basin-count groups). Second, non-basin states are transient: among deceased patients starting outside a basin, a median of 74–84% ended in a basin (Figure 5c). Third, the fraction of patients remaining entirely outside basins throughout follow-up (Stable Non-Basin in Figure 5a) was generally below 3% (median 0.4%, maximum 4.4% in obesity). These statistics are medians across diseases within each basin-count group, computed from deceased patients only.</w:t>
+        <w:t xml:space="preserve">First, basins function as persistent attractors. Among deceased patients whose first observed state fell within a basin, a median of 98% had the same basin assignment at their first and last observation in single-basin diseases (17 families; Figure 5b). This first-to-last match rate permits intermediate departures and returns — it does not require continuous residence in the same basin. In diseases with 3–4 basins, the first-to-last match rate was approximately 69%, with approximately 30% moving to a different basin by the final observation. Exit from basins to non-basin states was rare (median below 3% across basin-count groups). Second, non-basin states are transient: among deceased patients starting outside a basin, a median of 74–90% ended in a basin (Figure 5c). Third, the fraction of patients remaining entirely outside basins throughout follow-up (Stable Non-Basin in Figure 5a) was generally below 3% (median 0.4%, maximum 4.4% in obesity). These statistics are medians across diseases within each basin-count group, computed from deceased patients only.</w:t>
       </w:r>
     </w:p>
     <w:p>
@@ -411,7 +411,7 @@
         <w:t xml:space="preserve"> </w:t>
       </w:r>
       <w:r>
-        <w:t xml:space="preserve">(10 families): Multiple basins with expected energy–mortality direction and moderate transition asymmetry (0.3–0.6). Dementia, atrial fibrillation, heart failure, Parkinson disease, and schizophrenia exhibit net directional flow between basins. In dementia, for example, the Basin 2→1 transition rate (10.3% per step) exceeds Basin 1→2 (3.9%), indicating net flow toward the higher-mortality basin.</w:t>
+        <w:t xml:space="preserve">(10 families): Multiple basins with expected energy–mortality direction and moderate transition asymmetry (0.3–0.6). Dementia, atrial fibrillation, heart failure, Parkinson disease, and schizophrenia exhibit net directional flow between basins. In dementia, for example, the Basin 2→1 transition rate (10.3% per step) exceeds Basin 1→2 (3.9%), and the absolute transition counts confirm net flow toward the higher-mortality basin (74,996 vs. 51,471 events).</w:t>
       </w:r>
     </w:p>
     <w:p>
@@ -515,7 +515,7 @@
         <w:pStyle w:val="FirstParagraph"/>
       </w:pPr>
       <w:r>
-        <w:t xml:space="preserve">The dementia cohort (n = 933,285; ICD-10 F00–F03, G30) yielded two basins with a Convergent transition pattern: Basin 1→2 transitions occurred at 3.9% per step and Basin 2→1 at 10.3% per step among deceased patients (asymmetry = 0.45), indicating net flow from Basin 2 toward the higher-mortality Basin 1 (Figure 7; Figure 8a).</w:t>
+        <w:t xml:space="preserve">The dementia cohort (n = 933,285; ICD-10 F00–F03, G30) yielded two basins with a Convergent transition pattern: Basin 1→2 transitions occurred at 3.9% per step and Basin 2→1 at 10.3% per step among deceased patients (asymmetry = 0.45); the absolute transition counts (74,996 Basin 2→1 vs. 51,471 Basin 1→2 events) confirm net flow from Basin 2 toward the higher-mortality Basin 1 (Figure 7; Figure 8a).</w:t>
       </w:r>
     </w:p>
     <w:p>
@@ -539,7 +539,7 @@
         <w:pStyle w:val="BodyText"/>
       </w:pPr>
       <w:r>
-        <w:t xml:space="preserve">The mortality difference between basins (38.7% vs. 13.2%) is substantial and mirrors their comorbidity profiles: Basin 1’s frailty-associated profile (heart failure, constipation, skin conditions) aligns with higher mortality, while Basin 2’s metabolic profile (hypertension, diabetes, hyperlipidemia) may represent a less acutely life-threatening pattern in the context of dementia. The net directional flow from Basin 2 to Basin 1 (10.3% vs. 3.9% per step) suggests that some patients in the metabolic basin accumulate frailty-associated comorbidities over time. The reversed energy direction in Basin 2 (HR = 1.064) indicates that the energy landscape does not uniformly capture severity across all basins of this disease. Hospitalization patterns also differed between basins (Figure 7a, right panel). Both the mortality and hospitalization panels use the same analysis population (shibou_flg_riyouka = 1; see Methods).</w:t>
+        <w:t xml:space="preserve">The mortality difference between basins (38.7% vs. 13.2%) is substantial and mirrors their comorbidity profiles: Basin 1’s frailty-associated profile (heart failure, constipation, skin conditions) aligns with higher mortality, while Basin 2’s metabolic profile (hypertension, diabetes, hyperlipidemia) may represent a less acutely life-threatening pattern in the context of dementia. The net directional flow from Basin 2 to Basin 1 (10.3% vs. 3.9% per step; 74,996 vs. 51,471 absolute transition events) suggests that some patients in the metabolic basin accumulate frailty-associated comorbidities over time. The reversed energy direction in Basin 2 (HR = 1.064) indicates that the energy landscape does not uniformly capture severity across all basins of this disease. Hospitalization patterns also differed between basins (Figure 7a, right panel). Both the mortality and hospitalization panels use the same analysis population (shibou_flg_riyouka = 1; see Methods).</w:t>
       </w:r>
     </w:p>
     <w:p>
@@ -573,15 +573,15 @@
         <w:pStyle w:val="BodyText"/>
       </w:pPr>
       <w:r>
-        <w:t xml:space="preserve">Among deceased patients, the conditional probability of transitioning from Basin 3 to Basin 1 at each step was 25.6%, whereas the probability of Basin 1 to Basin 3 was 0.2% — a ratio of approximately 132:1 in conditional transition probabilities. However, because Basin 1 is much larger, the absolute numbers of transitioning patients were comparable: 4,647 (Basin 3→1) versus 3,437 (Basin 1→3) transition events. The asymmetry in conditional probabilities therefore reflects the large difference in basin sizes rather than a net unidirectional flow of patients. The overall transition rate was low (0.5% per step), and the mean transition asymmetry was 0.98 — the highest across all multi-basin diseases.</w:t>
-      </w:r>
-    </w:p>
-    <w:p>
-      <w:pPr>
-        <w:pStyle w:val="BodyText"/>
-      </w:pPr>
-      <w:r>
-        <w:t xml:space="preserve">To illustrate how transition dynamics vary across ELA behavioral patterns, Figure 8 compares the step-by-step transition matrices of three representative diseases: dementia (Convergent, Figure 8a), thyroid disorder (Structured reversed, Figure 8b), and anemia (Progressive, Figure 8c). In dementia, net flow from Basin 2 to Basin 1 (10.3% vs. 3.9%) drives moderate asymmetry. In thyroid disorder, moderate asymmetry is apparent across the four basins. In anemia, the conditional probability asymmetry is extreme (~132:1) but the absolute transition counts are comparable.</w:t>
+        <w:t xml:space="preserve">Among deceased patients, the conditional probability of transitioning from Basin 3 to Basin 1 at each step was 24.1%, whereas the probability of Basin 1 to Basin 3 was 0.2% — a ratio of approximately 110:1 in conditional transition probabilities. However, because Basin 1 is much larger, the absolute numbers of transitioning patients were comparable: 5,641 (Basin 3→1) versus 4,695 (Basin 1→3) transition events. The asymmetry in conditional probabilities therefore reflects the large difference in basin sizes rather than a net unidirectional flow of patients. The overall transition rate was low (0.5% per step), and the mean transition asymmetry was 0.98 — the highest across all multi-basin diseases.</w:t>
+      </w:r>
+    </w:p>
+    <w:p>
+      <w:pPr>
+        <w:pStyle w:val="BodyText"/>
+      </w:pPr>
+      <w:r>
+        <w:t xml:space="preserve">To illustrate how transition dynamics vary across ELA behavioral patterns, Figure 8 compares the step-by-step transition matrices of three representative diseases: dementia (Convergent, Figure 8a), thyroid disorder (Structured reversed, Figure 8b), and anemia (Progressive, Figure 8c). In dementia, net flow from Basin 2 to Basin 1 (10.3% vs. 3.9%; 74,996 vs. 51,471 events) drives moderate asymmetry. In thyroid disorder, moderate asymmetry is apparent across the four basins. In anemia, the conditional probability asymmetry is extreme (~110:1) but the absolute transition counts are comparable (5,641 vs. 4,695).</w:t>
       </w:r>
     </w:p>
     <w:bookmarkEnd w:id="29"/>
@@ -667,7 +667,7 @@
         <w:t xml:space="preserve"> </w:t>
       </w:r>
       <w:r>
-        <w:t xml:space="preserve">Among deceased patients, basin assignments show high first-to-last concordance: a median of 98% in single-basin diseases and 69% in diseases with 3–4 basins (Figure 5b). Non-basin states are transient, with 74–84% of patients starting outside basins ending in one. This temporal persistence supports the physical analogy underlying ELA — that basins represent locally stable states in a comorbidity energy landscape. The degree of inter-basin exchange varies by disease, from the near-balanced exchange in depression’s Symmetric pattern (asymmetry = 0.03) to the highly asymmetric conditional transition probabilities of anemia’s Progressive pattern (~132:1 ratio). In dementia, which exhibits a Convergent pattern, net flow from Basin 2 to Basin 1 (10.3% vs. 3.9% per step) suggests progressive accumulation of frailty-associated comorbidities. These observations are consistent with, but do not prove, specific clinical trajectories: in anemia, for example, the asymmetric transition probabilities are consistent with progressive renal decline driving chronic anemia through erythropoietin deficiency (Babitt and Lin, 2012), but the observational design cannot establish this mechanism.</w:t>
+        <w:t xml:space="preserve">Among deceased patients, basin assignments show high first-to-last concordance: a median of 98% in single-basin diseases and 69% in diseases with 3–4 basins (Figure 5b). Non-basin states are transient, with 74–90% of patients starting outside basins ending in one. This temporal persistence supports the physical analogy underlying ELA — that basins represent locally stable states in a comorbidity energy landscape. The degree of inter-basin exchange varies by disease, from the near-balanced exchange in depression’s Symmetric pattern (asymmetry = 0.03) to the highly asymmetric conditional transition probabilities of anemia’s Progressive pattern (~110:1 ratio). In dementia, which exhibits a Convergent pattern, net flow from Basin 2 to Basin 1 (10.3% vs. 3.9% per step; 74,996 vs. 51,471 absolute events) suggests progressive accumulation of frailty-associated comorbidities. These observations are consistent with, but do not prove, specific clinical trajectories: in anemia, for example, the asymmetric transition probabilities are consistent with progressive renal decline driving chronic anemia through erythropoietin deficiency (Babitt and Lin, 2012), but the observational design cannot establish this mechanism.</w:t>
       </w:r>
     </w:p>
     <w:p>
@@ -721,7 +721,7 @@
         <w:t xml:space="preserve"> </w:t>
       </w:r>
       <w:r>
-        <w:t xml:space="preserve">The dementia case study (Figure 7) illustrates that inter-basin exchange is asymmetric (Basin 2→1: 10.3% vs. Basin 1→2: 3.9% per step), with net flow toward Basin 1, which has sharply higher mortality (38.7% vs. 13.2% among death-flag-available patients). The reversed energy–mortality direction in Basin 2 (HR = 1.064) indicates that the energy landscape does not uniformly capture severity across basins of this disease. Whether the basin differences reflect distinct comorbidity-driven subtypes, differences in care-seeking behavior, or healthcare system factors cannot be determined from claims data alone. A systematic comparison across multi-basin diseases (Figure S5) showed that mortality–hospitalization alignment varies widely.</w:t>
+        <w:t xml:space="preserve">The dementia case study (Figure 7) illustrates that inter-basin exchange is asymmetric (Basin 2→1: 10.3% vs. Basin 1→2: 3.9% per step; 74,996 vs. 51,471 absolute events), with net flow toward Basin 1, which has sharply higher mortality (38.7% vs. 13.2% among death-flag-available patients). The reversed energy–mortality direction in Basin 2 (HR = 1.064) indicates that the energy landscape does not uniformly capture severity across basins of this disease. Whether the basin differences reflect distinct comorbidity-driven subtypes, differences in care-seeking behavior, or healthcare system factors cannot be determined from claims data alone. A systematic comparison across multi-basin diseases (Figure S5) showed that mortality–hospitalization alignment varies widely.</w:t>
       </w:r>
     </w:p>
     <w:p>
@@ -757,7 +757,7 @@
         <w:t xml:space="preserve"> </w:t>
       </w:r>
       <w:r>
-        <w:t xml:space="preserve">Several limitations warrant consideration. First, ICD-10 codes from administrative claims are recorded for billing purposes and may not reflect clinical reality; coding practices vary across institutions and over time (O’Malley et al., 2005). Second, the overlapping observation windows (6-month windows sliding by 1 month) share 5 of 6 months of information, which may inflate apparent temporal stability. Third, the 7-dimensional PCA reduction captures a median of 12.5% of total variance (13.3% by eigenvalue calculation; Figure 2c shows the patient-representative estimate). The 128 discrete states are a coarse approximation of the comorbidity space. Fourth, disease families are defined by overlapping ICD-10 prefixes, so patients can appear in multiple families. Fifth, the patient-level representative record for Cox analyses selects the observation window with the maximum row identifier (max old_row_id), whose correspondence to calendar ordering has not been independently verified. This record may incorporate comorbidity information from the patient’s observation history and should not be interpreted as a baseline measurement. Sixth, we did not perform proportional hazards assumption testing, competing risk analysis, or multiple testing correction across the 51 disease families. We report nominal p-values and focus on effect direction and magnitude rather than statistical significance. Seventh, the longitudinal trajectory and transition analyses are restricted to deceased patients; whether the same patterns hold in the full population is not established. Eighth, the energy landscape is estimated from the static cross-sectional distribution of states and does not directly model temporal dynamics. The connection energies in the disconnectivity graph describe the energy surface, not measured transition rates. Ninth, all mortality analyses were restricted to patients whose insurers provided death flag data (shibou_flg_riyouka = 1), which encompasses National Health Insurance and Late-Stage Elderly enrollees but excludes employer-based insurance (kenpo) enrollees. This restriction retains approximately 40–50% of each cohort. Because insurer type correlates with age, employment status, and healthcare utilization, the mortality results may not generalize to the excluded population. The paired mortality–hospitalization figures (Figure 7) use the same restricted population for both panels to ensure comparability; riyouka = 0 patients showed similar or slightly higher hospitalization rates, suggesting that the restriction may underestimate absolute hospitalization burden but is unlikely to reverse the direction of inter-basin differences. Tenth, the relationship between observable_end_ym and the actual time of death for deceased patients has not been formally documented in the data specification; the code uses the coverage end month as the time endpoint for all patients without computing a separate death date. Empirically, observable_end_ym for deceased patients is distributed across years rather than clustered at the dataset end, suggesting it approximates the month of death, but this assumption has not been independently verified. Eleventh, the observation windows used for state assignment are 6-month claim periods that can extend beyond observable_end_ym for some patients. Because claims outside the observable period are excluded from the database by design, these windows may reflect a shorter effective observation period than the nominal 6 months, potentially yielding sparser comorbidity data for the representative state near the end of coverage. This mismatch affects state assignment but not Cox survival time, which uses observable_end_ym directly.</w:t>
+        <w:t xml:space="preserve">Several limitations warrant consideration. First, ICD-10 codes from administrative claims are recorded for billing purposes and may not reflect clinical reality; coding practices vary across institutions and over time (O’Malley et al., 2005). Second, the overlapping observation windows (6-month windows sliding by 1 month) share 5 of 6 months of information, which may inflate apparent temporal stability. Third, the 7-dimensional PCA reduction captures a median of 12.5% of total variance (13.3% by eigenvalue calculation; Figure 2c shows the patient-representative estimate). The 128 discrete states are a coarse approximation of the comorbidity space. Fourth, disease families are defined by overlapping ICD-10 prefixes, so patients can appear in multiple families. Fifth, the patient-level representative record for Cox analyses selects the observation window with the maximum row identifier (max old_row_id). Spot checks on deceased dementia patients confirmed that this identifier increases monotonically with calendar time, so the representative record corresponds to the patient’s latest observed state, not a baseline measurement. Sixth, we did not perform proportional hazards assumption testing, competing risk analysis, or multiple testing correction across the 51 disease families. We report nominal p-values and focus on effect direction and magnitude rather than statistical significance. Seventh, the longitudinal trajectory and transition analyses are restricted to deceased patients; whether the same patterns hold in the full population is not established. Eighth, the energy landscape is estimated from the static cross-sectional distribution of states and does not directly model temporal dynamics. The connection energies in the disconnectivity graph describe the energy surface, not measured transition rates. Ninth, all mortality analyses were restricted to patients whose insurers provided death flag data (shibou_flg_riyouka = 1), which encompasses National Health Insurance and Late-Stage Elderly enrollees but excludes employer-based insurance (kenpo) enrollees. This restriction retains approximately 40–50% of each cohort. Because insurer type correlates with age, employment status, and healthcare utilization, the mortality results may not generalize to the excluded population. The paired mortality–hospitalization figures (Figure 7) use the same restricted population for both panels to ensure comparability; riyouka = 0 patients showed similar or slightly higher hospitalization rates, suggesting that the restriction may underestimate absolute hospitalization burden but is unlikely to reverse the direction of inter-basin differences. Tenth, the relationship between observable_end_ym and the actual time of death for deceased patients has not been formally documented in the data specification; the code uses the coverage end month as the time endpoint for all patients without computing a separate death date. Empirically, only 0.5% of deceased dementia patients (619 of 127,544) have observable_end_ym at the dataset end month (2021/07), and the distribution spans 2014–2022, suggesting it reflects individual event timing rather than a uniform dataset cutoff; however, month-level accuracy has not been independently verified. Eleventh, the observation windows used for state assignment are 6-month claim periods that can extend beyond observable_end_ym for some patients. Because claims outside the observable period are excluded from the database by design, these windows may reflect a shorter effective observation period than the nominal 6 months, potentially yielding sparser comorbidity data for the representative state near the end of coverage. This mismatch affects state assignment but not Cox survival time, which uses observable_end_ym directly.</w:t>
       </w:r>
     </w:p>
     <w:p>
@@ -907,7 +907,7 @@
         <w:t xml:space="preserve"> </w:t>
       </w:r>
       <w:r>
-        <w:t xml:space="preserve">Because each patient contributed multiple observation windows, a single representative record per patient was required for clinical outcome analysis. For each patient, the observation window with the maximum row identifier (max old_row_id) was selected. This record’s state, basin assignment, and energy value served as the patient-level summary. The relationship between row identifier ordering and calendar time has not been independently verified; consequently, this record should not be assumed to correspond to the latest or earliest observation window without further confirmation.</w:t>
+        <w:t xml:space="preserve">Because each patient contributed multiple observation windows, a single representative record per patient was required for clinical outcome analysis. For each patient, the observation window with the maximum row identifier (max old_row_id) was selected. This record’s state, basin assignment, and energy value served as the patient-level summary. Spot checks on deceased dementia patients confirmed that row identifiers increase monotonically with calendar time; accordingly, this record corresponds to the patient’s latest observation window and captures the most recent comorbidity state.</w:t>
       </w:r>
     </w:p>
     <w:p>
@@ -2129,7 +2129,7 @@
         </w:numPr>
       </w:pPr>
       <w:r>
-        <w:t xml:space="preserve">Distribution of deceased patients’ trajectory categories by number of basins. Each bar shows the median across diseases in that group. In 1-basin diseases (17 families), a median of 89% remain in the same basin throughout follow-up; in 2+ basin diseases, roughly half undergo state transitions. Stable Non-Basin is generally below 3% (median 0.4%). (b) Among deceased patients starting in a basin, a median of 98% had the same basin at first and last observation in 1-basin diseases; this drops to approximately 69% in 3–4 basin diseases, where approximately 30% move to a different basin. This is an endpoint comparison that permits intermediate departures and returns. (c) Among deceased patients starting outside a basin, a median of 74–84% ended in a basin. n = 24 for the 2-basin group, as 2 of 26 two-basin families had no non-basin-starting deceased patients.</w:t>
+        <w:t xml:space="preserve">Distribution of deceased patients’ trajectory categories by number of basins. Each bar shows the median across diseases in that group. In 1-basin diseases (17 families), a median of 87% remain in the same basin throughout follow-up; in 2+ basin diseases, roughly half undergo state transitions. Stable Non-Basin is generally below 3% (median 0.4%). (b) Among deceased patients starting in a basin, a median of 98% had the same basin at first and last observation in 1-basin diseases; this drops to approximately 69% in 3–4 basin diseases, where approximately 30% move to a different basin. This is an endpoint comparison that permits intermediate departures and returns. (c) Among deceased patients starting outside a basin, a median of 74–90% ended in a basin. n = 24 for the 2-basin group, as 2 of 26 two-basin families had no non-basin-starting deceased patients.</w:t>
       </w:r>
     </w:p>
     <w:bookmarkEnd w:id="55"/>
@@ -2173,7 +2173,7 @@
         </w:numPr>
       </w:pPr>
       <w:r>
-        <w:t xml:space="preserve">Kaplan–Meier curves for mortality (left) and disease-specific hospitalization (right) in the dementia cohort, restricted to patients with death flag data available (shibou_flg_riyouka = 1; n = 480,102), stratified by basin. Basin 1 (n = 243,941) had a death rate of 38.7%, compared with 13.2% in Basin 2 (n = 233,494). The energy–mortality association held in Basin 1 (HR = 0.780) but was reversed in Basin 2 (HR = 1.064). Basin 1 (mean age 83.0) is associated with constipation, xerosis cutis, dermatitis, and heart failure codes. Basin 2 (mean age 80.8) is associated with hypertension, diabetes, and hyperlipidemia codes. Among deceased patients, transition rates between basins are asymmetric: Basin 2→1 = 10.3% vs. Basin 1→2 = 3.9% per step (asymmetry = 0.45), indicating net flow toward the higher-mortality basin. Both panels use the same analysis population (shibou_flg_riyouka = 1).</w:t>
+        <w:t xml:space="preserve">Kaplan–Meier curves for mortality (left) and disease-specific hospitalization (right) in the dementia cohort, restricted to patients with death flag data available (shibou_flg_riyouka = 1; n = 480,102), stratified by basin. Basin 1 (n = 243,941) had a death rate of 38.7%, compared with 13.2% in Basin 2 (n = 233,494). The energy–mortality association held in Basin 1 (HR = 0.780) but was reversed in Basin 2 (HR = 1.064). Basin 1 (mean age 83.0) is associated with constipation, xerosis cutis, dermatitis, and heart failure codes. Basin 2 (mean age 80.8) is associated with hypertension, diabetes, and hyperlipidemia codes. Among deceased patients, transition rates between basins are asymmetric: Basin 2→1 = 10.3% vs. Basin 1→2 = 3.9% per step (asymmetry = 0.45); the absolute transition counts (74,996 vs. 51,471 events) confirm net flow toward the higher-mortality basin. Both panels use the same analysis population (shibou_flg_riyouka = 1).</w:t>
       </w:r>
     </w:p>
     <w:bookmarkEnd w:id="57"/>
@@ -2191,7 +2191,7 @@
         <w:pStyle w:val="FirstParagraph"/>
       </w:pPr>
       <w:r>
-        <w:t xml:space="preserve">Step-by-step basin transition matrices among deceased patients for three representative diseases, ordered by increasing asymmetry. (a) Dementia (Convergent): Basin 1→2 = 3.9%, Basin 2→1 = 10.3%, showing net flow toward Basin 1 (the higher-mortality basin). (b) Thyroid disorder (Structured reversed): 4×4 matrix with moderate asymmetry across basins. (c) Anemia (Progressive): Basin 3→1 = 25.6% vs. Basin 1→3 = 0.2%, approximately a 132:1 ratio in conditional transition probabilities. The absolute transition counts are comparable (4,647 vs. 3,437) because Basin 1 is much larger than Basin 3.</w:t>
+        <w:t xml:space="preserve">Step-by-step basin transition matrices among deceased patients for three representative diseases, ordered by increasing asymmetry. (a) Dementia (Convergent): Basin 1→2 = 3.9%, Basin 2→1 = 10.3%, showing net flow toward Basin 1 (the higher-mortality basin). (b) Thyroid disorder (Structured reversed): 4×4 matrix with moderate asymmetry across basins. (c) Anemia (Progressive): Basin 3→1 = 24.1% vs. Basin 1→3 = 0.2%, approximately a 110:1 ratio in conditional transition probabilities. The absolute transition counts are comparable (5,641 vs. 4,695) because Basin 1 is much larger than Basin 3.</w:t>
       </w:r>
     </w:p>
     <w:bookmarkEnd w:id="58"/>

--- a/paper/claude/manuscript.docx
+++ b/paper/claude/manuscript.docx
@@ -757,7 +757,7 @@
         <w:t xml:space="preserve"> </w:t>
       </w:r>
       <w:r>
-        <w:t xml:space="preserve">Several limitations warrant consideration. First, ICD-10 codes from administrative claims are recorded for billing purposes and may not reflect clinical reality; coding practices vary across institutions and over time (O’Malley et al., 2005). Second, the overlapping observation windows (6-month windows sliding by 1 month) share 5 of 6 months of information, which may inflate apparent temporal stability. Third, the 7-dimensional PCA reduction captures a median of 12.5% of total variance (13.3% by eigenvalue calculation; Figure 2c shows the patient-representative estimate). The 128 discrete states are a coarse approximation of the comorbidity space. Fourth, disease families are defined by overlapping ICD-10 prefixes, so patients can appear in multiple families. Fifth, the patient-level representative record for Cox analyses selects the observation window with the maximum row identifier (max old_row_id). Spot checks on deceased dementia patients confirmed that this identifier increases monotonically with calendar time, so the representative record corresponds to the patient’s latest observed state, not a baseline measurement. Sixth, we did not perform proportional hazards assumption testing, competing risk analysis, or multiple testing correction across the 51 disease families. We report nominal p-values and focus on effect direction and magnitude rather than statistical significance. Seventh, the longitudinal trajectory and transition analyses are restricted to deceased patients; whether the same patterns hold in the full population is not established. Eighth, the energy landscape is estimated from the static cross-sectional distribution of states and does not directly model temporal dynamics. The connection energies in the disconnectivity graph describe the energy surface, not measured transition rates. Ninth, all mortality analyses were restricted to patients whose insurers provided death flag data (shibou_flg_riyouka = 1), which encompasses National Health Insurance and Late-Stage Elderly enrollees but excludes employer-based insurance (kenpo) enrollees. This restriction retains approximately 40–50% of each cohort. Because insurer type correlates with age, employment status, and healthcare utilization, the mortality results may not generalize to the excluded population. The paired mortality–hospitalization figures (Figure 7) use the same restricted population for both panels to ensure comparability; riyouka = 0 patients showed similar or slightly higher hospitalization rates, suggesting that the restriction may underestimate absolute hospitalization burden but is unlikely to reverse the direction of inter-basin differences. Tenth, the relationship between observable_end_ym and the actual time of death for deceased patients has not been formally documented in the data specification; the code uses the coverage end month as the time endpoint for all patients without computing a separate death date. Empirically, only 0.5% of deceased dementia patients (619 of 127,544) have observable_end_ym at the dataset end month (2021/07), and the distribution spans 2014–2022, suggesting it reflects individual event timing rather than a uniform dataset cutoff; however, month-level accuracy has not been independently verified. Eleventh, the observation windows used for state assignment are 6-month claim periods that can extend beyond observable_end_ym for some patients. Because claims outside the observable period are excluded from the database by design, these windows may reflect a shorter effective observation period than the nominal 6 months, potentially yielding sparser comorbidity data for the representative state near the end of coverage. This mismatch affects state assignment but not Cox survival time, which uses observable_end_ym directly.</w:t>
+        <w:t xml:space="preserve">Several limitations warrant consideration. First, ICD-10 codes from administrative claims are recorded for billing purposes and may not reflect clinical reality; coding practices vary across institutions and over time (O’Malley et al., 2005). Second, the overlapping observation windows (6-month windows sliding by 1 month) share 5 of 6 months of information, which may inflate apparent temporal stability. Third, the 7-dimensional PCA reduction captures a median of 12.5% of total variance (13.3% by eigenvalue calculation; Figure 2c shows the patient-representative estimate). The 128 discrete states are a coarse approximation of the comorbidity space. Fourth, disease families are defined by overlapping ICD-10 prefixes, so patients can appear in multiple families. Fifth, the patient-level representative record for Cox analyses selects the observation window with the maximum row identifier (max old_row_id). Spot-checking 10 sampled dementia patients confirmed that max old_row_id corresponds to the latest calendar observation window, consistent with chronological row ordering in the upstream data. Because this record reflects the patient’s most recent observation window rather than a fixed baseline, it may incorporate comorbidity information accumulated over the patient’s observation history and should not be interpreted as a baseline measurement. Sixth, we did not perform proportional hazards assumption testing, competing risk analysis, or multiple testing correction across the 51 disease families. We report nominal p-values and focus on effect direction and magnitude rather than statistical significance. Seventh, the longitudinal trajectory and transition analyses are restricted to deceased patients; whether the same patterns hold in the full population is not established. Eighth, the energy landscape is estimated from the static cross-sectional distribution of states and does not directly model temporal dynamics. The connection energies in the disconnectivity graph describe the energy surface, not measured transition rates. Ninth, all mortality analyses were restricted to patients whose insurers provided death flag data (shibou_flg_riyouka = 1), which encompasses National Health Insurance and Late-Stage Elderly enrollees but excludes employer-based insurance (kenpo) enrollees. This restriction retains approximately 40–50% of each cohort. Because insurer type correlates with age, employment status, and healthcare utilization, the mortality results may not generalize to the excluded population. The paired mortality–hospitalization figures (Figure 7) use the same restricted population for both panels to ensure comparability; riyouka = 0 patients showed similar or slightly higher hospitalization rates, suggesting that the restriction may underestimate absolute hospitalization burden but is unlikely to reverse the direction of inter-basin differences. Tenth, the relationship between observable_end_ym and the actual time of death for deceased patients has not been formally documented in the data specification; the code uses the coverage end month as the time endpoint for all patients without computing a separate death date. Under the Japanese National Health Insurance and Late-Stage Elderly systems, insurance coverage terminates upon death, so observable_end_ym should approximate the month of death for these enrollees. Empirically, only 0.5% of deceased dementia patients (619 of 127,544) have observable_end_ym at the dataset end month (2021/07), and the distribution spans 2014–2022, consistent with individual event timing rather than a uniform dataset cutoff. However, month-level accuracy has not been confirmed with the data provider and should be verified before any analysis requiring exact death dates. Eleventh, the observation windows used for state assignment are 6-month claim periods that can extend beyond observable_end_ym for some patients. Because claims outside the observable period are excluded from the database by design, these windows may reflect a shorter effective observation period than the nominal 6 months, potentially yielding sparser comorbidity data for the representative state near the end of coverage. This mismatch affects state assignment but not Cox survival time, which uses observable_end_ym directly.</w:t>
       </w:r>
     </w:p>
     <w:p>
@@ -2934,7 +2934,10 @@
     <w:bookmarkEnd w:id="70"/>
     <w:bookmarkEnd w:id="71"/>
     <w:bookmarkEnd w:id="72"/>
-    <w:sectPr/>
+    <w:sectPr>
+      <w:pgSz w:h="16838" w:orient="portrait" w:w="11906"/>
+      <w:pgMar w:bottom="1440" w:footer="720" w:gutter="0" w:header="720" w:left="1440" w:right="1440" w:top="1440"/>
+    </w:sectPr>
   </w:body>
 </w:document>
 </file>
@@ -4194,7 +4197,7 @@
       <w:color w:themeColor="accent1" w:themeShade="BF" w:val="365F91"/>
     </w:rPr>
   </w:style>
-  <w:style w:type="paragraph" w:customStyle="1" w:styleId="SourceCode">
+  <w:style w:customStyle="1" w:styleId="SourceCode" w:type="paragraph">
     <w:name w:val="Source Code"/>
     <w:basedOn w:val="Normal"/>
     <w:link w:val="VerbatimChar"/>
@@ -4202,7 +4205,7 @@
       <w:wordWrap w:val="off"/>
     </w:pPr>
   </w:style>
-  <w:style w:type="character" w:customStyle="1" w:styleId="KeywordTok">
+  <w:style w:customStyle="1" w:styleId="KeywordTok" w:type="character">
     <w:name w:val="KeywordTok"/>
     <w:basedOn w:val="VerbatimChar"/>
     <w:rPr>
@@ -4210,77 +4213,77 @@
       <w:color w:val="007020"/>
     </w:rPr>
   </w:style>
-  <w:style w:type="character" w:customStyle="1" w:styleId="DataTypeTok">
+  <w:style w:customStyle="1" w:styleId="DataTypeTok" w:type="character">
     <w:name w:val="DataTypeTok"/>
     <w:basedOn w:val="VerbatimChar"/>
     <w:rPr>
       <w:color w:val="902000"/>
     </w:rPr>
   </w:style>
-  <w:style w:type="character" w:customStyle="1" w:styleId="DecValTok">
+  <w:style w:customStyle="1" w:styleId="DecValTok" w:type="character">
     <w:name w:val="DecValTok"/>
     <w:basedOn w:val="VerbatimChar"/>
     <w:rPr>
       <w:color w:val="40a070"/>
     </w:rPr>
   </w:style>
-  <w:style w:type="character" w:customStyle="1" w:styleId="BaseNTok">
+  <w:style w:customStyle="1" w:styleId="BaseNTok" w:type="character">
     <w:name w:val="BaseNTok"/>
     <w:basedOn w:val="VerbatimChar"/>
     <w:rPr>
       <w:color w:val="40a070"/>
     </w:rPr>
   </w:style>
-  <w:style w:type="character" w:customStyle="1" w:styleId="FloatTok">
+  <w:style w:customStyle="1" w:styleId="FloatTok" w:type="character">
     <w:name w:val="FloatTok"/>
     <w:basedOn w:val="VerbatimChar"/>
     <w:rPr>
       <w:color w:val="40a070"/>
     </w:rPr>
   </w:style>
-  <w:style w:type="character" w:customStyle="1" w:styleId="ConstantTok">
+  <w:style w:customStyle="1" w:styleId="ConstantTok" w:type="character">
     <w:name w:val="ConstantTok"/>
     <w:basedOn w:val="VerbatimChar"/>
     <w:rPr>
       <w:color w:val="880000"/>
     </w:rPr>
   </w:style>
-  <w:style w:type="character" w:customStyle="1" w:styleId="CharTok">
+  <w:style w:customStyle="1" w:styleId="CharTok" w:type="character">
     <w:name w:val="CharTok"/>
     <w:basedOn w:val="VerbatimChar"/>
     <w:rPr>
       <w:color w:val="4070a0"/>
     </w:rPr>
   </w:style>
-  <w:style w:type="character" w:customStyle="1" w:styleId="SpecialCharTok">
+  <w:style w:customStyle="1" w:styleId="SpecialCharTok" w:type="character">
     <w:name w:val="SpecialCharTok"/>
     <w:basedOn w:val="VerbatimChar"/>
     <w:rPr>
       <w:color w:val="4070a0"/>
     </w:rPr>
   </w:style>
-  <w:style w:type="character" w:customStyle="1" w:styleId="StringTok">
+  <w:style w:customStyle="1" w:styleId="StringTok" w:type="character">
     <w:name w:val="StringTok"/>
     <w:basedOn w:val="VerbatimChar"/>
     <w:rPr>
       <w:color w:val="4070a0"/>
     </w:rPr>
   </w:style>
-  <w:style w:type="character" w:customStyle="1" w:styleId="VerbatimStringTok">
+  <w:style w:customStyle="1" w:styleId="VerbatimStringTok" w:type="character">
     <w:name w:val="VerbatimStringTok"/>
     <w:basedOn w:val="VerbatimChar"/>
     <w:rPr>
       <w:color w:val="4070a0"/>
     </w:rPr>
   </w:style>
-  <w:style w:type="character" w:customStyle="1" w:styleId="SpecialStringTok">
+  <w:style w:customStyle="1" w:styleId="SpecialStringTok" w:type="character">
     <w:name w:val="SpecialStringTok"/>
     <w:basedOn w:val="VerbatimChar"/>
     <w:rPr>
       <w:color w:val="bb6688"/>
     </w:rPr>
   </w:style>
-  <w:style w:type="character" w:customStyle="1" w:styleId="ImportTok">
+  <w:style w:customStyle="1" w:styleId="ImportTok" w:type="character">
     <w:name w:val="ImportTok"/>
     <w:basedOn w:val="VerbatimChar"/>
     <w:rPr>
@@ -4288,7 +4291,7 @@
       <w:color w:val="008000"/>
     </w:rPr>
   </w:style>
-  <w:style w:type="character" w:customStyle="1" w:styleId="CommentTok">
+  <w:style w:customStyle="1" w:styleId="CommentTok" w:type="character">
     <w:name w:val="CommentTok"/>
     <w:basedOn w:val="VerbatimChar"/>
     <w:rPr>
@@ -4296,7 +4299,7 @@
       <w:color w:val="60a0b0"/>
     </w:rPr>
   </w:style>
-  <w:style w:type="character" w:customStyle="1" w:styleId="DocumentationTok">
+  <w:style w:customStyle="1" w:styleId="DocumentationTok" w:type="character">
     <w:name w:val="DocumentationTok"/>
     <w:basedOn w:val="VerbatimChar"/>
     <w:rPr>
@@ -4304,7 +4307,7 @@
       <w:color w:val="ba2121"/>
     </w:rPr>
   </w:style>
-  <w:style w:type="character" w:customStyle="1" w:styleId="AnnotationTok">
+  <w:style w:customStyle="1" w:styleId="AnnotationTok" w:type="character">
     <w:name w:val="AnnotationTok"/>
     <w:basedOn w:val="VerbatimChar"/>
     <w:rPr>
@@ -4313,7 +4316,7 @@
       <w:color w:val="60a0b0"/>
     </w:rPr>
   </w:style>
-  <w:style w:type="character" w:customStyle="1" w:styleId="CommentVarTok">
+  <w:style w:customStyle="1" w:styleId="CommentVarTok" w:type="character">
     <w:name w:val="CommentVarTok"/>
     <w:basedOn w:val="VerbatimChar"/>
     <w:rPr>
@@ -4322,28 +4325,28 @@
       <w:color w:val="60a0b0"/>
     </w:rPr>
   </w:style>
-  <w:style w:type="character" w:customStyle="1" w:styleId="OtherTok">
+  <w:style w:customStyle="1" w:styleId="OtherTok" w:type="character">
     <w:name w:val="OtherTok"/>
     <w:basedOn w:val="VerbatimChar"/>
     <w:rPr>
       <w:color w:val="007020"/>
     </w:rPr>
   </w:style>
-  <w:style w:type="character" w:customStyle="1" w:styleId="FunctionTok">
+  <w:style w:customStyle="1" w:styleId="FunctionTok" w:type="character">
     <w:name w:val="FunctionTok"/>
     <w:basedOn w:val="VerbatimChar"/>
     <w:rPr>
       <w:color w:val="06287e"/>
     </w:rPr>
   </w:style>
-  <w:style w:type="character" w:customStyle="1" w:styleId="VariableTok">
+  <w:style w:customStyle="1" w:styleId="VariableTok" w:type="character">
     <w:name w:val="VariableTok"/>
     <w:basedOn w:val="VerbatimChar"/>
     <w:rPr>
       <w:color w:val="19177c"/>
     </w:rPr>
   </w:style>
-  <w:style w:type="character" w:customStyle="1" w:styleId="ControlFlowTok">
+  <w:style w:customStyle="1" w:styleId="ControlFlowTok" w:type="character">
     <w:name w:val="ControlFlowTok"/>
     <w:basedOn w:val="VerbatimChar"/>
     <w:rPr>
@@ -4351,45 +4354,45 @@
       <w:color w:val="007020"/>
     </w:rPr>
   </w:style>
-  <w:style w:type="character" w:customStyle="1" w:styleId="OperatorTok">
+  <w:style w:customStyle="1" w:styleId="OperatorTok" w:type="character">
     <w:name w:val="OperatorTok"/>
     <w:basedOn w:val="VerbatimChar"/>
     <w:rPr>
       <w:color w:val="666666"/>
     </w:rPr>
   </w:style>
-  <w:style w:type="character" w:customStyle="1" w:styleId="BuiltInTok">
+  <w:style w:customStyle="1" w:styleId="BuiltInTok" w:type="character">
     <w:name w:val="BuiltInTok"/>
     <w:basedOn w:val="VerbatimChar"/>
     <w:rPr>
       <w:color w:val="008000"/>
     </w:rPr>
   </w:style>
-  <w:style w:type="character" w:customStyle="1" w:styleId="ExtensionTok">
+  <w:style w:customStyle="1" w:styleId="ExtensionTok" w:type="character">
     <w:name w:val="ExtensionTok"/>
     <w:basedOn w:val="VerbatimChar"/>
     <w:rPr/>
   </w:style>
-  <w:style w:type="character" w:customStyle="1" w:styleId="PreprocessorTok">
+  <w:style w:customStyle="1" w:styleId="PreprocessorTok" w:type="character">
     <w:name w:val="PreprocessorTok"/>
     <w:basedOn w:val="VerbatimChar"/>
     <w:rPr>
       <w:color w:val="bc7a00"/>
     </w:rPr>
   </w:style>
-  <w:style w:type="character" w:customStyle="1" w:styleId="AttributeTok">
+  <w:style w:customStyle="1" w:styleId="AttributeTok" w:type="character">
     <w:name w:val="AttributeTok"/>
     <w:basedOn w:val="VerbatimChar"/>
     <w:rPr>
       <w:color w:val="7d9029"/>
     </w:rPr>
   </w:style>
-  <w:style w:type="character" w:customStyle="1" w:styleId="RegionMarkerTok">
+  <w:style w:customStyle="1" w:styleId="RegionMarkerTok" w:type="character">
     <w:name w:val="RegionMarkerTok"/>
     <w:basedOn w:val="VerbatimChar"/>
     <w:rPr/>
   </w:style>
-  <w:style w:type="character" w:customStyle="1" w:styleId="InformationTok">
+  <w:style w:customStyle="1" w:styleId="InformationTok" w:type="character">
     <w:name w:val="InformationTok"/>
     <w:basedOn w:val="VerbatimChar"/>
     <w:rPr>
@@ -4398,7 +4401,7 @@
       <w:color w:val="60a0b0"/>
     </w:rPr>
   </w:style>
-  <w:style w:type="character" w:customStyle="1" w:styleId="WarningTok">
+  <w:style w:customStyle="1" w:styleId="WarningTok" w:type="character">
     <w:name w:val="WarningTok"/>
     <w:basedOn w:val="VerbatimChar"/>
     <w:rPr>
@@ -4407,7 +4410,7 @@
       <w:color w:val="60a0b0"/>
     </w:rPr>
   </w:style>
-  <w:style w:type="character" w:customStyle="1" w:styleId="AlertTok">
+  <w:style w:customStyle="1" w:styleId="AlertTok" w:type="character">
     <w:name w:val="AlertTok"/>
     <w:basedOn w:val="VerbatimChar"/>
     <w:rPr>
@@ -4415,7 +4418,7 @@
       <w:color w:val="ff0000"/>
     </w:rPr>
   </w:style>
-  <w:style w:type="character" w:customStyle="1" w:styleId="ErrorTok">
+  <w:style w:customStyle="1" w:styleId="ErrorTok" w:type="character">
     <w:name w:val="ErrorTok"/>
     <w:basedOn w:val="VerbatimChar"/>
     <w:rPr>
@@ -4423,7 +4426,7 @@
       <w:color w:val="ff0000"/>
     </w:rPr>
   </w:style>
-  <w:style w:type="character" w:customStyle="1" w:styleId="NormalTok">
+  <w:style w:customStyle="1" w:styleId="NormalTok" w:type="character">
     <w:name w:val="NormalTok"/>
     <w:basedOn w:val="VerbatimChar"/>
     <w:rPr/>

--- a/paper/claude/manuscript.docx
+++ b/paper/claude/manuscript.docx
@@ -98,7 +98,7 @@
         <w:pStyle w:val="FirstParagraph"/>
       </w:pPr>
       <w:r>
-        <w:t xml:space="preserve">Comorbidity patterns shape clinical trajectories, yet systematic cross-disease comparisons remain rare. We apply energy landscape analysis — an Ising model framework from statistical physics — to administrative claims from approximately 11 million individuals in the Japanese DeSC database, constructing comorbidity landscapes for 51 disease families. For each family, a binary comorbidity matrix is reduced to seven dimensions by principal component analysis, discretized into 128 states, and analyzed to identify 1–4 stable basins per disease. In 40 of 51 families, lower energy is associated with higher mortality risk in at least half of basins. Among deceased patients in single-basin diseases, first and last basin assignments matched in a median of 98% of cases, indicating that basins function as persistent attractors. Cross-disease comparison of basin comorbidity codes recovers clinically coherent disease clusters without supervision. We classify the 51 families into six behavioral patterns, providing a descriptive atlas of comorbidity organization across diseases.</w:t>
+        <w:t xml:space="preserve">Comorbidity patterns shape clinical trajectories, yet systematic cross-disease comparisons remain rare. We apply energy landscape analysis — an Ising model framework from statistical physics — to administrative claims from approximately 11 million individuals in the Japanese DeSC database, constructing comorbidity landscapes for 51 disease families. For each family, a binary comorbidity matrix is reduced to seven dimensions by principal component analysis, discretized into 128 states, and analyzed to identify 1–4 stable basins per disease. In 31 of 51 families, lower energy is associated with higher mortality risk in at least half of basins. Among deceased patients in single-basin diseases, first and last basin assignments matched in a median of 98% of cases, indicating that basins function as persistent attractors. Cross-disease comparison of basin comorbidity codes recovers clinically coherent disease clusters without supervision. We classify the 51 families into six behavioral patterns, providing a descriptive atlas of comorbidity organization across diseases.</w:t>
       </w:r>
     </w:p>
     <w:p>
@@ -169,7 +169,7 @@
         <w:pStyle w:val="BodyText"/>
       </w:pPr>
       <w:r>
-        <w:t xml:space="preserve">Here, we present the Disease Landscape Atlas, a systematic application of ELA to 51 disease families defined by ICD-10 code prefixes in the DeSC Japanese claims database. By constructing separate landscapes for each disease family — excluding the index disease codes from the feature set — the resulting basins reflect disease-specific comorbidity patterns rather than population-level prevalence. The cohorts collectively span approximately 11 million individuals observed between April 2014 and July 2021, with patients potentially contributing to multiple disease families. For each family, we construct a binary comorbidity matrix from 6-month observation windows, apply PCA to reduce dimensionality to 7 components, binarize the scores, and estimate the energy landscape using the Ising model.</w:t>
+        <w:t xml:space="preserve">Here, we present the Disease Landscape Atlas, a systematic application of ELA to 51 disease families defined by ICD-10 code prefixes in the DeSC Japanese claims database. By constructing separate landscapes for each disease family — excluding the index disease codes from the feature set — the resulting basins reflect disease-specific comorbidity patterns rather than population-level prevalence. The cohorts collectively span approximately 11 million individuals observed between April 2014 and February 2022, with patients potentially contributing to multiple disease families. For each family, we construct a binary comorbidity matrix from 6-month observation windows, apply PCA to reduce dimensionality to 7 components, binarize the scores, and estimate the energy landscape using the Ising model.</w:t>
       </w:r>
     </w:p>
     <w:p>
@@ -255,15 +255,15 @@
         <w:pStyle w:val="FirstParagraph"/>
       </w:pPr>
       <w:r>
-        <w:t xml:space="preserve">To assess whether the energy landscape captures clinically relevant structure, we tested the association between within-basin standardized energy and all-cause mortality using Cox proportional hazards models (adjusted for age and sex) within each basin separately (Figure 3; Methods). The analysis population was restricted to patients whose insurers provided death flag data (shibou_flg_riyouka = 1; approximately 40–50% of each cohort; see Methods). A disease family was classified as satisfying the per-basin majority criterion if HR &lt; 1 (lower energy associated with higher hazard) held in at least half of its basins — including the case of exactly half. In 40 of 51 disease families, this criterion was satisfied for mortality. An analogous whole-cohort analysis using disease-specific hospitalization (primary diagnosis matching the index disease’s ICD-10 codes; see Methods) as the endpoint yielded a consistent direction in 42 of 51 families in the full population (Figure S1); the hospitalization analysis was not restricted to the shibou_flg_riyouka = 1 subpopulation because hospitalization events do not depend on death flag availability.</w:t>
-      </w:r>
-    </w:p>
-    <w:p>
-      <w:pPr>
-        <w:pStyle w:val="BodyText"/>
-      </w:pPr>
-      <w:r>
-        <w:t xml:space="preserve">The eleven disease families that did not satisfy the mortality criterion were anxiety (2 basins, 0/2 HR &lt; 1), autoimmune/connective tissue disease (1 basin, 0/1), benign prostatic hyperplasia (3 basins, 0/3), COPD (1 basin, 0/1), dyslipidemia (2 basins, 0/2), liver cancer (3 basins, 1/3), rheumatoid arthritis (2 basins, 0/2), sepsis (3 basins, 0/3), thyroid disorder (4 basins, 1/4), tuberculosis (1 basin, 0/1), and urinary tract infection (3 basins, 1/3). These diseases include a mix of non-terminal chronic conditions with low mortality rates (anxiety, dyslipidemia, benign prostatic hyperplasia) and diseases with acute presentation or high lethality (sepsis, liver cancer). The non-terminal diseases may produce comorbidity landscapes where energy reflects healthcare utilization or diagnostic complexity rather than mortality risk; the acute diseases may lack sufficient longitudinal comorbidity information for severity-aligned landscapes (Figure 3).</w:t>
+        <w:t xml:space="preserve">To assess whether the energy landscape captures clinically relevant structure, we tested the association between within-basin standardized energy and all-cause mortality using Cox proportional hazards models (adjusted for age and sex) within each basin separately (Figure 3; Methods). The analysis population was restricted to patients whose insurers provided death flag data (shibou_flg_riyouka = 1; approximately 40–50% of each cohort; see Methods). A disease family was classified as satisfying the per-basin majority criterion if HR &lt; 1 (lower energy associated with higher hazard) held in at least half of its basins — including the case of exactly half. In 31 of 51 disease families, this criterion was satisfied for mortality under a landmark Cox design (see Methods §4.5). An analogous whole-cohort analysis using disease-specific hospitalization (primary diagnosis matching the index disease’s ICD-10 codes; see Methods) as the endpoint yielded a consistent direction in 42 of 51 families in the full population (Figure S1); the hospitalization analysis was not restricted to the shibou_flg_riyouka = 1 subpopulation because hospitalization events do not depend on death flag availability.</w:t>
+      </w:r>
+    </w:p>
+    <w:p>
+      <w:pPr>
+        <w:pStyle w:val="BodyText"/>
+      </w:pPr>
+      <w:r>
+        <w:t xml:space="preserve">The twenty disease families that did not satisfy the mortality criterion were acute renal failure (2 basins, 0/2 HR &lt; 1), anxiety (2 basins, 0/2), autoimmune/connective tissue disease (1 basin, 0/1), benign prostatic hyperplasia (3 basins, 1/3), cirrhosis/fibrosis (1 basin, 0/1), COPD (1 basin, 0/1), delirium (2 basins, 0/2), depression (2 basins, 0/2), epilepsy (2 basins, 0/2), gout (1 basin, 0/1), hip fracture (1 basin, 0/1), liver cancer (3 basins, 0/3), Parkinson disease (3 basins, 1/3), pneumonia (2 basins, 0/2), prostate cancer (2 basins, 0/2), rheumatoid arthritis (2 basins, 0/2), schizophrenia (2 basins, 0/2), sepsis (3 basins, 0/3), thyroid disorder (4 basins, 0/4), and tuberculosis (1 basin, 0/1). These diseases include non-terminal chronic conditions with low mortality rates (anxiety, gout, benign prostatic hyperplasia, prostate cancer), neuropsychiatric conditions (depression, schizophrenia, epilepsy, delirium), diseases with acute presentation or high lethality (sepsis, acute renal failure), and conditions where the energy–severity relationship may be attenuated at the first eligible observation window used by the landmark design (cirrhosis/fibrosis, hip fracture, Parkinson disease, pneumonia). The non-terminal diseases may produce comorbidity landscapes where energy reflects healthcare utilization or diagnostic complexity rather than mortality risk; the acute diseases may lack sufficient longitudinal comorbidity information for severity-aligned landscapes (Figure 3).</w:t>
       </w:r>
     </w:p>
     <w:p>
@@ -357,7 +357,7 @@
         <w:t xml:space="preserve"> </w:t>
       </w:r>
       <w:r>
-        <w:t xml:space="preserve">(14 families): Single basin, energy associated with mortality in the expected direction. These diseases — including stroke, ischemic heart disease, colorectal cancer, lung cancer, and pancreatic cancer — have a single stable comorbidity configuration with a clear severity gradient within it.</w:t>
+        <w:t xml:space="preserve">(11 families): Single basin, energy associated with mortality in the expected direction. These diseases — including stroke, ischemic heart disease, colorectal cancer, lung cancer, and metastatic cancer — have a single stable comorbidity configuration with a clear severity gradient within it.</w:t>
       </w:r>
     </w:p>
     <w:p>
@@ -375,7 +375,7 @@
         <w:t xml:space="preserve"> </w:t>
       </w:r>
       <w:r>
-        <w:t xml:space="preserve">(3 families): Single basin, reversed energy–mortality association. COPD, autoimmune/connective tissue disease, and tuberculosis have a single basin in which lower energy is not associated with worse outcomes.</w:t>
+        <w:t xml:space="preserve">(6 families): Single basin, reversed energy–mortality association. COPD, autoimmune/connective tissue disease, tuberculosis, cirrhosis/fibrosis, gout, and hip fracture have a single basin in which lower energy is not associated with worse outcomes.</w:t>
       </w:r>
     </w:p>
     <w:p>
@@ -393,7 +393,7 @@
         <w:t xml:space="preserve"> </w:t>
       </w:r>
       <w:r>
-        <w:t xml:space="preserve">(6 families): Multiple basins with expected energy–mortality direction and low transition asymmetry (&lt;0.3). CKD, depression, hypertension, malnutrition, and prostate cancer are examples: basins exchange patients at roughly equal rates.</w:t>
+        <w:t xml:space="preserve">(4 families): Multiple basins with expected energy–mortality direction and low transition asymmetry (&lt;0.3). CKD, dyslipidemia, hypertension, and malnutrition are examples: basins exchange patients at roughly equal rates.</w:t>
       </w:r>
     </w:p>
     <w:p>
@@ -411,7 +411,7 @@
         <w:t xml:space="preserve"> </w:t>
       </w:r>
       <w:r>
-        <w:t xml:space="preserve">(10 families): Multiple basins with expected energy–mortality direction and moderate transition asymmetry (0.3–0.6). Dementia, atrial fibrillation, heart failure, Parkinson disease, and schizophrenia exhibit net directional flow between basins. In dementia, for example, the Basin 2→1 transition rate (10.3% per step) exceeds Basin 1→2 (3.9%), and the absolute transition counts confirm net flow toward the higher-mortality basin (74,996 vs. 51,471 events).</w:t>
+        <w:t xml:space="preserve">(5 families): Multiple basins with expected energy–mortality direction and moderate transition asymmetry (0.3–0.6). Dementia, atrial fibrillation, heart failure, sleep disorders, and viral hepatitis exhibit net directional flow between basins. In dementia, for example, the Basin 2→1 transition rate (10.3% per step) exceeds Basin 1→2 (3.9%), and the absolute transition counts confirm net flow toward the higher-mortality basin (74,996 vs. 51,471 events).</w:t>
       </w:r>
     </w:p>
     <w:p>
@@ -429,7 +429,7 @@
         <w:t xml:space="preserve"> </w:t>
       </w:r>
       <w:r>
-        <w:t xml:space="preserve">(10 families): Multiple basins with expected energy–mortality direction and high asymmetry (&gt;0.6). Anemia, malignancy, diabetes, asthma, and hematologic malignancy typify this pattern: inter-basin transitions are strongly directional when they occur.</w:t>
+        <w:t xml:space="preserve">(11 families): Multiple basins with expected energy–mortality direction and high asymmetry (&gt;0.6). Anemia, malignancy, diabetes, asthma, osteoarthritis, and urinary tract infection typify this pattern: inter-basin transitions are strongly directional when they occur.</w:t>
       </w:r>
     </w:p>
     <w:p>
@@ -447,7 +447,7 @@
         <w:t xml:space="preserve"> </w:t>
       </w:r>
       <w:r>
-        <w:t xml:space="preserve">(8 families): Multiple basins, reversed energy–mortality association. Anxiety, benign prostatic hyperplasia, dyslipidemia, liver cancer, rheumatoid arthritis, sepsis, thyroid disorder, and urinary tract infection exhibit structured basin organization but the expected energy–outcome direction does not hold in the majority of basins.</w:t>
+        <w:t xml:space="preserve">(14 families): Multiple basins, reversed energy–mortality association. Anxiety, benign prostatic hyperplasia, depression, liver cancer, Parkinson disease, pneumonia, prostate cancer, rheumatoid arthritis, schizophrenia, sepsis, thyroid disorder, acute renal failure, delirium, and epilepsy exhibit structured basin organization but the expected energy–outcome direction does not hold in the majority of basins.</w:t>
       </w:r>
     </w:p>
     <w:p>
@@ -473,7 +473,7 @@
         <w:pStyle w:val="FirstParagraph"/>
       </w:pPr>
       <w:r>
-        <w:t xml:space="preserve">The thyroid disorder cohort (n = 2,026,922; ICD-10 E00–E07, covering the full spectrum of thyroid diseases) yielded four basins (Figure 6). Although only 1 of 4 basins satisfied the expected energy–mortality direction (Structured reversed classification), the basin-specific comorbidity profiles, ranked by the log-odds difference score (Methods), revealed clinically interpretable structure.</w:t>
+        <w:t xml:space="preserve">The thyroid disorder cohort (n = 2,026,922; ICD-10 E00–E07, covering the full spectrum of thyroid diseases) yielded four basins (Figure 6). Under the landmark Cox design, none of the 4 basins satisfied the expected energy–mortality direction (Structured reversed classification), but the basin-specific comorbidity profiles, ranked by the log-odds difference score (Methods), revealed clinically interpretable structure.</w:t>
       </w:r>
     </w:p>
     <w:p>
@@ -489,7 +489,7 @@
         <w:pStyle w:val="BodyText"/>
       </w:pPr>
       <w:r>
-        <w:t xml:space="preserve">Basin 4 (n = 135,495; mean age 76.0) was characterized by dental codes (chronic periodontitis, 81.8%; dental caries, 35.4%) along with hypertension (78.0%) and constipation (61.0%). Among the death-flag-available subpopulation, Basin 3 had a death rate of 15.2% and Basin 2 had a death rate of 9.0% (Figure 6b). The energy–mortality association was in the expected direction only in Basin 3 (HR = 0.934); the other three basins showed reversed associations. The disconnectivity graph showed that Basin 1 and Basin 3 have the lowest connection energy (E = −0.68), meaning these basins merge first in the hierarchical structure (Figure 6c). Temporal basin composition among deceased patients was largely stable across observation windows preceding death (Figure 6d).</w:t>
+        <w:t xml:space="preserve">Basin 4 (n = 135,495; mean age 76.0) was characterized by dental codes (chronic periodontitis, 81.8%; dental caries, 35.4%) along with hypertension (78.0%) and constipation (61.0%). Among the death-flag-available subpopulation under the landmark design, Basin 3 had a death rate of 12.4% and Basin 2 had a death rate of 8.3% (Figure 6b). The energy–mortality association was reversed in all four basins (Basin 1: HR = 1.044, Basin 2: HR = 1.684, Basin 3: HR = 1.008, Basin 4: HR = 1.568). The disconnectivity graph showed that Basin 1 and Basin 3 have the lowest connection energy (E = −0.68), meaning these basins merge first in the hierarchical structure (Figure 6c). Temporal basin composition among deceased patients was largely stable across observation windows preceding death (Figure 6d).</w:t>
       </w:r>
     </w:p>
     <w:p>
@@ -523,7 +523,7 @@
         <w:pStyle w:val="BodyText"/>
       </w:pPr>
       <w:r>
-        <w:t xml:space="preserve">Among patients with death flag data available (shibou_flg_riyouka = 1; n = 480,102; 51.4% of the full cohort), the two basins showed sharply different mortality: Basin 1 (n = 243,941) had a death rate of 38.7%, compared with 13.2% in Basin 2 (n = 233,494) (Figure 7a, left panel). The energy–mortality association held in Basin 1 (HR = 0.780, p &lt; 0.001) but was reversed in Basin 2 (HR = 1.064, p &lt; 0.001), meaning that in Basin 2, lower energy was associated with lower, not higher, mortality. Dementia satisfies the per-basin majority criterion (1 of 2 basins HR &lt; 1) but has a split energy–outcome pattern.</w:t>
+        <w:t xml:space="preserve">Under the landmark Cox design (see Methods §4.5), the analysis included 435,134 patients with death flag data available (shibou_flg_riyouka = 1). The two basins showed sharply different mortality: Basin 1 (n = 176,074) had a death rate of 32.0%, compared with 16.7% in Basin 2 (n = 259,060) (Figure 7a, left panel). The energy–mortality association held in Basin 1 (HR = 0.846, p &lt; 0.001) but was reversed in Basin 2 (HR = 1.121, p &lt; 0.001), meaning that in Basin 2, lower energy was associated with lower, not higher, mortality. Dementia satisfies the per-basin majority criterion (1 of 2 basins HR &lt; 1) but has a split energy–outcome pattern.</w:t>
       </w:r>
     </w:p>
     <w:p>
@@ -539,7 +539,7 @@
         <w:pStyle w:val="BodyText"/>
       </w:pPr>
       <w:r>
-        <w:t xml:space="preserve">The mortality difference between basins (38.7% vs. 13.2%) is substantial and mirrors their comorbidity profiles: Basin 1’s frailty-associated profile (heart failure, constipation, skin conditions) aligns with higher mortality, while Basin 2’s metabolic profile (hypertension, diabetes, hyperlipidemia) may represent a less acutely life-threatening pattern in the context of dementia. The net directional flow from Basin 2 to Basin 1 (10.3% vs. 3.9% per step; 74,996 vs. 51,471 absolute transition events) suggests that some patients in the metabolic basin accumulate frailty-associated comorbidities over time. The reversed energy direction in Basin 2 (HR = 1.064) indicates that the energy landscape does not uniformly capture severity across all basins of this disease. Hospitalization patterns also differed between basins (Figure 7a, right panel). Both the mortality and hospitalization panels use the same analysis population (shibou_flg_riyouka = 1; see Methods).</w:t>
+        <w:t xml:space="preserve">The mortality difference between basins (32.0% vs. 16.7%) is substantial and mirrors their comorbidity profiles: Basin 1’s frailty-associated profile (heart failure, constipation, skin conditions) aligns with higher mortality, while Basin 2’s metabolic profile (hypertension, diabetes, hyperlipidemia) may represent a less acutely life-threatening pattern in the context of dementia. The net directional flow from Basin 2 to Basin 1 (10.3% vs. 3.9% per step; 74,996 vs. 51,471 absolute transition events) suggests that some patients in the metabolic basin accumulate frailty-associated comorbidities over time. The reversed energy direction in Basin 2 (HR = 1.121) indicates that the energy landscape does not uniformly capture severity across all basins of this disease. Hospitalization patterns also differed between basins (Figure 7a, right panel). Both the mortality and hospitalization panels use the same analysis population (shibou_flg_riyouka = 1; see Methods).</w:t>
       </w:r>
     </w:p>
     <w:p>
@@ -599,7 +599,7 @@
         <w:pStyle w:val="FirstParagraph"/>
       </w:pPr>
       <w:r>
-        <w:t xml:space="preserve">Tuberculosis illustrates the limitations of ELA for diseases with low observation density and acute presentation. Among TB patients with death flag data available (n = 152,290), the single basin had a reversed energy–mortality association (HR = 1.035; 95% CI 1.024–1.046), meaning that lower energy was associated with lower, not higher, mortality (Figure 9).</w:t>
+        <w:t xml:space="preserve">Tuberculosis illustrates the limitations of ELA for diseases with low observation density and acute presentation. Among TB patients with death flag data available under the landmark design (n = 144,571), the single basin had a reversed energy–mortality association (HR = 1.130; 95% CI 1.116–1.144), meaning that lower energy was associated with lower, not higher, mortality (Figure 9).</w:t>
       </w:r>
     </w:p>
     <w:p>
@@ -703,7 +703,7 @@
         <w:t xml:space="preserve"> </w:t>
       </w:r>
       <w:r>
-        <w:t xml:space="preserve">The per-basin majority criterion was satisfied in 40 of 51 families for mortality and 42 of 51 for hospitalization, suggesting that the energy–outcome direction holds in a majority but not all disease families. The eleven families failing the mortality criterion include non-terminal chronic conditions where energy may reflect healthcare utilization rather than mortality risk (anxiety, dyslipidemia, benign prostatic hyperplasia, COPD, rheumatoid arthritis, autoimmune/connective tissue disease, urinary tract infection, thyroid disorder) and diseases with acute presentation or high lethality (sepsis, liver cancer, tuberculosis). The presence of non-terminal chronic diseases among the failures suggests that ELA’s ability to construct severity-aligned landscapes depends not only on observation density but also on whether mortality is a primary outcome for the disease family.</w:t>
+        <w:t xml:space="preserve">The per-basin majority criterion was satisfied in 31 of 51 families for mortality and 42 of 51 for hospitalization, suggesting that the energy–outcome direction holds in a majority but not all disease families. The twenty families failing the mortality criterion include non-terminal chronic conditions where energy may reflect healthcare utilization rather than mortality risk (anxiety, gout, benign prostatic hyperplasia, prostate cancer, dyslipidemia under the old design), neuropsychiatric conditions (depression, schizophrenia, epilepsy, delirium), conditions where the landmark design may attenuate the energy–severity relationship (cirrhosis/fibrosis, hip fracture, Parkinson disease, pneumonia), and diseases with acute presentation or high lethality (sepsis, liver cancer, acute renal failure, tuberculosis). The broader set of failures under the landmark design — compared with the pre-landmark analysis — reflects the removal of immortal time bias: patients are now evaluated at their first eligible observation window rather than their latest, which reduces the apparent association between accumulated comorbidity burden and mortality for some disease families.</w:t>
       </w:r>
     </w:p>
     <w:p>
@@ -721,7 +721,7 @@
         <w:t xml:space="preserve"> </w:t>
       </w:r>
       <w:r>
-        <w:t xml:space="preserve">The dementia case study (Figure 7) illustrates that inter-basin exchange is asymmetric (Basin 2→1: 10.3% vs. Basin 1→2: 3.9% per step; 74,996 vs. 51,471 absolute events), with net flow toward Basin 1, which has sharply higher mortality (38.7% vs. 13.2% among death-flag-available patients). The reversed energy–mortality direction in Basin 2 (HR = 1.064) indicates that the energy landscape does not uniformly capture severity across basins of this disease. Whether the basin differences reflect distinct comorbidity-driven subtypes, differences in care-seeking behavior, or healthcare system factors cannot be determined from claims data alone. A systematic comparison across multi-basin diseases (Figure S5) showed that mortality–hospitalization alignment varies widely.</w:t>
+        <w:t xml:space="preserve">The dementia case study (Figure 7) illustrates that inter-basin exchange is asymmetric (Basin 2→1: 10.3% vs. Basin 1→2: 3.9% per step; 74,996 vs. 51,471 absolute events), with net flow toward Basin 1, which has sharply higher mortality (32.0% vs. 16.7% among death-flag-available patients under the landmark design). The reversed energy–mortality direction in Basin 2 (HR = 1.121) indicates that the energy landscape does not uniformly capture severity across basins of this disease. Whether the basin differences reflect distinct comorbidity-driven subtypes, differences in care-seeking behavior, or healthcare system factors cannot be determined from claims data alone. A systematic comparison across multi-basin diseases (Figure S5) showed that mortality–hospitalization alignment varies widely.</w:t>
       </w:r>
     </w:p>
     <w:p>
@@ -739,7 +739,7 @@
         <w:t xml:space="preserve"> </w:t>
       </w:r>
       <w:r>
-        <w:t xml:space="preserve">The categories provide a descriptive vocabulary for the behavioral diversity of comorbidity landscapes. The Structured reversed category (8 families) includes non-terminal chronic conditions (anxiety, dyslipidemia, benign prostatic hyperplasia, rheumatoid arthritis) where energy may reflect healthcare utilization rather than severity, as well as conditions with acute or mixed presentation (sepsis, liver cancer). We emphasize that this classification was defined post hoc and should not be treated as a validated taxonomy. The boundaries between categories (e.g., asymmetry thresholds) were chosen to summarize observed variation, not derived from external criteria. Some diseases fall near category boundaries. Future work could assess whether these categories are robust to different analytical parameters or data sources.</w:t>
+        <w:t xml:space="preserve">The categories provide a descriptive vocabulary for the behavioral diversity of comorbidity landscapes. The Structured reversed category (14 families) includes non-terminal chronic conditions (anxiety, benign prostatic hyperplasia, depression, prostate cancer, rheumatoid arthritis) where energy may reflect healthcare utilization rather than severity, neuropsychiatric conditions (schizophrenia, epilepsy, delirium, Parkinson disease), and conditions with acute or mixed presentation (sepsis, liver cancer, acute renal failure, pneumonia). We emphasize that this classification was defined post hoc and should not be treated as a validated taxonomy. The boundaries between categories (e.g., asymmetry thresholds) were chosen to summarize observed variation, not derived from external criteria. Some diseases fall near category boundaries. Future work could assess whether these categories are robust to different analytical parameters or data sources.</w:t>
       </w:r>
     </w:p>
     <w:p>
@@ -757,7 +757,7 @@
         <w:t xml:space="preserve"> </w:t>
       </w:r>
       <w:r>
-        <w:t xml:space="preserve">Several limitations warrant consideration. First, ICD-10 codes from administrative claims are recorded for billing purposes and may not reflect clinical reality; coding practices vary across institutions and over time (O’Malley et al., 2005). Second, the overlapping observation windows (6-month windows sliding by 1 month) share 5 of 6 months of information, which may inflate apparent temporal stability. Third, the 7-dimensional PCA reduction captures a median of 12.5% of total variance (13.3% by eigenvalue calculation; Figure 2c shows the patient-representative estimate). The 128 discrete states are a coarse approximation of the comorbidity space. Fourth, disease families are defined by overlapping ICD-10 prefixes, so patients can appear in multiple families. Fifth, the patient-level representative record for Cox analyses selects the observation window with the maximum row identifier (max old_row_id). Spot-checking 10 sampled dementia patients confirmed that max old_row_id corresponds to the latest calendar observation window, consistent with chronological row ordering in the upstream data. Because this record reflects the patient’s most recent observation window rather than a fixed baseline, it may incorporate comorbidity information accumulated over the patient’s observation history and should not be interpreted as a baseline measurement. Sixth, we did not perform proportional hazards assumption testing, competing risk analysis, or multiple testing correction across the 51 disease families. We report nominal p-values and focus on effect direction and magnitude rather than statistical significance. Seventh, the longitudinal trajectory and transition analyses are restricted to deceased patients; whether the same patterns hold in the full population is not established. Eighth, the energy landscape is estimated from the static cross-sectional distribution of states and does not directly model temporal dynamics. The connection energies in the disconnectivity graph describe the energy surface, not measured transition rates. Ninth, all mortality analyses were restricted to patients whose insurers provided death flag data (shibou_flg_riyouka = 1), which encompasses National Health Insurance and Late-Stage Elderly enrollees but excludes employer-based insurance (kenpo) enrollees. This restriction retains approximately 40–50% of each cohort. Because insurer type correlates with age, employment status, and healthcare utilization, the mortality results may not generalize to the excluded population. The paired mortality–hospitalization figures (Figure 7) use the same restricted population for both panels to ensure comparability; riyouka = 0 patients showed similar or slightly higher hospitalization rates, suggesting that the restriction may underestimate absolute hospitalization burden but is unlikely to reverse the direction of inter-basin differences. Tenth, the relationship between observable_end_ym and the actual time of death for deceased patients has not been formally documented in the data specification; the code uses the coverage end month as the time endpoint for all patients without computing a separate death date. Under the Japanese National Health Insurance and Late-Stage Elderly systems, insurance coverage terminates upon death, so observable_end_ym should approximate the month of death for these enrollees. Empirically, only 0.5% of deceased dementia patients (619 of 127,544) have observable_end_ym at the dataset end month (2021/07), and the distribution spans 2014–2022, consistent with individual event timing rather than a uniform dataset cutoff. However, month-level accuracy has not been confirmed with the data provider and should be verified before any analysis requiring exact death dates. Eleventh, the observation windows used for state assignment are 6-month claim periods that can extend beyond observable_end_ym for some patients. Because claims outside the observable period are excluded from the database by design, these windows may reflect a shorter effective observation period than the nominal 6 months, potentially yielding sparser comorbidity data for the representative state near the end of coverage. This mismatch affects state assignment but not Cox survival time, which uses observable_end_ym directly.</w:t>
+        <w:t xml:space="preserve">Several limitations warrant consideration. First, ICD-10 codes from administrative claims are recorded for billing purposes and may not reflect clinical reality; coding practices vary across institutions and over time (O’Malley et al., 2005). Second, the overlapping observation windows (6-month windows sliding by 1 month) share 5 of 6 months of information, which may inflate apparent temporal stability. Third, the 7-dimensional PCA reduction captures a median of 12.5% of total variance (13.3% by eigenvalue calculation; Figure 2c shows the patient-representative estimate). The 128 discrete states are a coarse approximation of the comorbidity space. Fourth, disease families are defined by overlapping ICD-10 prefixes, so patients can appear in multiple families. Fifth, the patient-level representative record for Cox analyses is selected by a landmark design: the first observation window where the full 6 months fall within the patient’s insurance observation period, the window is positive for the index disease, and the patient’s state has a basin assignment. Follow-up time begins at the end of this landmark window, avoiding immortal time bias inherent in selecting the latest observation. However, measuring comorbidity at the first eligible window means that patients who later develop additional comorbidities — or whose energy landscape position changes over time — are characterized by their earliest, not their most informative, state. This may underestimate the energy–mortality association for diseases where comorbidity burden accumulates slowly. Sixth, we did not perform proportional hazards assumption testing, competing risk analysis, or multiple testing correction across the 51 disease families. We report nominal p-values and focus on effect direction and magnitude rather than statistical significance. Seventh, the longitudinal trajectory and transition analyses are restricted to deceased patients; whether the same patterns hold in the full population is not established. Eighth, the energy landscape is estimated from the static cross-sectional distribution of states and does not directly model temporal dynamics. The connection energies in the disconnectivity graph describe the energy surface, not measured transition rates. Ninth, all mortality analyses were restricted to patients whose insurers provided death flag data (shibou_flg_riyouka = 1), which encompasses National Health Insurance and Late-Stage Elderly enrollees but excludes employer-based insurance (kenpo) enrollees. This restriction retains approximately 40–50% of each cohort. Because insurer type correlates with age, employment status, and healthcare utilization, the mortality results may not generalize to the excluded population. The paired mortality–hospitalization figures (Figure 7) use the same restricted population for both panels to ensure comparability; riyouka = 0 patients showed similar or slightly higher hospitalization rates, suggesting that the restriction may underestimate absolute hospitalization burden but is unlikely to reverse the direction of inter-basin differences. Tenth, the relationship between observable_end_ym and the actual time of death for deceased patients has not been formally documented in the data specification; the code uses the coverage end month as the time endpoint for all patients without computing a separate death date. Under the Japanese National Health Insurance and Late-Stage Elderly systems, insurance coverage terminates upon death, so observable_end_ym should approximate the month of death for these enrollees. Empirically, only 0.5% of deceased dementia patients (619 of 127,544) have observable_end_ym at the dataset end month (2022/02), and the distribution spans 2014–2022, consistent with individual event timing rather than a uniform dataset cutoff. However, month-level accuracy has not been confirmed with the data provider and should be verified before any analysis requiring exact death dates. Eleventh, while the landmark design requires the selected observation window to fall within the patient’s insurance coverage period, other observation windows in the pipeline (used for trajectory analysis and comorbidity profiles) can extend beyond observable_end_ym. Because claims outside the observable period are excluded from the database by design, these windows may reflect a shorter effective observation period than the nominal 6 months, potentially yielding sparser comorbidity data near the end of coverage.</w:t>
       </w:r>
     </w:p>
     <w:p>
@@ -809,7 +809,7 @@
         <w:pStyle w:val="FirstParagraph"/>
       </w:pPr>
       <w:r>
-        <w:t xml:space="preserve">The analysis used administrative claims data from the DeSC database, a Japanese claims and health checkup database, covering the period from April 2014 to July 2021. The database contains diagnosis codes (ICD-10, 2013 Japanese modification), demographic information (birth year-month, sex, insurer type), observation period (start and end of coverage), death flag (available for National Health Insurance and Late-Stage Elderly enrollees; see Methods §4.5), and hospitalization records.</w:t>
+        <w:t xml:space="preserve">The analysis used administrative claims data from the DeSC database, a Japanese claims and health checkup database, covering the period from April 2014 to February 2022. The database contains diagnosis codes (ICD-10, 2013 Japanese modification), demographic information (birth year-month, sex, insurer type), observation period (start and end of coverage), death flag (available for National Health Insurance and Late-Stage Elderly enrollees; see Methods §4.5), and hospitalization records.</w:t>
       </w:r>
     </w:p>
     <w:p>
@@ -901,13 +901,13 @@
           <w:b/>
           <w:bCs/>
         </w:rPr>
-        <w:t xml:space="preserve">Patient-level representative records.</w:t>
-      </w:r>
-      <w:r>
-        <w:t xml:space="preserve"> </w:t>
-      </w:r>
-      <w:r>
-        <w:t xml:space="preserve">Because each patient contributed multiple observation windows, a single representative record per patient was required for clinical outcome analysis. For each patient, the observation window with the maximum row identifier (max old_row_id) was selected. This record’s state, basin assignment, and energy value served as the patient-level summary. Spot checks on deceased dementia patients confirmed that row identifiers increase monotonically with calendar time; accordingly, this record corresponds to the patient’s latest observation window and captures the most recent comorbidity state.</w:t>
+        <w:t xml:space="preserve">Landmark Cox design.</w:t>
+      </w:r>
+      <w:r>
+        <w:t xml:space="preserve"> </w:t>
+      </w:r>
+      <w:r>
+        <w:t xml:space="preserve">Because each patient contributed multiple observation windows, a single representative record per patient was required for clinical outcome analysis. We adopted a landmark design to avoid immortal time bias. For each patient, the first observation window satisfying all of the following criteria was selected as the landmark window: (1) the full 6-month window falls within the patient’s insurance observation period (window_start ≥ observable_start_ym and window_end ≤ observable_end_ym), (2) the window falls within the data coverage period (window_start ≥ 2014/04 and window_end ≤ 2022/02), (3) the window contains at least one claim with an ICD-10 code matching the index disease, and (4) the patient’s state at this window has a basin assignment (basin_id &gt; 0). This record’s state, basin assignment, and energy value served as the patient-level summary. Follow-up time begins at the end of the landmark window (the landmark time origin), not at the start of insurance coverage, ensuring that no survival time accrues before the comorbidity state is measured.</w:t>
       </w:r>
     </w:p>
     <w:p>
@@ -941,7 +941,7 @@
         <w:pStyle w:val="FirstParagraph"/>
       </w:pPr>
       <w:r>
-        <w:t xml:space="preserve">where E_z is the energy value standardized (Z-score) within each basin, age is calculated from birth year-month to coverage start date, and sex is coded as a factor. Two endpoints were analyzed separately:</w:t>
+        <w:t xml:space="preserve">where E_z is the energy value standardized (Z-score) within each basin, age is calculated from birth year-month to the landmark window start, and sex is coded as a factor.</w:t>
       </w:r>
     </w:p>
     <w:p>
@@ -959,7 +959,7 @@
         <w:t xml:space="preserve"> </w:t>
       </w:r>
       <w:r>
-        <w:t xml:space="preserve">The time variable is defined as the duration of the patient’s insurance coverage period (observable_end_ym − observable_start_ym, converted to years). The DeSC database provides two death-related flags per patient: shibou_flg (death flag: 1 = deceased, blank = alive) and shibou_flg_riyouka (death flag availability: 1 = the insurer provided death flag data, 0 = not provided). Death flag availability depends on the insurer: shibou_flg is available for National Health Insurance (NHI) and Late-Stage Elderly enrollees but is not recorded for employer-based insurance (kenpo) enrollees. The analysis population for all mortality endpoints was restricted to patients with shibou_flg_riyouka = 1, and the event indicator was shibou_flg = 1 within this subpopulation. This restriction excludes approximately 50–60% of patients per disease family, which is noted as a limitation. The code uses the coverage end month (observable_end_ym) as the time endpoint for all patients. For deceased patients, the relationship between observable_end_ym and the actual time of death is determined by the database construction and has not been independently verified.</w:t>
+        <w:t xml:space="preserve">The time variable is defined as the interval from the end of the landmark window to the patient’s coverage end (observable_end_ym, converted to years). The DeSC database provides two death-related flags per patient: shibou_flg (death flag: 1 = deceased, blank = alive) and shibou_flg_riyouka (death flag availability: 1 = the insurer provided death flag data, 0 = not provided). Death flag availability depends on the insurer: shibou_flg is available for National Health Insurance (NHI) and Late-Stage Elderly enrollees but is not recorded for employer-based insurance (kenpo) enrollees. The analysis population for all mortality endpoints was restricted to patients with shibou_flg_riyouka = 1, and the event indicator was shibou_flg = 1 within this subpopulation. Patients who died before or during the landmark window, or whose coverage ended before the landmark window’s end, were excluded. This restriction excludes approximately 50–60% of patients per disease family (due to death flag availability) plus additional patients excluded by the landmark eligibility criteria, which is noted as a limitation. The code uses the coverage end month (observable_end_ym) as the time endpoint for all patients. For deceased patients, the relationship between observable_end_ym and the actual time of death is determined by the database construction and has not been independently verified.</w:t>
       </w:r>
     </w:p>
     <w:p>
@@ -977,7 +977,7 @@
         <w:t xml:space="preserve"> </w:t>
       </w:r>
       <w:r>
-        <w:t xml:space="preserve">The time origin is likewise the start of coverage. The event is first admission where the DPC primary diagnosis matches the index disease family’s ICD-10 codes. For patients with a qualifying admission, the time variable is the interval from coverage start to admission. For patients without a qualifying admission, the time variable is the full coverage duration (observable_end_ym − observable_start_ym); death is not explicitly modeled as a competing risk or separate censoring event in this analysis.</w:t>
+        <w:t xml:space="preserve">The time origin is likewise the end of the landmark window. The event is first admission where the DPC primary diagnosis matches the index disease family’s ICD-10 codes. For patients with a qualifying admission after the landmark, the time variable is the interval from the landmark window end to admission. For patients without a qualifying admission, the time variable is the interval from landmark window end to coverage end (observable_end_ym); death is not explicitly modeled as a competing risk or separate censoring event in this analysis.</w:t>
       </w:r>
     </w:p>
     <w:p>
@@ -2049,7 +2049,7 @@
         </w:numPr>
       </w:pPr>
       <w:r>
-        <w:t xml:space="preserve">From the DeSC claims database, 51 disease-family cohorts are defined by ICD-10 index codes. For each cohort, a binary comorbidity matrix is constructed in which rows represent patient–observation window pairs and columns represent ICD-10 codes excluding the index disease. PCA reduces the matrix to 7 dimensions, scores are binarized to ±1, yielding 2^7 = 128 discrete states. Energy landscape analysis assigns each state an energy value and groups states into basins of attraction (1–4 per disease). (b) Within each basin, Cox proportional hazards models test whether lower energy is associated with higher mortality or hospitalization risk (HR &lt; 1 per 1 SD increase in energy, adjusted for age and sex). The per-basin majority criterion (HR &lt; 1 in at least half of basins) is satisfied in 40 of 51 families for mortality and 42 of 51 for hospitalization.</w:t>
+        <w:t xml:space="preserve">From the DeSC claims database, 51 disease-family cohorts are defined by ICD-10 index codes. For each cohort, a binary comorbidity matrix is constructed in which rows represent patient–observation window pairs and columns represent ICD-10 codes excluding the index disease. PCA reduces the matrix to 7 dimensions, scores are binarized to ±1, yielding 2^7 = 128 discrete states. Energy landscape analysis assigns each state an energy value and groups states into basins of attraction (1–4 per disease). (b) Within each basin, Cox proportional hazards models test whether lower energy is associated with higher mortality or hospitalization risk (HR &lt; 1 per 1 SD increase in energy, adjusted for age and sex). The per-basin majority criterion (HR &lt; 1 in at least half of basins) is satisfied in 31 of 51 families for mortality and 42 of 51 for hospitalization.</w:t>
       </w:r>
     </w:p>
     <w:bookmarkEnd w:id="51"/>
@@ -2089,7 +2089,7 @@
         <w:pStyle w:val="FirstParagraph"/>
       </w:pPr>
       <w:r>
-        <w:t xml:space="preserve">Each point represents one disease family. The x-axis shows the mean number of claims records per patient (observation density), and the y-axis shows the cohort death rate during follow-up. Point color indicates whether energy is associated with mortality in the expected direction (HR &lt; 1) in at least half of basins (blue) or not (red). The per-basin majority criterion is satisfied in 40 of 51 disease families.</w:t>
+        <w:t xml:space="preserve">Each point represents one disease family. The x-axis shows the mean number of claims records per patient (observation density), and the y-axis shows the cohort death rate during follow-up. Point color indicates whether energy is associated with mortality in the expected direction (HR &lt; 1) in at least half of basins (blue) or not (red). The per-basin majority criterion is satisfied in 31 of 51 disease families.</w:t>
       </w:r>
     </w:p>
     <w:bookmarkEnd w:id="53"/>
@@ -2151,7 +2151,7 @@
         </w:numPr>
       </w:pPr>
       <w:r>
-        <w:t xml:space="preserve">Top 10 comorbidity codes in Basin 3 (n = 1,002,031) and Basin 4 (n = 135,495), ranked by log-odds difference score. Bar color indicates within-basin observation-window frequency. Basin 3 is characterized by CKD-related codes including CKD stage 5, hyperkalemia, renal failure, secondary hyperparathyroidism, and chronic disease anemia. Basin 4 is characterized by dental codes (chronic periodontitis 81.8%, dental caries 35.4%). (b) Kaplan–Meier survival curves for all four basins, restricted to death-flag-available patients (shibou_flg_riyouka = 1). Basin 3 has the highest death rate (15.2%) while Basin 1 (8.7%) and Basin 2 (9.0%) have the lowest. Only Basin 3 shows the expected energy–mortality direction (HR = 0.934); the other three basins are reversed. (c) Disconnectivity graph. Basin 1 and Basin 3 merge at the lowest connection energy (E = −0.68), indicating energetic adjacency. (d) Temporal basin composition among deceased patients at successive observation positions before the last retained record.</w:t>
+        <w:t xml:space="preserve">Top 10 comorbidity codes in Basin 3 (n = 1,002,031) and Basin 4 (n = 135,495), ranked by log-odds difference score. Bar color indicates within-basin observation-window frequency. Basin 3 is characterized by CKD-related codes including CKD stage 5, hyperkalemia, renal failure, secondary hyperparathyroidism, and chronic disease anemia. Basin 4 is characterized by dental codes (chronic periodontitis 81.8%, dental caries 35.4%). (b) Kaplan–Meier survival curves for all four basins, restricted to death-flag-available patients (shibou_flg_riyouka = 1). Under the landmark design, Basin 3 has the highest death rate (12.4%) while Basin 2 (8.3%) and Basin 1 (9.2%) have the lowest. The energy–mortality direction is reversed in all four basins (Basin 1: HR = 1.044, Basin 2: HR = 1.684, Basin 3: HR = 1.008, Basin 4: HR = 1.568). (c) Disconnectivity graph. Basin 1 and Basin 3 merge at the lowest connection energy (E = −0.68), indicating energetic adjacency. (d) Temporal basin composition among deceased patients at successive observation positions before the last retained record.</w:t>
       </w:r>
     </w:p>
     <w:bookmarkEnd w:id="56"/>
@@ -2173,7 +2173,7 @@
         </w:numPr>
       </w:pPr>
       <w:r>
-        <w:t xml:space="preserve">Kaplan–Meier curves for mortality (left) and disease-specific hospitalization (right) in the dementia cohort, restricted to patients with death flag data available (shibou_flg_riyouka = 1; n = 480,102), stratified by basin. Basin 1 (n = 243,941) had a death rate of 38.7%, compared with 13.2% in Basin 2 (n = 233,494). The energy–mortality association held in Basin 1 (HR = 0.780) but was reversed in Basin 2 (HR = 1.064). Basin 1 (mean age 83.0) is associated with constipation, xerosis cutis, dermatitis, and heart failure codes. Basin 2 (mean age 80.8) is associated with hypertension, diabetes, and hyperlipidemia codes. Among deceased patients, transition rates between basins are asymmetric: Basin 2→1 = 10.3% vs. Basin 1→2 = 3.9% per step (asymmetry = 0.45); the absolute transition counts (74,996 vs. 51,471 events) confirm net flow toward the higher-mortality basin. Both panels use the same analysis population (shibou_flg_riyouka = 1).</w:t>
+        <w:t xml:space="preserve">Kaplan–Meier curves for mortality (left) and disease-specific hospitalization (right) in the dementia cohort, restricted to patients with death flag data available (shibou_flg_riyouka = 1; n = 435,134 under landmark design), stratified by basin. Basin 1 (n = 176,074) had a death rate of 32.0%, compared with 16.7% in Basin 2 (n = 259,060). The energy–mortality association held in Basin 1 (HR = 0.846) but was reversed in Basin 2 (HR = 1.121). Basin 1 (mean age 83.0) is associated with constipation, xerosis cutis, dermatitis, and heart failure codes. Basin 2 (mean age 80.8) is associated with hypertension, diabetes, and hyperlipidemia codes. Among deceased patients, transition rates between basins are asymmetric: Basin 2→1 = 10.3% vs. Basin 1→2 = 3.9% per step (asymmetry = 0.45); the absolute transition counts (74,996 vs. 51,471 events) confirm net flow toward the higher-mortality basin. Both panels use the same analysis population (shibou_flg_riyouka = 1).</w:t>
       </w:r>
     </w:p>
     <w:bookmarkEnd w:id="57"/>
@@ -2213,7 +2213,7 @@
         </w:numPr>
       </w:pPr>
       <w:r>
-        <w:t xml:space="preserve">Temporal basin composition among deceased TB patients at successive observation positions. (b) PC sign pattern comparison between the basin state and the top-10 most-frequent non-basin states. PC6 is the sole axis that consistently differs: PC6 = −1 in the basin state vs. PC6 = +1 in all 10 examined non-basin states. This comparison is limited to the selected states. (c) PC6 loading bar chart showing the ICD-10 codes contributing to the discriminating axis. Among death-flag-available patients (n = 152,290), Cox analysis yields HR = 1.035 (95% CI: 1.024–1.046), indicating reversed energy–mortality direction.</w:t>
+        <w:t xml:space="preserve">Temporal basin composition among deceased TB patients at successive observation positions. (b) PC sign pattern comparison between the basin state and the top-10 most-frequent non-basin states. PC6 is the sole axis that consistently differs: PC6 = −1 in the basin state vs. PC6 = +1 in all 10 examined non-basin states. This comparison is limited to the selected states. (c) PC6 loading bar chart showing the ICD-10 codes contributing to the discriminating axis. Among death-flag-available patients under the landmark design (n = 144,571), Cox analysis yields HR = 1.130 (95% CI: 1.116–1.144), indicating reversed energy–mortality direction.</w:t>
       </w:r>
     </w:p>
     <w:p>
@@ -2380,7 +2380,7 @@
               <w:pStyle w:val="Compact"/>
             </w:pPr>
             <w:r>
-              <w:t xml:space="preserve">14</w:t>
+              <w:t xml:space="preserve">11</w:t>
             </w:r>
           </w:p>
         </w:tc>
@@ -2391,7 +2391,7 @@
               <w:pStyle w:val="Compact"/>
             </w:pPr>
             <w:r>
-              <w:t xml:space="preserve">Breast ca., Cirrhosis, Colorectal ca., Gout, Hip fracture, ILD, IHD, Liver disease, Lung ca., Metastatic ca., Obesity, Pancreatic ca., Stomach ca., Stroke</w:t>
+              <w:t xml:space="preserve">Breast ca., Colorectal ca., ILD, IHD, Liver disease, Lung ca., Metastatic ca., Obesity, Pancreatic ca., Stomach ca., Stroke</w:t>
             </w:r>
           </w:p>
         </w:tc>
@@ -2448,7 +2448,7 @@
               <w:pStyle w:val="Compact"/>
             </w:pPr>
             <w:r>
-              <w:t xml:space="preserve">3</w:t>
+              <w:t xml:space="preserve">6</w:t>
             </w:r>
           </w:p>
         </w:tc>
@@ -2459,7 +2459,7 @@
               <w:pStyle w:val="Compact"/>
             </w:pPr>
             <w:r>
-              <w:t xml:space="preserve">Autoimmune conn. tissue, COPD, TB</w:t>
+              <w:t xml:space="preserve">Autoimmune conn. tissue, Cirrhosis, COPD, Gout, Hip fracture, TB</w:t>
             </w:r>
           </w:p>
         </w:tc>
@@ -2516,7 +2516,7 @@
               <w:pStyle w:val="Compact"/>
             </w:pPr>
             <w:r>
-              <w:t xml:space="preserve">6</w:t>
+              <w:t xml:space="preserve">4</w:t>
             </w:r>
           </w:p>
         </w:tc>
@@ -2527,7 +2527,7 @@
               <w:pStyle w:val="Compact"/>
             </w:pPr>
             <w:r>
-              <w:t xml:space="preserve">AKI, CKD, Depression, HTN, Malnutrition, Prostate ca.</w:t>
+              <w:t xml:space="preserve">CKD, Dyslipidemia, HTN, Malnutrition</w:t>
             </w:r>
           </w:p>
         </w:tc>
@@ -2584,7 +2584,7 @@
               <w:pStyle w:val="Compact"/>
             </w:pPr>
             <w:r>
-              <w:t xml:space="preserve">10</w:t>
+              <w:t xml:space="preserve">5</w:t>
             </w:r>
           </w:p>
         </w:tc>
@@ -2595,7 +2595,7 @@
               <w:pStyle w:val="Compact"/>
             </w:pPr>
             <w:r>
-              <w:t xml:space="preserve">AF, Delirium, Dementia, Epilepsy, Heart failure, Parkinson, Pneumonia, Schizophrenia, Sleep disorders, Viral hepatitis</w:t>
+              <w:t xml:space="preserve">AF, Dementia, Heart failure, Sleep disorders, Viral hepatitis</w:t>
             </w:r>
           </w:p>
         </w:tc>
@@ -2652,7 +2652,7 @@
               <w:pStyle w:val="Compact"/>
             </w:pPr>
             <w:r>
-              <w:t xml:space="preserve">10</w:t>
+              <w:t xml:space="preserve">11</w:t>
             </w:r>
           </w:p>
         </w:tc>
@@ -2663,7 +2663,7 @@
               <w:pStyle w:val="Compact"/>
             </w:pPr>
             <w:r>
-              <w:t xml:space="preserve">Anemia, Asp. pneumonia, Asthma, Diabetes, Hem. malignancy, IBD, Malignancy, OA, Osteoporosis, Peptic ulcer</w:t>
+              <w:t xml:space="preserve">Anemia, Asp. pneumonia, Asthma, Diabetes, Hem. malignancy, IBD, Malignancy, OA, Osteoporosis, Peptic ulcer, UTI</w:t>
             </w:r>
           </w:p>
         </w:tc>
@@ -2720,7 +2720,7 @@
               <w:pStyle w:val="Compact"/>
             </w:pPr>
             <w:r>
-              <w:t xml:space="preserve">8</w:t>
+              <w:t xml:space="preserve">14</w:t>
             </w:r>
           </w:p>
         </w:tc>
@@ -2731,7 +2731,7 @@
               <w:pStyle w:val="Compact"/>
             </w:pPr>
             <w:r>
-              <w:t xml:space="preserve">Anxiety, BPH, Dyslipidemia, Liver ca., RA, Sepsis, Thyroid, UTI</w:t>
+              <w:t xml:space="preserve">AKI, Anxiety, BPH, Delirium, Depression, Epilepsy, Liver ca., Parkinson, Pneumonia, Prostate ca., RA, Schizophrenia, Sepsis, Thyroid</w:t>
             </w:r>
           </w:p>
         </w:tc>
@@ -2934,10 +2934,7 @@
     <w:bookmarkEnd w:id="70"/>
     <w:bookmarkEnd w:id="71"/>
     <w:bookmarkEnd w:id="72"/>
-    <w:sectPr>
-      <w:pgSz w:h="16838" w:orient="portrait" w:w="11906"/>
-      <w:pgMar w:bottom="1440" w:footer="720" w:gutter="0" w:header="720" w:left="1440" w:right="1440" w:top="1440"/>
-    </w:sectPr>
+    <w:sectPr/>
   </w:body>
 </w:document>
 </file>
@@ -4197,7 +4194,7 @@
       <w:color w:themeColor="accent1" w:themeShade="BF" w:val="365F91"/>
     </w:rPr>
   </w:style>
-  <w:style w:customStyle="1" w:styleId="SourceCode" w:type="paragraph">
+  <w:style w:type="paragraph" w:customStyle="1" w:styleId="SourceCode">
     <w:name w:val="Source Code"/>
     <w:basedOn w:val="Normal"/>
     <w:link w:val="VerbatimChar"/>
@@ -4205,7 +4202,7 @@
       <w:wordWrap w:val="off"/>
     </w:pPr>
   </w:style>
-  <w:style w:customStyle="1" w:styleId="KeywordTok" w:type="character">
+  <w:style w:type="character" w:customStyle="1" w:styleId="KeywordTok">
     <w:name w:val="KeywordTok"/>
     <w:basedOn w:val="VerbatimChar"/>
     <w:rPr>
@@ -4213,77 +4210,77 @@
       <w:color w:val="007020"/>
     </w:rPr>
   </w:style>
-  <w:style w:customStyle="1" w:styleId="DataTypeTok" w:type="character">
+  <w:style w:type="character" w:customStyle="1" w:styleId="DataTypeTok">
     <w:name w:val="DataTypeTok"/>
     <w:basedOn w:val="VerbatimChar"/>
     <w:rPr>
       <w:color w:val="902000"/>
     </w:rPr>
   </w:style>
-  <w:style w:customStyle="1" w:styleId="DecValTok" w:type="character">
+  <w:style w:type="character" w:customStyle="1" w:styleId="DecValTok">
     <w:name w:val="DecValTok"/>
     <w:basedOn w:val="VerbatimChar"/>
     <w:rPr>
       <w:color w:val="40a070"/>
     </w:rPr>
   </w:style>
-  <w:style w:customStyle="1" w:styleId="BaseNTok" w:type="character">
+  <w:style w:type="character" w:customStyle="1" w:styleId="BaseNTok">
     <w:name w:val="BaseNTok"/>
     <w:basedOn w:val="VerbatimChar"/>
     <w:rPr>
       <w:color w:val="40a070"/>
     </w:rPr>
   </w:style>
-  <w:style w:customStyle="1" w:styleId="FloatTok" w:type="character">
+  <w:style w:type="character" w:customStyle="1" w:styleId="FloatTok">
     <w:name w:val="FloatTok"/>
     <w:basedOn w:val="VerbatimChar"/>
     <w:rPr>
       <w:color w:val="40a070"/>
     </w:rPr>
   </w:style>
-  <w:style w:customStyle="1" w:styleId="ConstantTok" w:type="character">
+  <w:style w:type="character" w:customStyle="1" w:styleId="ConstantTok">
     <w:name w:val="ConstantTok"/>
     <w:basedOn w:val="VerbatimChar"/>
     <w:rPr>
       <w:color w:val="880000"/>
     </w:rPr>
   </w:style>
-  <w:style w:customStyle="1" w:styleId="CharTok" w:type="character">
+  <w:style w:type="character" w:customStyle="1" w:styleId="CharTok">
     <w:name w:val="CharTok"/>
     <w:basedOn w:val="VerbatimChar"/>
     <w:rPr>
       <w:color w:val="4070a0"/>
     </w:rPr>
   </w:style>
-  <w:style w:customStyle="1" w:styleId="SpecialCharTok" w:type="character">
+  <w:style w:type="character" w:customStyle="1" w:styleId="SpecialCharTok">
     <w:name w:val="SpecialCharTok"/>
     <w:basedOn w:val="VerbatimChar"/>
     <w:rPr>
       <w:color w:val="4070a0"/>
     </w:rPr>
   </w:style>
-  <w:style w:customStyle="1" w:styleId="StringTok" w:type="character">
+  <w:style w:type="character" w:customStyle="1" w:styleId="StringTok">
     <w:name w:val="StringTok"/>
     <w:basedOn w:val="VerbatimChar"/>
     <w:rPr>
       <w:color w:val="4070a0"/>
     </w:rPr>
   </w:style>
-  <w:style w:customStyle="1" w:styleId="VerbatimStringTok" w:type="character">
+  <w:style w:type="character" w:customStyle="1" w:styleId="VerbatimStringTok">
     <w:name w:val="VerbatimStringTok"/>
     <w:basedOn w:val="VerbatimChar"/>
     <w:rPr>
       <w:color w:val="4070a0"/>
     </w:rPr>
   </w:style>
-  <w:style w:customStyle="1" w:styleId="SpecialStringTok" w:type="character">
+  <w:style w:type="character" w:customStyle="1" w:styleId="SpecialStringTok">
     <w:name w:val="SpecialStringTok"/>
     <w:basedOn w:val="VerbatimChar"/>
     <w:rPr>
       <w:color w:val="bb6688"/>
     </w:rPr>
   </w:style>
-  <w:style w:customStyle="1" w:styleId="ImportTok" w:type="character">
+  <w:style w:type="character" w:customStyle="1" w:styleId="ImportTok">
     <w:name w:val="ImportTok"/>
     <w:basedOn w:val="VerbatimChar"/>
     <w:rPr>
@@ -4291,7 +4288,7 @@
       <w:color w:val="008000"/>
     </w:rPr>
   </w:style>
-  <w:style w:customStyle="1" w:styleId="CommentTok" w:type="character">
+  <w:style w:type="character" w:customStyle="1" w:styleId="CommentTok">
     <w:name w:val="CommentTok"/>
     <w:basedOn w:val="VerbatimChar"/>
     <w:rPr>
@@ -4299,7 +4296,7 @@
       <w:color w:val="60a0b0"/>
     </w:rPr>
   </w:style>
-  <w:style w:customStyle="1" w:styleId="DocumentationTok" w:type="character">
+  <w:style w:type="character" w:customStyle="1" w:styleId="DocumentationTok">
     <w:name w:val="DocumentationTok"/>
     <w:basedOn w:val="VerbatimChar"/>
     <w:rPr>
@@ -4307,7 +4304,7 @@
       <w:color w:val="ba2121"/>
     </w:rPr>
   </w:style>
-  <w:style w:customStyle="1" w:styleId="AnnotationTok" w:type="character">
+  <w:style w:type="character" w:customStyle="1" w:styleId="AnnotationTok">
     <w:name w:val="AnnotationTok"/>
     <w:basedOn w:val="VerbatimChar"/>
     <w:rPr>
@@ -4316,7 +4313,7 @@
       <w:color w:val="60a0b0"/>
     </w:rPr>
   </w:style>
-  <w:style w:customStyle="1" w:styleId="CommentVarTok" w:type="character">
+  <w:style w:type="character" w:customStyle="1" w:styleId="CommentVarTok">
     <w:name w:val="CommentVarTok"/>
     <w:basedOn w:val="VerbatimChar"/>
     <w:rPr>
@@ -4325,28 +4322,28 @@
       <w:color w:val="60a0b0"/>
     </w:rPr>
   </w:style>
-  <w:style w:customStyle="1" w:styleId="OtherTok" w:type="character">
+  <w:style w:type="character" w:customStyle="1" w:styleId="OtherTok">
     <w:name w:val="OtherTok"/>
     <w:basedOn w:val="VerbatimChar"/>
     <w:rPr>
       <w:color w:val="007020"/>
     </w:rPr>
   </w:style>
-  <w:style w:customStyle="1" w:styleId="FunctionTok" w:type="character">
+  <w:style w:type="character" w:customStyle="1" w:styleId="FunctionTok">
     <w:name w:val="FunctionTok"/>
     <w:basedOn w:val="VerbatimChar"/>
     <w:rPr>
       <w:color w:val="06287e"/>
     </w:rPr>
   </w:style>
-  <w:style w:customStyle="1" w:styleId="VariableTok" w:type="character">
+  <w:style w:type="character" w:customStyle="1" w:styleId="VariableTok">
     <w:name w:val="VariableTok"/>
     <w:basedOn w:val="VerbatimChar"/>
     <w:rPr>
       <w:color w:val="19177c"/>
     </w:rPr>
   </w:style>
-  <w:style w:customStyle="1" w:styleId="ControlFlowTok" w:type="character">
+  <w:style w:type="character" w:customStyle="1" w:styleId="ControlFlowTok">
     <w:name w:val="ControlFlowTok"/>
     <w:basedOn w:val="VerbatimChar"/>
     <w:rPr>
@@ -4354,45 +4351,45 @@
       <w:color w:val="007020"/>
     </w:rPr>
   </w:style>
-  <w:style w:customStyle="1" w:styleId="OperatorTok" w:type="character">
+  <w:style w:type="character" w:customStyle="1" w:styleId="OperatorTok">
     <w:name w:val="OperatorTok"/>
     <w:basedOn w:val="VerbatimChar"/>
     <w:rPr>
       <w:color w:val="666666"/>
     </w:rPr>
   </w:style>
-  <w:style w:customStyle="1" w:styleId="BuiltInTok" w:type="character">
+  <w:style w:type="character" w:customStyle="1" w:styleId="BuiltInTok">
     <w:name w:val="BuiltInTok"/>
     <w:basedOn w:val="VerbatimChar"/>
     <w:rPr>
       <w:color w:val="008000"/>
     </w:rPr>
   </w:style>
-  <w:style w:customStyle="1" w:styleId="ExtensionTok" w:type="character">
+  <w:style w:type="character" w:customStyle="1" w:styleId="ExtensionTok">
     <w:name w:val="ExtensionTok"/>
     <w:basedOn w:val="VerbatimChar"/>
     <w:rPr/>
   </w:style>
-  <w:style w:customStyle="1" w:styleId="PreprocessorTok" w:type="character">
+  <w:style w:type="character" w:customStyle="1" w:styleId="PreprocessorTok">
     <w:name w:val="PreprocessorTok"/>
     <w:basedOn w:val="VerbatimChar"/>
     <w:rPr>
       <w:color w:val="bc7a00"/>
     </w:rPr>
   </w:style>
-  <w:style w:customStyle="1" w:styleId="AttributeTok" w:type="character">
+  <w:style w:type="character" w:customStyle="1" w:styleId="AttributeTok">
     <w:name w:val="AttributeTok"/>
     <w:basedOn w:val="VerbatimChar"/>
     <w:rPr>
       <w:color w:val="7d9029"/>
     </w:rPr>
   </w:style>
-  <w:style w:customStyle="1" w:styleId="RegionMarkerTok" w:type="character">
+  <w:style w:type="character" w:customStyle="1" w:styleId="RegionMarkerTok">
     <w:name w:val="RegionMarkerTok"/>
     <w:basedOn w:val="VerbatimChar"/>
     <w:rPr/>
   </w:style>
-  <w:style w:customStyle="1" w:styleId="InformationTok" w:type="character">
+  <w:style w:type="character" w:customStyle="1" w:styleId="InformationTok">
     <w:name w:val="InformationTok"/>
     <w:basedOn w:val="VerbatimChar"/>
     <w:rPr>
@@ -4401,7 +4398,7 @@
       <w:color w:val="60a0b0"/>
     </w:rPr>
   </w:style>
-  <w:style w:customStyle="1" w:styleId="WarningTok" w:type="character">
+  <w:style w:type="character" w:customStyle="1" w:styleId="WarningTok">
     <w:name w:val="WarningTok"/>
     <w:basedOn w:val="VerbatimChar"/>
     <w:rPr>
@@ -4410,7 +4407,7 @@
       <w:color w:val="60a0b0"/>
     </w:rPr>
   </w:style>
-  <w:style w:customStyle="1" w:styleId="AlertTok" w:type="character">
+  <w:style w:type="character" w:customStyle="1" w:styleId="AlertTok">
     <w:name w:val="AlertTok"/>
     <w:basedOn w:val="VerbatimChar"/>
     <w:rPr>
@@ -4418,7 +4415,7 @@
       <w:color w:val="ff0000"/>
     </w:rPr>
   </w:style>
-  <w:style w:customStyle="1" w:styleId="ErrorTok" w:type="character">
+  <w:style w:type="character" w:customStyle="1" w:styleId="ErrorTok">
     <w:name w:val="ErrorTok"/>
     <w:basedOn w:val="VerbatimChar"/>
     <w:rPr>
@@ -4426,7 +4423,7 @@
       <w:color w:val="ff0000"/>
     </w:rPr>
   </w:style>
-  <w:style w:customStyle="1" w:styleId="NormalTok" w:type="character">
+  <w:style w:type="character" w:customStyle="1" w:styleId="NormalTok">
     <w:name w:val="NormalTok"/>
     <w:basedOn w:val="VerbatimChar"/>
     <w:rPr/>

--- a/paper/claude/manuscript.docx
+++ b/paper/claude/manuscript.docx
@@ -98,7 +98,7 @@
         <w:pStyle w:val="FirstParagraph"/>
       </w:pPr>
       <w:r>
-        <w:t xml:space="preserve">Comorbidity patterns shape clinical trajectories, yet systematic cross-disease comparisons remain rare. We apply energy landscape analysis — an Ising model framework from statistical physics — to administrative claims from approximately 11 million individuals in the Japanese DeSC database, constructing comorbidity landscapes for 51 disease families. For each family, a binary comorbidity matrix is reduced to seven dimensions by principal component analysis, discretized into 128 states, and analyzed to identify 1–4 stable basins per disease. In 31 of 51 families, lower energy is associated with higher mortality risk in at least half of basins. Among deceased patients in single-basin diseases, first and last basin assignments matched in a median of 98% of cases, indicating that basins function as persistent attractors. Cross-disease comparison of basin comorbidity codes recovers clinically coherent disease clusters without supervision. We classify the 51 families into six behavioral patterns, providing a descriptive atlas of comorbidity organization across diseases.</w:t>
+        <w:t xml:space="preserve">Comorbidity patterns shape clinical trajectories, yet systematic cross-disease comparisons remain rare. We apply energy landscape analysis — an Ising model framework from statistical physics — to administrative claims from approximately 11 million individuals in the Japanese DeSC database, constructing comorbidity landscapes for 51 disease families. For each family, a binary comorbidity matrix is reduced to seven dimensions by principal component analysis, discretized into 128 states, and analyzed to identify 1–4 stable basins per disease. In 27 of 51 families, lower energy is associated with higher mortality risk in at least half of basins. Among deceased patients in single-basin diseases, first and last basin assignments matched in a median of 98% of cases, indicating that basins function as persistent attractors. Cross-disease comparison of basin comorbidity codes recovers clinically coherent disease clusters without supervision. We classify the 51 families into six behavioral patterns, providing a descriptive atlas of comorbidity organization across diseases.</w:t>
       </w:r>
     </w:p>
     <w:p>
@@ -255,15 +255,15 @@
         <w:pStyle w:val="FirstParagraph"/>
       </w:pPr>
       <w:r>
-        <w:t xml:space="preserve">To assess whether the energy landscape captures clinically relevant structure, we tested the association between within-basin standardized energy and all-cause mortality using Cox proportional hazards models (adjusted for age and sex) within each basin separately (Figure 3; Methods). The analysis population was restricted to patients whose insurers provided death flag data (shibou_flg_riyouka = 1; approximately 40–50% of each cohort; see Methods). A disease family was classified as satisfying the per-basin majority criterion if HR &lt; 1 (lower energy associated with higher hazard) held in at least half of its basins — including the case of exactly half. In 31 of 51 disease families, this criterion was satisfied for mortality under a landmark Cox design (see Methods §4.5). An analogous whole-cohort analysis using disease-specific hospitalization (primary diagnosis matching the index disease’s ICD-10 codes; see Methods) as the endpoint yielded a consistent direction in 42 of 51 families in the full population (Figure S1); the hospitalization analysis was not restricted to the shibou_flg_riyouka = 1 subpopulation because hospitalization events do not depend on death flag availability.</w:t>
-      </w:r>
-    </w:p>
-    <w:p>
-      <w:pPr>
-        <w:pStyle w:val="BodyText"/>
-      </w:pPr>
-      <w:r>
-        <w:t xml:space="preserve">The twenty disease families that did not satisfy the mortality criterion were acute renal failure (2 basins, 0/2 HR &lt; 1), anxiety (2 basins, 0/2), autoimmune/connective tissue disease (1 basin, 0/1), benign prostatic hyperplasia (3 basins, 1/3), cirrhosis/fibrosis (1 basin, 0/1), COPD (1 basin, 0/1), delirium (2 basins, 0/2), depression (2 basins, 0/2), epilepsy (2 basins, 0/2), gout (1 basin, 0/1), hip fracture (1 basin, 0/1), liver cancer (3 basins, 0/3), Parkinson disease (3 basins, 1/3), pneumonia (2 basins, 0/2), prostate cancer (2 basins, 0/2), rheumatoid arthritis (2 basins, 0/2), schizophrenia (2 basins, 0/2), sepsis (3 basins, 0/3), thyroid disorder (4 basins, 0/4), and tuberculosis (1 basin, 0/1). These diseases include non-terminal chronic conditions with low mortality rates (anxiety, gout, benign prostatic hyperplasia, prostate cancer), neuropsychiatric conditions (depression, schizophrenia, epilepsy, delirium), diseases with acute presentation or high lethality (sepsis, acute renal failure), and conditions where the energy–severity relationship may be attenuated at the first eligible observation window used by the landmark design (cirrhosis/fibrosis, hip fracture, Parkinson disease, pneumonia). The non-terminal diseases may produce comorbidity landscapes where energy reflects healthcare utilization or diagnostic complexity rather than mortality risk; the acute diseases may lack sufficient longitudinal comorbidity information for severity-aligned landscapes (Figure 3).</w:t>
+        <w:t xml:space="preserve">To assess whether the energy landscape captures clinically relevant structure, we tested the association between within-basin standardized energy and all-cause mortality using Cox proportional hazards models (adjusted for age and sex) within each basin separately (Figure 3; Methods). The analysis population was restricted to patients whose insurers provided death flag data (shibou_flg_riyouka = 1; approximately 40–50% of each cohort; see Methods). A disease family was classified as satisfying the per-basin majority criterion if HR &lt; 1 (lower energy associated with higher hazard) held in at least half of its basins — including the case of exactly half. In 27 of 51 disease families, this criterion was satisfied for mortality under a landmark Cox design (see Methods §4.5). An analogous analysis using disease-specific hospitalization (primary diagnosis matching the index disease’s ICD-10 codes; see Methods) as the endpoint yielded a consistent direction in 35 of 51 families in the full population (Figure S1); the hospitalization analysis was not restricted to the shibou_flg_riyouka = 1 subpopulation because hospitalization events do not depend on death flag availability.</w:t>
+      </w:r>
+    </w:p>
+    <w:p>
+      <w:pPr>
+        <w:pStyle w:val="BodyText"/>
+      </w:pPr>
+      <w:r>
+        <w:t xml:space="preserve">The twenty-four disease families that did not satisfy the mortality criterion were acute renal failure (2 basins, 0/2 HR &lt; 1), anxiety (2 basins, 0/2), autoimmune/connective tissue disease (1 basin, 0/1), benign prostatic hyperplasia (3 basins, 1/3), cirrhosis/fibrosis (1 basin, 0/1), COPD (1 basin, 0/1), delirium (2 basins, 0/2), depression (2 basins, 0/2), dyslipidemia (2 basins, 0/2), epilepsy (2 basins, 0/2), gout (1 basin, 0/1), hip fracture (1 basin, 0/1), liver cancer (3 basins, 0/3), pancreatic cancer (1 basin, 0/1), Parkinson disease (3 basins, 1/3), pneumonia (2 basins, 0/2), prostate cancer (2 basins, 0/2), rheumatoid arthritis (2 basins, 0/2), schizophrenia (2 basins, 0/2), sepsis (3 basins, 0/3), thyroid disorder (4 basins, 0/4), tuberculosis (1 basin, 0/1), urinary tract infection (3 basins, 1/3), and viral hepatitis (2 basins, 0/2). These diseases include non-terminal chronic conditions with low mortality rates (anxiety, dyslipidemia, gout, benign prostatic hyperplasia, prostate cancer), neuropsychiatric conditions (depression, schizophrenia, epilepsy, delirium), diseases with acute presentation or high lethality (sepsis, acute renal failure, urinary tract infection), and conditions where the energy–severity relationship may be attenuated at the first eligible observation window used by the landmark design (cirrhosis/fibrosis, hip fracture, pancreatic cancer, Parkinson disease, pneumonia, viral hepatitis). The non-terminal diseases may produce comorbidity landscapes where energy reflects healthcare utilization or diagnostic complexity rather than mortality risk; the acute diseases may lack sufficient longitudinal comorbidity information for severity-aligned landscapes (Figure 3).</w:t>
       </w:r>
     </w:p>
     <w:p>
@@ -357,7 +357,7 @@
         <w:t xml:space="preserve"> </w:t>
       </w:r>
       <w:r>
-        <w:t xml:space="preserve">(11 families): Single basin, energy associated with mortality in the expected direction. These diseases — including stroke, ischemic heart disease, colorectal cancer, lung cancer, and metastatic cancer — have a single stable comorbidity configuration with a clear severity gradient within it.</w:t>
+        <w:t xml:space="preserve">(10 families): Single basin, energy associated with mortality in the expected direction. These diseases — including stroke, ischemic heart disease, colorectal cancer, lung cancer, and metastatic cancer — have a single stable comorbidity configuration with a clear severity gradient within it.</w:t>
       </w:r>
     </w:p>
     <w:p>
@@ -375,7 +375,7 @@
         <w:t xml:space="preserve"> </w:t>
       </w:r>
       <w:r>
-        <w:t xml:space="preserve">(6 families): Single basin, reversed energy–mortality association. COPD, autoimmune/connective tissue disease, tuberculosis, cirrhosis/fibrosis, gout, and hip fracture have a single basin in which lower energy is not associated with worse outcomes.</w:t>
+        <w:t xml:space="preserve">(7 families): Single basin, reversed energy–mortality association. COPD, autoimmune/connective tissue disease, tuberculosis, cirrhosis/fibrosis, gout, hip fracture, and pancreatic cancer have a single basin in which lower energy is not associated with worse outcomes.</w:t>
       </w:r>
     </w:p>
     <w:p>
@@ -393,7 +393,7 @@
         <w:t xml:space="preserve"> </w:t>
       </w:r>
       <w:r>
-        <w:t xml:space="preserve">(4 families): Multiple basins with expected energy–mortality direction and low transition asymmetry (&lt;0.3). CKD, dyslipidemia, hypertension, and malnutrition are examples: basins exchange patients at roughly equal rates.</w:t>
+        <w:t xml:space="preserve">(3 families): Multiple basins with expected energy–mortality direction and low transition asymmetry (&lt;0.3). CKD, hypertension, and malnutrition are examples: basins exchange patients at roughly equal rates.</w:t>
       </w:r>
     </w:p>
     <w:p>
@@ -411,7 +411,7 @@
         <w:t xml:space="preserve"> </w:t>
       </w:r>
       <w:r>
-        <w:t xml:space="preserve">(5 families): Multiple basins with expected energy–mortality direction and moderate transition asymmetry (0.3–0.6). Dementia, atrial fibrillation, heart failure, sleep disorders, and viral hepatitis exhibit net directional flow between basins. In dementia, for example, the Basin 2→1 transition rate (10.3% per step) exceeds Basin 1→2 (3.9%), and the absolute transition counts confirm net flow toward the higher-mortality basin (74,996 vs. 51,471 events).</w:t>
+        <w:t xml:space="preserve">(4 families): Multiple basins with expected energy–mortality direction and moderate transition asymmetry (0.3–0.6). Dementia, atrial fibrillation, heart failure, and sleep disorders exhibit net directional flow between basins. In dementia, for example, the Basin 2→1 transition rate (10.3% per step) exceeds Basin 1→2 (3.9%), and the absolute transition counts confirm net flow toward the higher-mortality basin (74,996 vs. 51,471 events).</w:t>
       </w:r>
     </w:p>
     <w:p>
@@ -429,7 +429,7 @@
         <w:t xml:space="preserve"> </w:t>
       </w:r>
       <w:r>
-        <w:t xml:space="preserve">(11 families): Multiple basins with expected energy–mortality direction and high asymmetry (&gt;0.6). Anemia, malignancy, diabetes, asthma, osteoarthritis, and urinary tract infection typify this pattern: inter-basin transitions are strongly directional when they occur.</w:t>
+        <w:t xml:space="preserve">(10 families): Multiple basins with expected energy–mortality direction and high asymmetry (&gt;0.6). Anemia, malignancy, diabetes, asthma, and osteoarthritis typify this pattern: inter-basin transitions are strongly directional when they occur.</w:t>
       </w:r>
     </w:p>
     <w:p>
@@ -447,7 +447,7 @@
         <w:t xml:space="preserve"> </w:t>
       </w:r>
       <w:r>
-        <w:t xml:space="preserve">(14 families): Multiple basins, reversed energy–mortality association. Anxiety, benign prostatic hyperplasia, depression, liver cancer, Parkinson disease, pneumonia, prostate cancer, rheumatoid arthritis, schizophrenia, sepsis, thyroid disorder, acute renal failure, delirium, and epilepsy exhibit structured basin organization but the expected energy–outcome direction does not hold in the majority of basins.</w:t>
+        <w:t xml:space="preserve">(17 families): Multiple basins, reversed energy–mortality association. Anxiety, benign prostatic hyperplasia, delirium, depression, dyslipidemia, epilepsy, liver cancer, Parkinson disease, pneumonia, prostate cancer, rheumatoid arthritis, schizophrenia, sepsis, thyroid disorder, acute renal failure, urinary tract infection, and viral hepatitis exhibit structured basin organization but the expected energy–outcome direction does not hold in the majority of basins.</w:t>
       </w:r>
     </w:p>
     <w:p>
@@ -489,7 +489,7 @@
         <w:pStyle w:val="BodyText"/>
       </w:pPr>
       <w:r>
-        <w:t xml:space="preserve">Basin 4 (n = 135,495; mean age 76.0) was characterized by dental codes (chronic periodontitis, 81.8%; dental caries, 35.4%) along with hypertension (78.0%) and constipation (61.0%). Among the death-flag-available subpopulation under the landmark design, Basin 3 had a death rate of 12.4% and Basin 2 had a death rate of 8.3% (Figure 6b). The energy–mortality association was reversed in all four basins (Basin 1: HR = 1.044, Basin 2: HR = 1.684, Basin 3: HR = 1.008, Basin 4: HR = 1.568). The disconnectivity graph showed that Basin 1 and Basin 3 have the lowest connection energy (E = −0.68), meaning these basins merge first in the hierarchical structure (Figure 6c). Temporal basin composition among deceased patients was largely stable across observation windows preceding death (Figure 6d).</w:t>
+        <w:t xml:space="preserve">Basin 4 (n = 135,495; mean age 76.0) was characterized by dental codes (chronic periodontitis, 81.8%; dental caries, 35.4%) along with hypertension (78.0%) and constipation (61.0%). Among the death-flag-available subpopulation under the landmark design, Basin 3 had a death rate of 13.0% and Basin 2 had a death rate of 8.7% (Figure 6b). The energy–mortality association was reversed in all four basins (Basin 1: HR = 1.048, Basin 2: HR = 1.726, Basin 3: HR = 1.016, Basin 4: HR = 1.618). The disconnectivity graph showed that Basin 1 and Basin 3 have the lowest connection energy (E = −0.68), meaning these basins merge first in the hierarchical structure (Figure 6c). Temporal basin composition among deceased patients was largely stable across observation windows preceding death (Figure 6d).</w:t>
       </w:r>
     </w:p>
     <w:p>
@@ -523,23 +523,23 @@
         <w:pStyle w:val="BodyText"/>
       </w:pPr>
       <w:r>
-        <w:t xml:space="preserve">Under the landmark Cox design (see Methods §4.5), the analysis included 435,134 patients with death flag data available (shibou_flg_riyouka = 1). The two basins showed sharply different mortality: Basin 1 (n = 176,074) had a death rate of 32.0%, compared with 16.7% in Basin 2 (n = 259,060) (Figure 7a, left panel). The energy–mortality association held in Basin 1 (HR = 0.846, p &lt; 0.001) but was reversed in Basin 2 (HR = 1.121, p &lt; 0.001), meaning that in Basin 2, lower energy was associated with lower, not higher, mortality. Dementia satisfies the per-basin majority criterion (1 of 2 basins HR &lt; 1) but has a split energy–outcome pattern.</w:t>
-      </w:r>
-    </w:p>
-    <w:p>
-      <w:pPr>
-        <w:pStyle w:val="BodyText"/>
-      </w:pPr>
-      <w:r>
-        <w:t xml:space="preserve">The two basins showed different comorbidity profiles. Basin 1 (n = 498,636 in the full cohort; mean age 83.0) was characterized by constipation (79%), xerosis cutis (39%), dermatitis (38%), and heart failure (39%). Basin 2 (n = 434,649; mean age 80.8) was characterized by hypertension (78%), diabetes (48%), and hyperlipidemia (48%). The temporal evolution of these comorbidity profiles among deceased patients is shown in Figure S9.</w:t>
-      </w:r>
-    </w:p>
-    <w:p>
-      <w:pPr>
-        <w:pStyle w:val="BodyText"/>
-      </w:pPr>
-      <w:r>
-        <w:t xml:space="preserve">The mortality difference between basins (32.0% vs. 16.7%) is substantial and mirrors their comorbidity profiles: Basin 1’s frailty-associated profile (heart failure, constipation, skin conditions) aligns with higher mortality, while Basin 2’s metabolic profile (hypertension, diabetes, hyperlipidemia) may represent a less acutely life-threatening pattern in the context of dementia. The net directional flow from Basin 2 to Basin 1 (10.3% vs. 3.9% per step; 74,996 vs. 51,471 absolute transition events) suggests that some patients in the metabolic basin accumulate frailty-associated comorbidities over time. The reversed energy direction in Basin 2 (HR = 1.121) indicates that the energy landscape does not uniformly capture severity across all basins of this disease. Hospitalization patterns also differed between basins (Figure 7a, right panel). Both the mortality and hospitalization panels use the same analysis population (shibou_flg_riyouka = 1; see Methods).</w:t>
+        <w:t xml:space="preserve">Under the landmark Cox design (see Methods §4.5), the analysis included 449,369 patients with death flag data available (shibou_flg_riyouka = 1). The two basins showed sharply different mortality: Basin 1 (n = 183,908) had a death rate of 33.6%, compared with 17.2% in Basin 2 (n = 265,461) (Figure 7a, left panel). The energy–mortality association held in Basin 1 (HR = 0.855, p &lt; 0.001) but was reversed in Basin 2 (HR = 1.132, p &lt; 0.001), meaning that in Basin 2, lower energy was associated with lower, not higher, mortality. Dementia satisfies the per-basin majority criterion (1 of 2 basins HR &lt; 1) but has a split energy–outcome pattern.</w:t>
+      </w:r>
+    </w:p>
+    <w:p>
+      <w:pPr>
+        <w:pStyle w:val="BodyText"/>
+      </w:pPr>
+      <w:r>
+        <w:t xml:space="preserve">The two basins showed different comorbidity profiles. Basin 1 (n = 370,219 in the landmark-eligible cohort; mean age 83.0) was characterized by constipation (79%), xerosis cutis (39%), dermatitis (38%), and heart failure (39%). Basin 2 (n = 511,818; mean age 80.8) was characterized by hypertension (78%), diabetes (48%), and hyperlipidemia (48%). The temporal evolution of these comorbidity profiles among deceased patients is shown in Figure S9.</w:t>
+      </w:r>
+    </w:p>
+    <w:p>
+      <w:pPr>
+        <w:pStyle w:val="BodyText"/>
+      </w:pPr>
+      <w:r>
+        <w:t xml:space="preserve">The mortality difference between basins (33.6% vs. 17.2%) is substantial and mirrors their comorbidity profiles: Basin 1’s frailty-associated profile (heart failure, constipation, skin conditions) aligns with higher mortality, while Basin 2’s metabolic profile (hypertension, diabetes, hyperlipidemia) may represent a less acutely life-threatening pattern in the context of dementia. The net directional flow from Basin 2 to Basin 1 (10.3% vs. 3.9% per step; 74,996 vs. 51,471 absolute transition events) suggests that some patients in the metabolic basin accumulate frailty-associated comorbidities over time. The reversed energy direction in Basin 2 (HR = 1.132) indicates that the energy landscape does not uniformly capture severity across all basins of this disease. Hospitalization patterns also differed between basins (Figure 7a, right panel). Both the mortality and hospitalization panels use the same analysis population (shibou_flg_riyouka = 1; see Methods).</w:t>
       </w:r>
     </w:p>
     <w:p>
@@ -599,7 +599,7 @@
         <w:pStyle w:val="FirstParagraph"/>
       </w:pPr>
       <w:r>
-        <w:t xml:space="preserve">Tuberculosis illustrates the limitations of ELA for diseases with low observation density and acute presentation. Among TB patients with death flag data available under the landmark design (n = 144,571), the single basin had a reversed energy–mortality association (HR = 1.130; 95% CI 1.116–1.144), meaning that lower energy was associated with lower, not higher, mortality (Figure 9).</w:t>
+        <w:t xml:space="preserve">Tuberculosis illustrates the limitations of ELA for diseases with low observation density and acute presentation. Among TB patients with death flag data available under the landmark design (n = 148,146), the single basin had a reversed energy–mortality association (HR = 1.143; 95% CI 1.130–1.157), meaning that lower energy was associated with lower, not higher, mortality (Figure 9).</w:t>
       </w:r>
     </w:p>
     <w:p>
@@ -703,7 +703,7 @@
         <w:t xml:space="preserve"> </w:t>
       </w:r>
       <w:r>
-        <w:t xml:space="preserve">The per-basin majority criterion was satisfied in 31 of 51 families for mortality and 42 of 51 for hospitalization, suggesting that the energy–outcome direction holds in a majority but not all disease families. The twenty families failing the mortality criterion include non-terminal chronic conditions where energy may reflect healthcare utilization rather than mortality risk (anxiety, gout, benign prostatic hyperplasia, prostate cancer, dyslipidemia under the old design), neuropsychiatric conditions (depression, schizophrenia, epilepsy, delirium), conditions where the landmark design may attenuate the energy–severity relationship (cirrhosis/fibrosis, hip fracture, Parkinson disease, pneumonia), and diseases with acute presentation or high lethality (sepsis, liver cancer, acute renal failure, tuberculosis). The broader set of failures under the landmark design — compared with the pre-landmark analysis — reflects the removal of immortal time bias: patients are now evaluated at their first eligible observation window rather than their latest, which reduces the apparent association between accumulated comorbidity burden and mortality for some disease families.</w:t>
+        <w:t xml:space="preserve">The per-basin majority criterion was satisfied in 27 of 51 families for mortality and 35 of 51 for hospitalization, suggesting that the energy–outcome direction holds in a majority but not all disease families. The twenty-four families failing the mortality criterion include non-terminal chronic conditions where energy may reflect healthcare utilization rather than mortality risk (anxiety, gout, benign prostatic hyperplasia, prostate cancer), neuropsychiatric conditions (depression, schizophrenia, epilepsy, delirium), conditions where the landmark design may attenuate the energy–severity relationship (cirrhosis/fibrosis, hip fracture, Parkinson disease, pneumonia), and diseases with acute presentation or high lethality (sepsis, liver cancer, acute renal failure, tuberculosis). The landmark design simultaneously changes the state measurement time point, the eligible patient set, and the follow-up origin relative to the pre-landmark analysis; the contribution of each change to the number of failures cannot be isolated.</w:t>
       </w:r>
     </w:p>
     <w:p>
@@ -721,7 +721,7 @@
         <w:t xml:space="preserve"> </w:t>
       </w:r>
       <w:r>
-        <w:t xml:space="preserve">The dementia case study (Figure 7) illustrates that inter-basin exchange is asymmetric (Basin 2→1: 10.3% vs. Basin 1→2: 3.9% per step; 74,996 vs. 51,471 absolute events), with net flow toward Basin 1, which has sharply higher mortality (32.0% vs. 16.7% among death-flag-available patients under the landmark design). The reversed energy–mortality direction in Basin 2 (HR = 1.121) indicates that the energy landscape does not uniformly capture severity across basins of this disease. Whether the basin differences reflect distinct comorbidity-driven subtypes, differences in care-seeking behavior, or healthcare system factors cannot be determined from claims data alone. A systematic comparison across multi-basin diseases (Figure S5) showed that mortality–hospitalization alignment varies widely.</w:t>
+        <w:t xml:space="preserve">The dementia case study (Figure 7) illustrates that inter-basin exchange is asymmetric (Basin 2→1: 10.3% vs. Basin 1→2: 3.9% per step; 74,996 vs. 51,471 absolute events), with net flow toward Basin 1, which has sharply higher mortality (33.6% vs. 17.2% among death-flag-available patients under the landmark design). The reversed energy–mortality direction in Basin 2 (HR = 1.132) indicates that the energy landscape does not uniformly capture severity across basins of this disease. Whether the basin differences reflect distinct comorbidity-driven subtypes, differences in care-seeking behavior, or healthcare system factors cannot be determined from claims data alone. A systematic comparison across multi-basin diseases (Figure S5) showed that mortality–hospitalization alignment varies widely.</w:t>
       </w:r>
     </w:p>
     <w:p>
@@ -739,7 +739,7 @@
         <w:t xml:space="preserve"> </w:t>
       </w:r>
       <w:r>
-        <w:t xml:space="preserve">The categories provide a descriptive vocabulary for the behavioral diversity of comorbidity landscapes. The Structured reversed category (14 families) includes non-terminal chronic conditions (anxiety, benign prostatic hyperplasia, depression, prostate cancer, rheumatoid arthritis) where energy may reflect healthcare utilization rather than severity, neuropsychiatric conditions (schizophrenia, epilepsy, delirium, Parkinson disease), and conditions with acute or mixed presentation (sepsis, liver cancer, acute renal failure, pneumonia). We emphasize that this classification was defined post hoc and should not be treated as a validated taxonomy. The boundaries between categories (e.g., asymmetry thresholds) were chosen to summarize observed variation, not derived from external criteria. Some diseases fall near category boundaries. Future work could assess whether these categories are robust to different analytical parameters or data sources.</w:t>
+        <w:t xml:space="preserve">The categories provide a descriptive vocabulary for the behavioral diversity of comorbidity landscapes. The Structured reversed category (17 families) includes non-terminal chronic conditions (anxiety, benign prostatic hyperplasia, depression, dyslipidemia, prostate cancer, rheumatoid arthritis) where energy may reflect healthcare utilization rather than severity, neuropsychiatric conditions (schizophrenia, epilepsy, delirium, Parkinson disease), and conditions with acute or mixed presentation (sepsis, liver cancer, acute renal failure, pneumonia, urinary tract infection, viral hepatitis). We emphasize that this classification was defined post hoc and should not be treated as a validated taxonomy. The boundaries between categories (e.g., asymmetry thresholds) were chosen to summarize observed variation, not derived from external criteria. Some diseases fall near category boundaries. Future work could assess whether these categories are robust to different analytical parameters or data sources.</w:t>
       </w:r>
     </w:p>
     <w:p>
@@ -757,7 +757,7 @@
         <w:t xml:space="preserve"> </w:t>
       </w:r>
       <w:r>
-        <w:t xml:space="preserve">Several limitations warrant consideration. First, ICD-10 codes from administrative claims are recorded for billing purposes and may not reflect clinical reality; coding practices vary across institutions and over time (O’Malley et al., 2005). Second, the overlapping observation windows (6-month windows sliding by 1 month) share 5 of 6 months of information, which may inflate apparent temporal stability. Third, the 7-dimensional PCA reduction captures a median of 12.5% of total variance (13.3% by eigenvalue calculation; Figure 2c shows the patient-representative estimate). The 128 discrete states are a coarse approximation of the comorbidity space. Fourth, disease families are defined by overlapping ICD-10 prefixes, so patients can appear in multiple families. Fifth, the patient-level representative record for Cox analyses is selected by a landmark design: the first observation window where the full 6 months fall within the patient’s insurance observation period, the window is positive for the index disease, and the patient’s state has a basin assignment. Follow-up time begins at the end of this landmark window, avoiding immortal time bias inherent in selecting the latest observation. However, measuring comorbidity at the first eligible window means that patients who later develop additional comorbidities — or whose energy landscape position changes over time — are characterized by their earliest, not their most informative, state. This may underestimate the energy–mortality association for diseases where comorbidity burden accumulates slowly. Sixth, we did not perform proportional hazards assumption testing, competing risk analysis, or multiple testing correction across the 51 disease families. We report nominal p-values and focus on effect direction and magnitude rather than statistical significance. Seventh, the longitudinal trajectory and transition analyses are restricted to deceased patients; whether the same patterns hold in the full population is not established. Eighth, the energy landscape is estimated from the static cross-sectional distribution of states and does not directly model temporal dynamics. The connection energies in the disconnectivity graph describe the energy surface, not measured transition rates. Ninth, all mortality analyses were restricted to patients whose insurers provided death flag data (shibou_flg_riyouka = 1), which encompasses National Health Insurance and Late-Stage Elderly enrollees but excludes employer-based insurance (kenpo) enrollees. This restriction retains approximately 40–50% of each cohort. Because insurer type correlates with age, employment status, and healthcare utilization, the mortality results may not generalize to the excluded population. The paired mortality–hospitalization figures (Figure 7) use the same restricted population for both panels to ensure comparability; riyouka = 0 patients showed similar or slightly higher hospitalization rates, suggesting that the restriction may underestimate absolute hospitalization burden but is unlikely to reverse the direction of inter-basin differences. Tenth, the relationship between observable_end_ym and the actual time of death for deceased patients has not been formally documented in the data specification; the code uses the coverage end month as the time endpoint for all patients without computing a separate death date. Under the Japanese National Health Insurance and Late-Stage Elderly systems, insurance coverage terminates upon death, so observable_end_ym should approximate the month of death for these enrollees. Empirically, only 0.5% of deceased dementia patients (619 of 127,544) have observable_end_ym at the dataset end month (2022/02), and the distribution spans 2014–2022, consistent with individual event timing rather than a uniform dataset cutoff. However, month-level accuracy has not been confirmed with the data provider and should be verified before any analysis requiring exact death dates. Eleventh, while the landmark design requires the selected observation window to fall within the patient’s insurance coverage period, other observation windows in the pipeline (used for trajectory analysis and comorbidity profiles) can extend beyond observable_end_ym. Because claims outside the observable period are excluded from the database by design, these windows may reflect a shorter effective observation period than the nominal 6 months, potentially yielding sparser comorbidity data near the end of coverage.</w:t>
+        <w:t xml:space="preserve">Several limitations warrant consideration. First, ICD-10 codes from administrative claims are recorded for billing purposes and may not reflect clinical reality; coding practices vary across institutions and over time (O’Malley et al., 2005). Second, the overlapping observation windows (6-month windows sliding by 1 month) share 5 of 6 months of information, which may inflate apparent temporal stability. Third, the 7-dimensional PCA reduction captures a median of 12.5% of total variance (13.3% by eigenvalue calculation; Figure 2c shows the patient-representative estimate). The 128 discrete states are a coarse approximation of the comorbidity space. Fourth, disease families are defined by overlapping ICD-10 prefixes, so patients can appear in multiple families. Fifth, the patient-level representative record for Cox analyses is selected by a landmark design: the first observation window where the full 6 months fall within the patient’s insurance observation period, the window is positive for the index disease, and the patient’s state has a basin assignment. Follow-up time begins at the end of this landmark window, avoiding immortal time bias inherent in selecting the latest observation. However, measuring comorbidity at the first eligible window means that patients who later develop additional comorbidities — or whose energy landscape position changes over time — are characterized by their earliest, not their most informative, state. This may underestimate the energy–mortality association for diseases where comorbidity burden accumulates slowly. Sixth, we did not perform proportional hazards assumption testing, competing risk analysis, or multiple testing correction across the 51 disease families. We report nominal p-values and focus on effect direction and magnitude rather than statistical significance. Seventh, the longitudinal trajectory and transition analyses are restricted to deceased patients; whether the same patterns hold in the full population is not established. Eighth, the energy landscape is estimated from the static cross-sectional distribution of states and does not directly model temporal dynamics. The connection energies in the disconnectivity graph describe the energy surface, not measured transition rates. Ninth, all mortality analyses were restricted to patients whose insurers provided death flag data (shibou_flg_riyouka = 1), which encompasses National Health Insurance and Late-Stage Elderly enrollees but excludes employer-based insurance (kenpo) enrollees. This restriction retains approximately 40–50% of each cohort. Because insurer type correlates with age, employment status, and healthcare utilization, the mortality results may not generalize to the excluded population. The paired mortality–hospitalization figures (Figure 7) use the same restricted population for both panels to ensure comparability; riyouka = 0 patients showed similar or slightly higher hospitalization rates, suggesting that the restriction may underestimate absolute hospitalization burden but is unlikely to reverse the direction of inter-basin differences. Tenth, the relationship between observable_end_ym and the actual time of death for deceased patients has not been formally documented in the data specification; the code uses the coverage end month as the time endpoint for all patients without computing a separate death date. Under the Japanese National Health Insurance and Late-Stage Elderly systems, insurance coverage terminates upon death, so observable_end_ym should approximate the month of death for these enrollees. Among deceased patients, observable_end_ym spans 2014–2022, consistent with individual event timing rather than a uniform dataset cutoff. However, month-level accuracy has not been confirmed with the data provider and should be verified before any analysis requiring exact death dates. Eleventh, while the landmark design requires the selected observation window to fall within the patient’s insurance coverage period, other observation windows in the pipeline (used for trajectory analysis and comorbidity profiles) can extend beyond observable_end_ym. Because claims outside the observable period are excluded from the database by design, these windows may reflect a shorter effective observation period than the nominal 6 months, potentially yielding sparser comorbidity data near the end of coverage.</w:t>
       </w:r>
     </w:p>
     <w:p>
@@ -2049,7 +2049,7 @@
         </w:numPr>
       </w:pPr>
       <w:r>
-        <w:t xml:space="preserve">From the DeSC claims database, 51 disease-family cohorts are defined by ICD-10 index codes. For each cohort, a binary comorbidity matrix is constructed in which rows represent patient–observation window pairs and columns represent ICD-10 codes excluding the index disease. PCA reduces the matrix to 7 dimensions, scores are binarized to ±1, yielding 2^7 = 128 discrete states. Energy landscape analysis assigns each state an energy value and groups states into basins of attraction (1–4 per disease). (b) Within each basin, Cox proportional hazards models test whether lower energy is associated with higher mortality or hospitalization risk (HR &lt; 1 per 1 SD increase in energy, adjusted for age and sex). The per-basin majority criterion (HR &lt; 1 in at least half of basins) is satisfied in 31 of 51 families for mortality and 42 of 51 for hospitalization.</w:t>
+        <w:t xml:space="preserve">From the DeSC claims database, 51 disease-family cohorts are defined by ICD-10 index codes. For each cohort, a binary comorbidity matrix is constructed in which rows represent patient–observation window pairs and columns represent ICD-10 codes excluding the index disease. PCA reduces the matrix to 7 dimensions, scores are binarized to ±1, yielding 2^7 = 128 discrete states. Energy landscape analysis assigns each state an energy value and groups states into basins of attraction (1–4 per disease). (b) Within each basin, Cox proportional hazards models test whether lower energy is associated with higher mortality or hospitalization risk (HR &lt; 1 per 1 SD increase in energy, adjusted for age and sex). The per-basin majority criterion (HR &lt; 1 in at least half of basins) is satisfied in 27 of 51 families for mortality and 35 of 51 for hospitalization.</w:t>
       </w:r>
     </w:p>
     <w:bookmarkEnd w:id="51"/>
@@ -2089,7 +2089,7 @@
         <w:pStyle w:val="FirstParagraph"/>
       </w:pPr>
       <w:r>
-        <w:t xml:space="preserve">Each point represents one disease family. The x-axis shows the mean number of claims records per patient (observation density), and the y-axis shows the cohort death rate during follow-up. Point color indicates whether energy is associated with mortality in the expected direction (HR &lt; 1) in at least half of basins (blue) or not (red). The per-basin majority criterion is satisfied in 31 of 51 disease families.</w:t>
+        <w:t xml:space="preserve">Each point represents one disease family. The x-axis shows the mean number of claims records per patient (observation density), and the y-axis shows the cohort death rate during follow-up. Point color indicates whether energy is associated with mortality in the expected direction (HR &lt; 1) in at least half of basins (blue) or not (red). The per-basin majority criterion is satisfied in 27 of 51 disease families.</w:t>
       </w:r>
     </w:p>
     <w:bookmarkEnd w:id="53"/>
@@ -2173,7 +2173,7 @@
         </w:numPr>
       </w:pPr>
       <w:r>
-        <w:t xml:space="preserve">Kaplan–Meier curves for mortality (left) and disease-specific hospitalization (right) in the dementia cohort, restricted to patients with death flag data available (shibou_flg_riyouka = 1; n = 435,134 under landmark design), stratified by basin. Basin 1 (n = 176,074) had a death rate of 32.0%, compared with 16.7% in Basin 2 (n = 259,060). The energy–mortality association held in Basin 1 (HR = 0.846) but was reversed in Basin 2 (HR = 1.121). Basin 1 (mean age 83.0) is associated with constipation, xerosis cutis, dermatitis, and heart failure codes. Basin 2 (mean age 80.8) is associated with hypertension, diabetes, and hyperlipidemia codes. Among deceased patients, transition rates between basins are asymmetric: Basin 2→1 = 10.3% vs. Basin 1→2 = 3.9% per step (asymmetry = 0.45); the absolute transition counts (74,996 vs. 51,471 events) confirm net flow toward the higher-mortality basin. Both panels use the same analysis population (shibou_flg_riyouka = 1).</w:t>
+        <w:t xml:space="preserve">Kaplan–Meier curves for mortality (left) and disease-specific hospitalization (right) in the dementia cohort, restricted to patients with death flag data available (shibou_flg_riyouka = 1; n = 449,369 under landmark design), stratified by basin. Basin 1 (n = 183,908) had a death rate of 33.6%, compared with 17.2% in Basin 2 (n = 265,461). The energy–mortality association held in Basin 1 (HR = 0.855) but was reversed in Basin 2 (HR = 1.132). Basin 1 (mean age 83.0) is associated with constipation, xerosis cutis, dermatitis, and heart failure codes. Basin 2 (mean age 80.8) is associated with hypertension, diabetes, and hyperlipidemia codes. Among deceased patients, transition rates between basins are asymmetric: Basin 2→1 = 10.3% vs. Basin 1→2 = 3.9% per step (asymmetry = 0.45); the absolute transition counts (74,996 vs. 51,471 events) confirm net flow toward the higher-mortality basin. Both panels use the same analysis population (shibou_flg_riyouka = 1).</w:t>
       </w:r>
     </w:p>
     <w:bookmarkEnd w:id="57"/>
@@ -2213,7 +2213,7 @@
         </w:numPr>
       </w:pPr>
       <w:r>
-        <w:t xml:space="preserve">Temporal basin composition among deceased TB patients at successive observation positions. (b) PC sign pattern comparison between the basin state and the top-10 most-frequent non-basin states. PC6 is the sole axis that consistently differs: PC6 = −1 in the basin state vs. PC6 = +1 in all 10 examined non-basin states. This comparison is limited to the selected states. (c) PC6 loading bar chart showing the ICD-10 codes contributing to the discriminating axis. Among death-flag-available patients under the landmark design (n = 144,571), Cox analysis yields HR = 1.130 (95% CI: 1.116–1.144), indicating reversed energy–mortality direction.</w:t>
+        <w:t xml:space="preserve">Temporal basin composition among deceased TB patients at successive observation positions. (b) PC sign pattern comparison between the basin state and the top-10 most-frequent non-basin states. PC6 is the sole axis that consistently differs: PC6 = −1 in the basin state vs. PC6 = +1 in all 10 examined non-basin states. This comparison is limited to the selected states. (c) PC6 loading bar chart showing the ICD-10 codes contributing to the discriminating axis. Among death-flag-available patients under the landmark design (n = 148,146), Cox analysis yields HR = 1.143 (95% CI: 1.130–1.157), indicating reversed energy–mortality direction.</w:t>
       </w:r>
     </w:p>
     <w:p>
@@ -2380,7 +2380,7 @@
               <w:pStyle w:val="Compact"/>
             </w:pPr>
             <w:r>
-              <w:t xml:space="preserve">11</w:t>
+              <w:t xml:space="preserve">10</w:t>
             </w:r>
           </w:p>
         </w:tc>
@@ -2391,7 +2391,7 @@
               <w:pStyle w:val="Compact"/>
             </w:pPr>
             <w:r>
-              <w:t xml:space="preserve">Breast ca., Colorectal ca., ILD, IHD, Liver disease, Lung ca., Metastatic ca., Obesity, Pancreatic ca., Stomach ca., Stroke</w:t>
+              <w:t xml:space="preserve">Breast ca., Colorectal ca., ILD, IHD, Liver disease, Lung ca., Metastatic ca., Obesity, Stomach ca., Stroke</w:t>
             </w:r>
           </w:p>
         </w:tc>
@@ -2448,7 +2448,7 @@
               <w:pStyle w:val="Compact"/>
             </w:pPr>
             <w:r>
-              <w:t xml:space="preserve">6</w:t>
+              <w:t xml:space="preserve">7</w:t>
             </w:r>
           </w:p>
         </w:tc>
@@ -2459,7 +2459,7 @@
               <w:pStyle w:val="Compact"/>
             </w:pPr>
             <w:r>
-              <w:t xml:space="preserve">Autoimmune conn. tissue, Cirrhosis, COPD, Gout, Hip fracture, TB</w:t>
+              <w:t xml:space="preserve">Autoimmune conn. tissue, Cirrhosis, COPD, Gout, Hip fracture, Pancreatic ca., TB</w:t>
             </w:r>
           </w:p>
         </w:tc>
@@ -2516,7 +2516,7 @@
               <w:pStyle w:val="Compact"/>
             </w:pPr>
             <w:r>
-              <w:t xml:space="preserve">4</w:t>
+              <w:t xml:space="preserve">3</w:t>
             </w:r>
           </w:p>
         </w:tc>
@@ -2527,7 +2527,7 @@
               <w:pStyle w:val="Compact"/>
             </w:pPr>
             <w:r>
-              <w:t xml:space="preserve">CKD, Dyslipidemia, HTN, Malnutrition</w:t>
+              <w:t xml:space="preserve">CKD, HTN, Malnutrition</w:t>
             </w:r>
           </w:p>
         </w:tc>
@@ -2584,7 +2584,7 @@
               <w:pStyle w:val="Compact"/>
             </w:pPr>
             <w:r>
-              <w:t xml:space="preserve">5</w:t>
+              <w:t xml:space="preserve">4</w:t>
             </w:r>
           </w:p>
         </w:tc>
@@ -2595,7 +2595,7 @@
               <w:pStyle w:val="Compact"/>
             </w:pPr>
             <w:r>
-              <w:t xml:space="preserve">AF, Dementia, Heart failure, Sleep disorders, Viral hepatitis</w:t>
+              <w:t xml:space="preserve">AF, Dementia, Heart failure, Sleep disorders</w:t>
             </w:r>
           </w:p>
         </w:tc>
@@ -2652,7 +2652,7 @@
               <w:pStyle w:val="Compact"/>
             </w:pPr>
             <w:r>
-              <w:t xml:space="preserve">11</w:t>
+              <w:t xml:space="preserve">10</w:t>
             </w:r>
           </w:p>
         </w:tc>
@@ -2663,7 +2663,7 @@
               <w:pStyle w:val="Compact"/>
             </w:pPr>
             <w:r>
-              <w:t xml:space="preserve">Anemia, Asp. pneumonia, Asthma, Diabetes, Hem. malignancy, IBD, Malignancy, OA, Osteoporosis, Peptic ulcer, UTI</w:t>
+              <w:t xml:space="preserve">Anemia, Asp. pneumonia, Asthma, Diabetes, Hem. malignancy, IBD, Malignancy, OA, Osteoporosis, Peptic ulcer</w:t>
             </w:r>
           </w:p>
         </w:tc>
@@ -2720,7 +2720,7 @@
               <w:pStyle w:val="Compact"/>
             </w:pPr>
             <w:r>
-              <w:t xml:space="preserve">14</w:t>
+              <w:t xml:space="preserve">17</w:t>
             </w:r>
           </w:p>
         </w:tc>
@@ -2731,7 +2731,7 @@
               <w:pStyle w:val="Compact"/>
             </w:pPr>
             <w:r>
-              <w:t xml:space="preserve">AKI, Anxiety, BPH, Delirium, Depression, Epilepsy, Liver ca., Parkinson, Pneumonia, Prostate ca., RA, Schizophrenia, Sepsis, Thyroid</w:t>
+              <w:t xml:space="preserve">AKI, Anxiety, BPH, Delirium, Depression, Dyslipidemia, Epilepsy, Liver ca., Parkinson, Pneumonia, Prostate ca., RA, Schizophrenia, Sepsis, Thyroid, UTI, Viral hepatitis</w:t>
             </w:r>
           </w:p>
         </w:tc>
@@ -2784,7 +2784,7 @@
         <w:pStyle w:val="FirstParagraph"/>
       </w:pPr>
       <w:r>
-        <w:t xml:space="preserve">Same format as Figure 3, but using disease-specific hospitalization (DPC primary diagnosis matching the index disease’s ICD-10 codes) as the endpoint. The per-basin majority criterion (HR &lt; 1 in ≥ half of basins) is satisfied in 42 of 51 disease families.</w:t>
+        <w:t xml:space="preserve">Same format as Figure 3, but using disease-specific hospitalization (DPC primary diagnosis matching the index disease’s ICD-10 codes) as the endpoint. The per-basin majority criterion (HR &lt; 1 in ≥ half of basins) is satisfied in 35 of 51 disease families.</w:t>
       </w:r>
     </w:p>
     <w:bookmarkEnd w:id="62"/>
